--- a/Documentación/Entrega_sintactico.docx
+++ b/Documentación/Entrega_sintactico.docx
@@ -34,29 +34,7 @@
           <w:u w:val="single"/>
           <w:lang w:val="es-ES"/>
         </w:rPr>
-        <w:t xml:space="preserve">Alan Gael </w:t>
-      </w:r>
-      <w:proofErr w:type="spellStart"/>
-      <w:r>
-        <w:rPr>
-          <w:rFonts w:ascii="Times New Roman" w:eastAsia="Times New Roman" w:hAnsi="Times New Roman" w:cs="Times New Roman"/>
-          <w:sz w:val="48"/>
-          <w:szCs w:val="48"/>
-          <w:u w:val="single"/>
-          <w:lang w:val="es-ES"/>
-        </w:rPr>
-        <w:t>Gallardo</w:t>
-      </w:r>
-      <w:proofErr w:type="spellEnd"/>
-      <w:r>
-        <w:rPr>
-          <w:rFonts w:ascii="Times New Roman" w:eastAsia="Times New Roman" w:hAnsi="Times New Roman" w:cs="Times New Roman"/>
-          <w:sz w:val="48"/>
-          <w:szCs w:val="48"/>
-          <w:u w:val="single"/>
-          <w:lang w:val="es-ES"/>
-        </w:rPr>
-        <w:t xml:space="preserve"> Jiménez</w:t>
+        <w:t>Alan Gael Gallardo Jiménez</w:t>
       </w:r>
     </w:p>
     <w:p>
@@ -347,6 +325,15 @@
     </w:p>
     <w:sdt>
       <w:sdtPr>
+        <w:rPr>
+          <w:rFonts w:asciiTheme="minorHAnsi" w:eastAsiaTheme="minorHAnsi" w:hAnsiTheme="minorHAnsi" w:cstheme="minorBidi"/>
+          <w:color w:val="auto"/>
+          <w:kern w:val="2"/>
+          <w:sz w:val="24"/>
+          <w:szCs w:val="24"/>
+          <w:lang w:eastAsia="en-US"/>
+          <w14:ligatures w14:val="standardContextual"/>
+        </w:rPr>
         <w:id w:val="-1950152583"/>
         <w:docPartObj>
           <w:docPartGallery w:val="Table of Contents"/>
@@ -355,15 +342,8 @@
       </w:sdtPr>
       <w:sdtEndPr>
         <w:rPr>
-          <w:rFonts w:asciiTheme="minorHAnsi" w:eastAsiaTheme="minorHAnsi" w:hAnsiTheme="minorHAnsi" w:cstheme="minorBidi"/>
           <w:b/>
           <w:bCs/>
-          <w:color w:val="auto"/>
-          <w:kern w:val="2"/>
-          <w:sz w:val="24"/>
-          <w:szCs w:val="24"/>
-          <w:lang w:eastAsia="en-US"/>
-          <w14:ligatures w14:val="standardContextual"/>
         </w:rPr>
       </w:sdtEndPr>
       <w:sdtContent>
@@ -1789,312 +1769,20 @@
         <w:rPr>
           <w:rFonts w:ascii="Arial" w:hAnsi="Arial" w:cs="Arial"/>
         </w:rPr>
-        <w:t xml:space="preserve">Skuld es un lenguaje de </w:t>
-      </w:r>
-      <w:r>
+        <w:t>Skuld es un lenguaje de programación imperativo de alto nivel con sintaxis propia inspirada en la serie Steins;Gate. Permite una escritura mixta: el programador puede utilizar palabras clave exclusivas de Skuld (worldline, gate, choice, loop, etc.) o sus equivalentes en C/TINY clasico (int, main, if, while, etc.), lo que hace el lenguaje accesible.</w:t>
+      </w:r>
+    </w:p>
+    <w:p>
+      <w:pPr>
         <w:rPr>
           <w:rFonts w:ascii="Arial" w:hAnsi="Arial" w:cs="Arial"/>
         </w:rPr>
-        <w:t>programación</w:t>
-      </w:r>
+      </w:pPr>
       <w:r>
         <w:rPr>
           <w:rFonts w:ascii="Arial" w:hAnsi="Arial" w:cs="Arial"/>
         </w:rPr>
-        <w:t xml:space="preserve"> imperativo de alto nivel con sintaxis</w:t>
-      </w:r>
-      <w:r>
-        <w:rPr>
-          <w:rFonts w:ascii="Arial" w:hAnsi="Arial" w:cs="Arial"/>
-        </w:rPr>
-        <w:t xml:space="preserve"> </w:t>
-      </w:r>
-      <w:r>
-        <w:rPr>
-          <w:rFonts w:ascii="Arial" w:hAnsi="Arial" w:cs="Arial"/>
-        </w:rPr>
-        <w:t xml:space="preserve">propia inspirada en la serie </w:t>
-      </w:r>
-      <w:proofErr w:type="spellStart"/>
-      <w:proofErr w:type="gramStart"/>
-      <w:r>
-        <w:rPr>
-          <w:rFonts w:ascii="Arial" w:hAnsi="Arial" w:cs="Arial"/>
-        </w:rPr>
-        <w:t>Steins;Gate</w:t>
-      </w:r>
-      <w:proofErr w:type="spellEnd"/>
-      <w:proofErr w:type="gramEnd"/>
-      <w:r>
-        <w:rPr>
-          <w:rFonts w:ascii="Arial" w:hAnsi="Arial" w:cs="Arial"/>
-        </w:rPr>
-        <w:t>. Permite una escritura mixta: el</w:t>
-      </w:r>
-      <w:r>
-        <w:rPr>
-          <w:rFonts w:ascii="Arial" w:hAnsi="Arial" w:cs="Arial"/>
-        </w:rPr>
-        <w:t xml:space="preserve"> </w:t>
-      </w:r>
-      <w:r>
-        <w:rPr>
-          <w:rFonts w:ascii="Arial" w:hAnsi="Arial" w:cs="Arial"/>
-        </w:rPr>
-        <w:t>programador puede utilizar palabras clave exclusivas de Skuld (</w:t>
-      </w:r>
-      <w:proofErr w:type="spellStart"/>
-      <w:r>
-        <w:rPr>
-          <w:rFonts w:ascii="Arial" w:hAnsi="Arial" w:cs="Arial"/>
-        </w:rPr>
-        <w:t>worldline</w:t>
-      </w:r>
-      <w:proofErr w:type="spellEnd"/>
-      <w:r>
-        <w:rPr>
-          <w:rFonts w:ascii="Arial" w:hAnsi="Arial" w:cs="Arial"/>
-        </w:rPr>
-        <w:t>, gate,</w:t>
-      </w:r>
-      <w:r>
-        <w:rPr>
-          <w:rFonts w:ascii="Arial" w:hAnsi="Arial" w:cs="Arial"/>
-        </w:rPr>
-        <w:t xml:space="preserve"> </w:t>
-      </w:r>
-      <w:proofErr w:type="spellStart"/>
-      <w:r>
-        <w:rPr>
-          <w:rFonts w:ascii="Arial" w:hAnsi="Arial" w:cs="Arial"/>
-        </w:rPr>
-        <w:t>choice</w:t>
-      </w:r>
-      <w:proofErr w:type="spellEnd"/>
-      <w:r>
-        <w:rPr>
-          <w:rFonts w:ascii="Arial" w:hAnsi="Arial" w:cs="Arial"/>
-        </w:rPr>
-        <w:t xml:space="preserve">, </w:t>
-      </w:r>
-      <w:proofErr w:type="spellStart"/>
-      <w:r>
-        <w:rPr>
-          <w:rFonts w:ascii="Arial" w:hAnsi="Arial" w:cs="Arial"/>
-        </w:rPr>
-        <w:t>loop</w:t>
-      </w:r>
-      <w:proofErr w:type="spellEnd"/>
-      <w:r>
-        <w:rPr>
-          <w:rFonts w:ascii="Arial" w:hAnsi="Arial" w:cs="Arial"/>
-        </w:rPr>
-        <w:t>, etc.) o sus</w:t>
-      </w:r>
-      <w:r>
-        <w:rPr>
-          <w:rFonts w:ascii="Arial" w:hAnsi="Arial" w:cs="Arial"/>
-        </w:rPr>
-        <w:t xml:space="preserve"> </w:t>
-      </w:r>
-      <w:r>
-        <w:rPr>
-          <w:rFonts w:ascii="Arial" w:hAnsi="Arial" w:cs="Arial"/>
-        </w:rPr>
-        <w:t xml:space="preserve">equivalentes en C/TINY </w:t>
-      </w:r>
-      <w:proofErr w:type="spellStart"/>
-      <w:r>
-        <w:rPr>
-          <w:rFonts w:ascii="Arial" w:hAnsi="Arial" w:cs="Arial"/>
-        </w:rPr>
-        <w:t>clasico</w:t>
-      </w:r>
-      <w:proofErr w:type="spellEnd"/>
-      <w:r>
-        <w:rPr>
-          <w:rFonts w:ascii="Arial" w:hAnsi="Arial" w:cs="Arial"/>
-        </w:rPr>
-        <w:t xml:space="preserve"> (</w:t>
-      </w:r>
-      <w:proofErr w:type="spellStart"/>
-      <w:r>
-        <w:rPr>
-          <w:rFonts w:ascii="Arial" w:hAnsi="Arial" w:cs="Arial"/>
-        </w:rPr>
-        <w:t>int</w:t>
-      </w:r>
-      <w:proofErr w:type="spellEnd"/>
-      <w:r>
-        <w:rPr>
-          <w:rFonts w:ascii="Arial" w:hAnsi="Arial" w:cs="Arial"/>
-        </w:rPr>
-        <w:t xml:space="preserve">, </w:t>
-      </w:r>
-      <w:proofErr w:type="spellStart"/>
-      <w:r>
-        <w:rPr>
-          <w:rFonts w:ascii="Arial" w:hAnsi="Arial" w:cs="Arial"/>
-        </w:rPr>
-        <w:t>main</w:t>
-      </w:r>
-      <w:proofErr w:type="spellEnd"/>
-      <w:r>
-        <w:rPr>
-          <w:rFonts w:ascii="Arial" w:hAnsi="Arial" w:cs="Arial"/>
-        </w:rPr>
-        <w:t xml:space="preserve">, </w:t>
-      </w:r>
-      <w:proofErr w:type="spellStart"/>
-      <w:r>
-        <w:rPr>
-          <w:rFonts w:ascii="Arial" w:hAnsi="Arial" w:cs="Arial"/>
-        </w:rPr>
-        <w:t>if</w:t>
-      </w:r>
-      <w:proofErr w:type="spellEnd"/>
-      <w:r>
-        <w:rPr>
-          <w:rFonts w:ascii="Arial" w:hAnsi="Arial" w:cs="Arial"/>
-        </w:rPr>
-        <w:t xml:space="preserve">, </w:t>
-      </w:r>
-      <w:proofErr w:type="spellStart"/>
-      <w:r>
-        <w:rPr>
-          <w:rFonts w:ascii="Arial" w:hAnsi="Arial" w:cs="Arial"/>
-        </w:rPr>
-        <w:t>while</w:t>
-      </w:r>
-      <w:proofErr w:type="spellEnd"/>
-      <w:r>
-        <w:rPr>
-          <w:rFonts w:ascii="Arial" w:hAnsi="Arial" w:cs="Arial"/>
-        </w:rPr>
-        <w:t>,</w:t>
-      </w:r>
-      <w:r>
-        <w:rPr>
-          <w:rFonts w:ascii="Arial" w:hAnsi="Arial" w:cs="Arial"/>
-        </w:rPr>
-        <w:t xml:space="preserve"> </w:t>
-      </w:r>
-      <w:r>
-        <w:rPr>
-          <w:rFonts w:ascii="Arial" w:hAnsi="Arial" w:cs="Arial"/>
-        </w:rPr>
-        <w:t>etc.), lo que hace el lenguaje</w:t>
-      </w:r>
-      <w:r>
-        <w:rPr>
-          <w:rFonts w:ascii="Arial" w:hAnsi="Arial" w:cs="Arial"/>
-        </w:rPr>
-        <w:t xml:space="preserve"> </w:t>
-      </w:r>
-      <w:r>
-        <w:rPr>
-          <w:rFonts w:ascii="Arial" w:hAnsi="Arial" w:cs="Arial"/>
-        </w:rPr>
-        <w:t>accesible.</w:t>
-      </w:r>
-    </w:p>
-    <w:p>
-      <w:pPr>
-        <w:rPr>
-          <w:rFonts w:ascii="Arial" w:hAnsi="Arial" w:cs="Arial"/>
-        </w:rPr>
-      </w:pPr>
-      <w:r>
-        <w:rPr>
-          <w:rFonts w:ascii="Arial" w:hAnsi="Arial" w:cs="Arial"/>
-        </w:rPr>
-        <w:t>El compilador esta implementado completamente en Python 3 y sigue el modelo del</w:t>
-      </w:r>
-      <w:r>
-        <w:rPr>
-          <w:rFonts w:ascii="Arial" w:hAnsi="Arial" w:cs="Arial"/>
-        </w:rPr>
-        <w:t xml:space="preserve"> </w:t>
-      </w:r>
-      <w:r>
-        <w:rPr>
-          <w:rFonts w:ascii="Arial" w:hAnsi="Arial" w:cs="Arial"/>
-        </w:rPr>
-        <w:t>compilador TINY descrito por Kenneth Louden en "</w:t>
-      </w:r>
-      <w:proofErr w:type="spellStart"/>
-      <w:r>
-        <w:rPr>
-          <w:rFonts w:ascii="Arial" w:hAnsi="Arial" w:cs="Arial"/>
-        </w:rPr>
-        <w:t>Compiler</w:t>
-      </w:r>
-      <w:proofErr w:type="spellEnd"/>
-      <w:r>
-        <w:rPr>
-          <w:rFonts w:ascii="Arial" w:hAnsi="Arial" w:cs="Arial"/>
-        </w:rPr>
-        <w:t xml:space="preserve"> </w:t>
-      </w:r>
-      <w:proofErr w:type="spellStart"/>
-      <w:r>
-        <w:rPr>
-          <w:rFonts w:ascii="Arial" w:hAnsi="Arial" w:cs="Arial"/>
-        </w:rPr>
-        <w:t>Construction</w:t>
-      </w:r>
-      <w:proofErr w:type="spellEnd"/>
-      <w:r>
-        <w:rPr>
-          <w:rFonts w:ascii="Arial" w:hAnsi="Arial" w:cs="Arial"/>
-        </w:rPr>
-        <w:t>:</w:t>
-      </w:r>
-      <w:r>
-        <w:rPr>
-          <w:rFonts w:ascii="Arial" w:hAnsi="Arial" w:cs="Arial"/>
-        </w:rPr>
-        <w:t xml:space="preserve"> </w:t>
-      </w:r>
-      <w:proofErr w:type="spellStart"/>
-      <w:r>
-        <w:rPr>
-          <w:rFonts w:ascii="Arial" w:hAnsi="Arial" w:cs="Arial"/>
-        </w:rPr>
-        <w:t>Principles</w:t>
-      </w:r>
-      <w:proofErr w:type="spellEnd"/>
-      <w:r>
-        <w:rPr>
-          <w:rFonts w:ascii="Arial" w:hAnsi="Arial" w:cs="Arial"/>
-        </w:rPr>
-        <w:t xml:space="preserve"> and </w:t>
-      </w:r>
-      <w:proofErr w:type="spellStart"/>
-      <w:r>
-        <w:rPr>
-          <w:rFonts w:ascii="Arial" w:hAnsi="Arial" w:cs="Arial"/>
-        </w:rPr>
-        <w:t>Practice</w:t>
-      </w:r>
-      <w:proofErr w:type="spellEnd"/>
-      <w:r>
-        <w:rPr>
-          <w:rFonts w:ascii="Arial" w:hAnsi="Arial" w:cs="Arial"/>
-        </w:rPr>
-        <w:t>" (1997). El IDE que lo envuelve fue construido con</w:t>
-      </w:r>
-      <w:r>
-        <w:rPr>
-          <w:rFonts w:ascii="Arial" w:hAnsi="Arial" w:cs="Arial"/>
-        </w:rPr>
-        <w:t xml:space="preserve"> </w:t>
-      </w:r>
-      <w:r>
-        <w:rPr>
-          <w:rFonts w:ascii="Arial" w:hAnsi="Arial" w:cs="Arial"/>
-        </w:rPr>
-        <w:t>PyQt5.</w:t>
+        <w:t>El compilador esta implementado completamente en Python 3 y sigue el modelo del compilador TINY descrito por Kenneth Louden en "Compiler Construction: Principles and Practice" (1997). El IDE que lo envuelve fue construido con PyQt5.</w:t>
       </w:r>
     </w:p>
     <w:p>
@@ -2127,75 +1815,7 @@
         <w:rPr>
           <w:rFonts w:ascii="Arial" w:hAnsi="Arial" w:cs="Arial"/>
         </w:rPr>
-        <w:t xml:space="preserve">El IDE y el compilador son </w:t>
-      </w:r>
-      <w:proofErr w:type="spellStart"/>
-      <w:r>
-        <w:rPr>
-          <w:rFonts w:ascii="Arial" w:hAnsi="Arial" w:cs="Arial"/>
-        </w:rPr>
-        <w:t>modulos</w:t>
-      </w:r>
-      <w:proofErr w:type="spellEnd"/>
-      <w:r>
-        <w:rPr>
-          <w:rFonts w:ascii="Arial" w:hAnsi="Arial" w:cs="Arial"/>
-        </w:rPr>
-        <w:t xml:space="preserve"> completamente separados. El IDE invoca al</w:t>
-      </w:r>
-      <w:r>
-        <w:rPr>
-          <w:rFonts w:ascii="Arial" w:hAnsi="Arial" w:cs="Arial"/>
-        </w:rPr>
-        <w:t xml:space="preserve"> </w:t>
-      </w:r>
-      <w:r>
-        <w:rPr>
-          <w:rFonts w:ascii="Arial" w:hAnsi="Arial" w:cs="Arial"/>
-        </w:rPr>
-        <w:t>compilador mediante llamadas al sistema (</w:t>
-      </w:r>
-      <w:proofErr w:type="spellStart"/>
-      <w:r>
-        <w:rPr>
-          <w:rFonts w:ascii="Arial" w:hAnsi="Arial" w:cs="Arial"/>
-        </w:rPr>
-        <w:t>system</w:t>
-      </w:r>
-      <w:proofErr w:type="spellEnd"/>
-      <w:r>
-        <w:rPr>
-          <w:rFonts w:ascii="Arial" w:hAnsi="Arial" w:cs="Arial"/>
-        </w:rPr>
-        <w:t xml:space="preserve"> </w:t>
-      </w:r>
-      <w:proofErr w:type="spellStart"/>
-      <w:r>
-        <w:rPr>
-          <w:rFonts w:ascii="Arial" w:hAnsi="Arial" w:cs="Arial"/>
-        </w:rPr>
-        <w:t>call</w:t>
-      </w:r>
-      <w:proofErr w:type="spellEnd"/>
-      <w:r>
-        <w:rPr>
-          <w:rFonts w:ascii="Arial" w:hAnsi="Arial" w:cs="Arial"/>
-        </w:rPr>
-        <w:t xml:space="preserve">) pasando </w:t>
-      </w:r>
-      <w:proofErr w:type="spellStart"/>
-      <w:r>
-        <w:rPr>
-          <w:rFonts w:ascii="Arial" w:hAnsi="Arial" w:cs="Arial"/>
-        </w:rPr>
-        <w:t>flags</w:t>
-      </w:r>
-      <w:proofErr w:type="spellEnd"/>
-      <w:r>
-        <w:rPr>
-          <w:rFonts w:ascii="Arial" w:hAnsi="Arial" w:cs="Arial"/>
-        </w:rPr>
-        <w:t xml:space="preserve"> de fase:</w:t>
+        <w:t>El IDE y el compilador son modulos completamente separados. El IDE invoca al compilador mediante llamadas al sistema (system call) pasando flags de fase:</w:t>
       </w:r>
     </w:p>
     <w:tbl>
@@ -2241,25 +1861,7 @@
               <w:rPr>
                 <w:rFonts w:ascii="Arial" w:hAnsi="Arial" w:cs="Arial"/>
               </w:rPr>
-              <w:t xml:space="preserve">Ejecuta </w:t>
-            </w:r>
-            <w:r>
-              <w:rPr>
-                <w:rFonts w:ascii="Arial" w:hAnsi="Arial" w:cs="Arial"/>
-              </w:rPr>
-              <w:t>análisis</w:t>
-            </w:r>
-            <w:r>
-              <w:rPr>
-                <w:rFonts w:ascii="Arial" w:hAnsi="Arial" w:cs="Arial"/>
-              </w:rPr>
-              <w:t xml:space="preserve"> </w:t>
-            </w:r>
-            <w:r>
-              <w:rPr>
-                <w:rFonts w:ascii="Arial" w:hAnsi="Arial" w:cs="Arial"/>
-              </w:rPr>
-              <w:t>léxico</w:t>
+              <w:t>Ejecuta análisis léxico</w:t>
             </w:r>
           </w:p>
         </w:tc>
@@ -2275,14 +1877,12 @@
                 <w:rFonts w:ascii="Arial" w:hAnsi="Arial" w:cs="Arial"/>
               </w:rPr>
             </w:pPr>
-            <w:proofErr w:type="spellStart"/>
             <w:r>
               <w:rPr>
                 <w:rFonts w:ascii="Arial" w:hAnsi="Arial" w:cs="Arial"/>
               </w:rPr>
               <w:t>Sintactico</w:t>
             </w:r>
-            <w:proofErr w:type="spellEnd"/>
           </w:p>
         </w:tc>
         <w:tc>
@@ -2299,19 +1899,7 @@
               <w:rPr>
                 <w:rFonts w:ascii="Arial" w:hAnsi="Arial" w:cs="Arial"/>
               </w:rPr>
-              <w:t>Ejecuta análisis</w:t>
-            </w:r>
-            <w:r>
-              <w:rPr>
-                <w:rFonts w:ascii="Arial" w:hAnsi="Arial" w:cs="Arial"/>
-              </w:rPr>
-              <w:t xml:space="preserve"> </w:t>
-            </w:r>
-            <w:r>
-              <w:rPr>
-                <w:rFonts w:ascii="Arial" w:hAnsi="Arial" w:cs="Arial"/>
-              </w:rPr>
-              <w:t>sintáctico</w:t>
+              <w:t>Ejecuta análisis sintáctico</w:t>
             </w:r>
           </w:p>
           <w:p>
@@ -2356,19 +1944,7 @@
               <w:rPr>
                 <w:rFonts w:ascii="Arial" w:hAnsi="Arial" w:cs="Arial"/>
               </w:rPr>
-              <w:t>Ejecuta análisis</w:t>
-            </w:r>
-            <w:r>
-              <w:rPr>
-                <w:rFonts w:ascii="Arial" w:hAnsi="Arial" w:cs="Arial"/>
-              </w:rPr>
-              <w:t xml:space="preserve"> </w:t>
-            </w:r>
-            <w:r>
-              <w:rPr>
-                <w:rFonts w:ascii="Arial" w:hAnsi="Arial" w:cs="Arial"/>
-              </w:rPr>
-              <w:t>semántico</w:t>
+              <w:t>Ejecuta análisis semántico</w:t>
             </w:r>
           </w:p>
           <w:p>
@@ -2426,19 +2002,7 @@
               <w:rPr>
                 <w:rFonts w:ascii="Arial" w:hAnsi="Arial" w:cs="Arial"/>
               </w:rPr>
-              <w:t xml:space="preserve">Genera </w:t>
-            </w:r>
-            <w:r>
-              <w:rPr>
-                <w:rFonts w:ascii="Arial" w:hAnsi="Arial" w:cs="Arial"/>
-              </w:rPr>
-              <w:t>código</w:t>
-            </w:r>
-            <w:r>
-              <w:rPr>
-                <w:rFonts w:ascii="Arial" w:hAnsi="Arial" w:cs="Arial"/>
-              </w:rPr>
-              <w:t xml:space="preserve"> intermedio</w:t>
+              <w:t>Genera código intermedio</w:t>
             </w:r>
           </w:p>
           <w:p>
@@ -2486,19 +2050,7 @@
               <w:rPr>
                 <w:rFonts w:ascii="Arial" w:hAnsi="Arial" w:cs="Arial"/>
               </w:rPr>
-              <w:t>Ejecuta</w:t>
-            </w:r>
-            <w:r>
-              <w:rPr>
-                <w:rFonts w:ascii="Arial" w:hAnsi="Arial" w:cs="Arial"/>
-              </w:rPr>
-              <w:t xml:space="preserve"> </w:t>
-            </w:r>
-            <w:r>
-              <w:rPr>
-                <w:rFonts w:ascii="Arial" w:hAnsi="Arial" w:cs="Arial"/>
-              </w:rPr>
-              <w:t>el programa compilado</w:t>
+              <w:t>Ejecuta el programa compilado</w:t>
             </w:r>
           </w:p>
         </w:tc>
@@ -2645,43 +2197,11 @@
                 <w:rFonts w:ascii="Arial" w:hAnsi="Arial" w:cs="Arial"/>
               </w:rPr>
             </w:pPr>
-            <w:proofErr w:type="spellStart"/>
-            <w:r>
-              <w:rPr>
-                <w:rFonts w:ascii="Arial" w:hAnsi="Arial" w:cs="Arial"/>
-              </w:rPr>
-              <w:t>Tokenizaci</w:t>
-            </w:r>
-            <w:r>
-              <w:rPr>
-                <w:rFonts w:ascii="Arial" w:hAnsi="Arial" w:cs="Arial"/>
-              </w:rPr>
-              <w:t>ó</w:t>
-            </w:r>
-            <w:r>
-              <w:rPr>
-                <w:rFonts w:ascii="Arial" w:hAnsi="Arial" w:cs="Arial"/>
-              </w:rPr>
-              <w:t>n</w:t>
-            </w:r>
-            <w:proofErr w:type="spellEnd"/>
-            <w:r>
-              <w:rPr>
-                <w:rFonts w:ascii="Arial" w:hAnsi="Arial" w:cs="Arial"/>
-              </w:rPr>
-              <w:t xml:space="preserve"> del </w:t>
-            </w:r>
-            <w:r>
-              <w:rPr>
-                <w:rFonts w:ascii="Arial" w:hAnsi="Arial" w:cs="Arial"/>
-              </w:rPr>
-              <w:t>código</w:t>
-            </w:r>
-            <w:r>
-              <w:rPr>
-                <w:rFonts w:ascii="Arial" w:hAnsi="Arial" w:cs="Arial"/>
-              </w:rPr>
-              <w:t xml:space="preserve"> fuente</w:t>
+            <w:r>
+              <w:rPr>
+                <w:rFonts w:ascii="Arial" w:hAnsi="Arial" w:cs="Arial"/>
+              </w:rPr>
+              <w:t>Tokenización del código fuente</w:t>
             </w:r>
           </w:p>
         </w:tc>
@@ -2737,25 +2257,7 @@
               <w:rPr>
                 <w:rFonts w:ascii="Arial" w:hAnsi="Arial" w:cs="Arial"/>
               </w:rPr>
-              <w:t>Construcción</w:t>
-            </w:r>
-            <w:r>
-              <w:rPr>
-                <w:rFonts w:ascii="Arial" w:hAnsi="Arial" w:cs="Arial"/>
-              </w:rPr>
-              <w:t xml:space="preserve"> del AST (</w:t>
-            </w:r>
-            <w:r>
-              <w:rPr>
-                <w:rFonts w:ascii="Arial" w:hAnsi="Arial" w:cs="Arial"/>
-              </w:rPr>
-              <w:t>árbol</w:t>
-            </w:r>
-            <w:r>
-              <w:rPr>
-                <w:rFonts w:ascii="Arial" w:hAnsi="Arial" w:cs="Arial"/>
-              </w:rPr>
-              <w:t xml:space="preserve"> abstracto)</w:t>
+              <w:t>Construcción del AST (árbol abstracto)</w:t>
             </w:r>
           </w:p>
         </w:tc>
@@ -2793,22 +2295,8 @@
               <w:rPr>
                 <w:rFonts w:ascii="Arial" w:hAnsi="Arial" w:cs="Arial"/>
               </w:rPr>
-              <w:t>Análisis</w:t>
-            </w:r>
-            <w:r>
-              <w:rPr>
-                <w:rFonts w:ascii="Arial" w:hAnsi="Arial" w:cs="Arial"/>
-              </w:rPr>
-              <w:t xml:space="preserve"> </w:t>
-            </w:r>
-            <w:proofErr w:type="spellStart"/>
-            <w:r>
-              <w:rPr>
-                <w:rFonts w:ascii="Arial" w:hAnsi="Arial" w:cs="Arial"/>
-              </w:rPr>
-              <w:t>Semantico</w:t>
-            </w:r>
-            <w:proofErr w:type="spellEnd"/>
+              <w:t>Análisis Semantico</w:t>
+            </w:r>
           </w:p>
         </w:tc>
         <w:tc>
@@ -2825,19 +2313,7 @@
               <w:rPr>
                 <w:rFonts w:ascii="Arial" w:hAnsi="Arial" w:cs="Arial"/>
               </w:rPr>
-              <w:t>Validación</w:t>
-            </w:r>
-            <w:r>
-              <w:rPr>
-                <w:rFonts w:ascii="Arial" w:hAnsi="Arial" w:cs="Arial"/>
-              </w:rPr>
-              <w:t xml:space="preserve"> de tipos y </w:t>
-            </w:r>
-            <w:r>
-              <w:rPr>
-                <w:rFonts w:ascii="Arial" w:hAnsi="Arial" w:cs="Arial"/>
-              </w:rPr>
-              <w:t>semántica</w:t>
+              <w:t>Validación de tipos y semántica</w:t>
             </w:r>
           </w:p>
         </w:tc>
@@ -2893,19 +2369,7 @@
               <w:rPr>
                 <w:rFonts w:ascii="Arial" w:hAnsi="Arial" w:cs="Arial"/>
               </w:rPr>
-              <w:t>Código</w:t>
-            </w:r>
-            <w:r>
-              <w:rPr>
-                <w:rFonts w:ascii="Arial" w:hAnsi="Arial" w:cs="Arial"/>
-              </w:rPr>
-              <w:t xml:space="preserve"> de tres direcciones u otra repr</w:t>
-            </w:r>
-            <w:r>
-              <w:rPr>
-                <w:rFonts w:ascii="Arial" w:hAnsi="Arial" w:cs="Arial"/>
-              </w:rPr>
-              <w:t>esentación</w:t>
+              <w:t>Código de tres direcciones u otra representación</w:t>
             </w:r>
           </w:p>
         </w:tc>
@@ -2961,13 +2425,7 @@
               <w:rPr>
                 <w:rFonts w:ascii="Arial" w:hAnsi="Arial" w:cs="Arial"/>
               </w:rPr>
-              <w:t>Ejecución</w:t>
-            </w:r>
-            <w:r>
-              <w:rPr>
-                <w:rFonts w:ascii="Arial" w:hAnsi="Arial" w:cs="Arial"/>
-              </w:rPr>
-              <w:t xml:space="preserve"> del programa compilado</w:t>
+              <w:t>Ejecución del programa compilado</w:t>
             </w:r>
           </w:p>
         </w:tc>
@@ -3153,7 +2611,6 @@
                 <w:rFonts w:ascii="Arial" w:hAnsi="Arial" w:cs="Arial"/>
               </w:rPr>
             </w:pPr>
-            <w:proofErr w:type="spellStart"/>
             <w:r>
               <w:rPr>
                 <w:rFonts w:ascii="Arial" w:hAnsi="Arial" w:cs="Arial"/>
@@ -3162,7 +2619,6 @@
               </w:rPr>
               <w:t>labmem</w:t>
             </w:r>
-            <w:proofErr w:type="spellEnd"/>
           </w:p>
         </w:tc>
         <w:tc>
@@ -3219,7 +2675,6 @@
                 <w:rFonts w:ascii="Arial" w:hAnsi="Arial" w:cs="Arial"/>
               </w:rPr>
             </w:pPr>
-            <w:proofErr w:type="spellStart"/>
             <w:r>
               <w:rPr>
                 <w:rFonts w:ascii="Arial" w:hAnsi="Arial" w:cs="Arial"/>
@@ -3228,7 +2683,6 @@
               </w:rPr>
               <w:t>worldline</w:t>
             </w:r>
-            <w:proofErr w:type="spellEnd"/>
           </w:p>
         </w:tc>
         <w:tc>
@@ -3267,21 +2721,7 @@
               <w:rPr>
                 <w:rFonts w:ascii="Arial" w:hAnsi="Arial" w:cs="Arial"/>
               </w:rPr>
-              <w:t xml:space="preserve">Tipo entero (equivale a </w:t>
-            </w:r>
-            <w:proofErr w:type="spellStart"/>
-            <w:r>
-              <w:rPr>
-                <w:rFonts w:ascii="Arial" w:hAnsi="Arial" w:cs="Arial"/>
-              </w:rPr>
-              <w:t>int</w:t>
-            </w:r>
-            <w:proofErr w:type="spellEnd"/>
-            <w:r>
-              <w:rPr>
-                <w:rFonts w:ascii="Arial" w:hAnsi="Arial" w:cs="Arial"/>
-              </w:rPr>
-              <w:t>)</w:t>
+              <w:t>Tipo entero (equivale a int)</w:t>
             </w:r>
           </w:p>
         </w:tc>
@@ -3299,7 +2739,6 @@
                 <w:rFonts w:ascii="Arial" w:hAnsi="Arial" w:cs="Arial"/>
               </w:rPr>
             </w:pPr>
-            <w:proofErr w:type="spellStart"/>
             <w:r>
               <w:rPr>
                 <w:rFonts w:ascii="Arial" w:hAnsi="Arial" w:cs="Arial"/>
@@ -3308,7 +2747,6 @@
               </w:rPr>
               <w:t>divergence</w:t>
             </w:r>
-            <w:proofErr w:type="spellEnd"/>
           </w:p>
         </w:tc>
         <w:tc>
@@ -3347,21 +2785,7 @@
               <w:rPr>
                 <w:rFonts w:ascii="Arial" w:hAnsi="Arial" w:cs="Arial"/>
               </w:rPr>
-              <w:t xml:space="preserve">Tipo flotante/real (equivale a </w:t>
-            </w:r>
-            <w:proofErr w:type="spellStart"/>
-            <w:r>
-              <w:rPr>
-                <w:rFonts w:ascii="Arial" w:hAnsi="Arial" w:cs="Arial"/>
-              </w:rPr>
-              <w:t>float</w:t>
-            </w:r>
-            <w:proofErr w:type="spellEnd"/>
-            <w:r>
-              <w:rPr>
-                <w:rFonts w:ascii="Arial" w:hAnsi="Arial" w:cs="Arial"/>
-              </w:rPr>
-              <w:t>)</w:t>
+              <w:t>Tipo flotante/real (equivale a float)</w:t>
             </w:r>
           </w:p>
         </w:tc>
@@ -3379,7 +2803,6 @@
                 <w:rFonts w:ascii="Arial" w:hAnsi="Arial" w:cs="Arial"/>
               </w:rPr>
             </w:pPr>
-            <w:proofErr w:type="spellStart"/>
             <w:r>
               <w:rPr>
                 <w:rFonts w:ascii="Arial" w:hAnsi="Arial" w:cs="Arial"/>
@@ -3388,7 +2811,6 @@
               </w:rPr>
               <w:t>reading</w:t>
             </w:r>
-            <w:proofErr w:type="spellEnd"/>
           </w:p>
         </w:tc>
         <w:tc>
@@ -3427,21 +2849,7 @@
               <w:rPr>
                 <w:rFonts w:ascii="Arial" w:hAnsi="Arial" w:cs="Arial"/>
               </w:rPr>
-              <w:t xml:space="preserve">Tipo cadena (equivale a </w:t>
-            </w:r>
-            <w:proofErr w:type="spellStart"/>
-            <w:r>
-              <w:rPr>
-                <w:rFonts w:ascii="Arial" w:hAnsi="Arial" w:cs="Arial"/>
-              </w:rPr>
-              <w:t>string</w:t>
-            </w:r>
-            <w:proofErr w:type="spellEnd"/>
-            <w:r>
-              <w:rPr>
-                <w:rFonts w:ascii="Arial" w:hAnsi="Arial" w:cs="Arial"/>
-              </w:rPr>
-              <w:t>)</w:t>
+              <w:t>Tipo cadena (equivale a string)</w:t>
             </w:r>
           </w:p>
         </w:tc>
@@ -3505,21 +2913,7 @@
               <w:rPr>
                 <w:rFonts w:ascii="Arial" w:hAnsi="Arial" w:cs="Arial"/>
               </w:rPr>
-              <w:t xml:space="preserve">Bloque principal del programa (equivale a </w:t>
-            </w:r>
-            <w:proofErr w:type="spellStart"/>
-            <w:r>
-              <w:rPr>
-                <w:rFonts w:ascii="Arial" w:hAnsi="Arial" w:cs="Arial"/>
-              </w:rPr>
-              <w:t>main</w:t>
-            </w:r>
-            <w:proofErr w:type="spellEnd"/>
-            <w:r>
-              <w:rPr>
-                <w:rFonts w:ascii="Arial" w:hAnsi="Arial" w:cs="Arial"/>
-              </w:rPr>
-              <w:t>)</w:t>
+              <w:t>Bloque principal del programa (equivale a main)</w:t>
             </w:r>
           </w:p>
         </w:tc>
@@ -3537,7 +2931,6 @@
                 <w:rFonts w:ascii="Arial" w:hAnsi="Arial" w:cs="Arial"/>
               </w:rPr>
             </w:pPr>
-            <w:proofErr w:type="spellStart"/>
             <w:r>
               <w:rPr>
                 <w:rFonts w:ascii="Arial" w:hAnsi="Arial" w:cs="Arial"/>
@@ -3546,7 +2939,6 @@
               </w:rPr>
               <w:t>choice</w:t>
             </w:r>
-            <w:proofErr w:type="spellEnd"/>
           </w:p>
         </w:tc>
         <w:tc>
@@ -3585,21 +2977,7 @@
               <w:rPr>
                 <w:rFonts w:ascii="Arial" w:hAnsi="Arial" w:cs="Arial"/>
               </w:rPr>
-              <w:t xml:space="preserve">Condicional (equivale a </w:t>
-            </w:r>
-            <w:proofErr w:type="spellStart"/>
-            <w:r>
-              <w:rPr>
-                <w:rFonts w:ascii="Arial" w:hAnsi="Arial" w:cs="Arial"/>
-              </w:rPr>
-              <w:t>if</w:t>
-            </w:r>
-            <w:proofErr w:type="spellEnd"/>
-            <w:r>
-              <w:rPr>
-                <w:rFonts w:ascii="Arial" w:hAnsi="Arial" w:cs="Arial"/>
-              </w:rPr>
-              <w:t>)</w:t>
+              <w:t>Condicional (equivale a if)</w:t>
             </w:r>
           </w:p>
         </w:tc>
@@ -3617,7 +2995,6 @@
                 <w:rFonts w:ascii="Arial" w:hAnsi="Arial" w:cs="Arial"/>
               </w:rPr>
             </w:pPr>
-            <w:proofErr w:type="spellStart"/>
             <w:r>
               <w:rPr>
                 <w:rFonts w:ascii="Arial" w:hAnsi="Arial" w:cs="Arial"/>
@@ -3626,7 +3003,6 @@
               </w:rPr>
               <w:t>else</w:t>
             </w:r>
-            <w:proofErr w:type="spellEnd"/>
           </w:p>
         </w:tc>
         <w:tc>
@@ -3683,7 +3059,6 @@
                 <w:rFonts w:ascii="Arial" w:hAnsi="Arial" w:cs="Arial"/>
               </w:rPr>
             </w:pPr>
-            <w:proofErr w:type="spellStart"/>
             <w:r>
               <w:rPr>
                 <w:rFonts w:ascii="Arial" w:hAnsi="Arial" w:cs="Arial"/>
@@ -3692,7 +3067,6 @@
               </w:rPr>
               <w:t>loop</w:t>
             </w:r>
-            <w:proofErr w:type="spellEnd"/>
           </w:p>
         </w:tc>
         <w:tc>
@@ -3731,21 +3105,7 @@
               <w:rPr>
                 <w:rFonts w:ascii="Arial" w:hAnsi="Arial" w:cs="Arial"/>
               </w:rPr>
-              <w:t xml:space="preserve">Bucle con condición al inicio (equivale a </w:t>
-            </w:r>
-            <w:proofErr w:type="spellStart"/>
-            <w:r>
-              <w:rPr>
-                <w:rFonts w:ascii="Arial" w:hAnsi="Arial" w:cs="Arial"/>
-              </w:rPr>
-              <w:t>while</w:t>
-            </w:r>
-            <w:proofErr w:type="spellEnd"/>
-            <w:r>
-              <w:rPr>
-                <w:rFonts w:ascii="Arial" w:hAnsi="Arial" w:cs="Arial"/>
-              </w:rPr>
-              <w:t>)</w:t>
+              <w:t>Bucle con condición al inicio (equivale a while)</w:t>
             </w:r>
           </w:p>
         </w:tc>
@@ -3827,7 +3187,6 @@
                 <w:rFonts w:ascii="Arial" w:hAnsi="Arial" w:cs="Arial"/>
               </w:rPr>
             </w:pPr>
-            <w:proofErr w:type="spellStart"/>
             <w:r>
               <w:rPr>
                 <w:rFonts w:ascii="Arial" w:hAnsi="Arial" w:cs="Arial"/>
@@ -3836,7 +3195,6 @@
               </w:rPr>
               <w:t>seal</w:t>
             </w:r>
-            <w:proofErr w:type="spellEnd"/>
           </w:p>
         </w:tc>
         <w:tc>
@@ -3875,21 +3233,7 @@
               <w:rPr>
                 <w:rFonts w:ascii="Arial" w:hAnsi="Arial" w:cs="Arial"/>
               </w:rPr>
-              <w:t xml:space="preserve">Cierre de bloque sin llaves (equivale a </w:t>
-            </w:r>
-            <w:proofErr w:type="spellStart"/>
-            <w:r>
-              <w:rPr>
-                <w:rFonts w:ascii="Arial" w:hAnsi="Arial" w:cs="Arial"/>
-              </w:rPr>
-              <w:t>end</w:t>
-            </w:r>
-            <w:proofErr w:type="spellEnd"/>
-            <w:r>
-              <w:rPr>
-                <w:rFonts w:ascii="Arial" w:hAnsi="Arial" w:cs="Arial"/>
-              </w:rPr>
-              <w:t>)</w:t>
+              <w:t>Cierre de bloque sin llaves (equivale a end)</w:t>
             </w:r>
           </w:p>
         </w:tc>
@@ -3907,7 +3251,6 @@
                 <w:rFonts w:ascii="Arial" w:hAnsi="Arial" w:cs="Arial"/>
               </w:rPr>
             </w:pPr>
-            <w:proofErr w:type="spellStart"/>
             <w:r>
               <w:rPr>
                 <w:rFonts w:ascii="Arial" w:hAnsi="Arial" w:cs="Arial"/>
@@ -3916,7 +3259,6 @@
               </w:rPr>
               <w:t>dmail</w:t>
             </w:r>
-            <w:proofErr w:type="spellEnd"/>
           </w:p>
         </w:tc>
         <w:tc>
@@ -3955,35 +3297,7 @@
               <w:rPr>
                 <w:rFonts w:ascii="Arial" w:hAnsi="Arial" w:cs="Arial"/>
               </w:rPr>
-              <w:t xml:space="preserve">Salida estándar (equivale a </w:t>
-            </w:r>
-            <w:proofErr w:type="spellStart"/>
-            <w:r>
-              <w:rPr>
-                <w:rFonts w:ascii="Arial" w:hAnsi="Arial" w:cs="Arial"/>
-              </w:rPr>
-              <w:t>cout</w:t>
-            </w:r>
-            <w:proofErr w:type="spellEnd"/>
-            <w:r>
-              <w:rPr>
-                <w:rFonts w:ascii="Arial" w:hAnsi="Arial" w:cs="Arial"/>
-              </w:rPr>
-              <w:t xml:space="preserve"> / </w:t>
-            </w:r>
-            <w:proofErr w:type="spellStart"/>
-            <w:r>
-              <w:rPr>
-                <w:rFonts w:ascii="Arial" w:hAnsi="Arial" w:cs="Arial"/>
-              </w:rPr>
-              <w:t>printf</w:t>
-            </w:r>
-            <w:proofErr w:type="spellEnd"/>
-            <w:r>
-              <w:rPr>
-                <w:rFonts w:ascii="Arial" w:hAnsi="Arial" w:cs="Arial"/>
-              </w:rPr>
-              <w:t>)</w:t>
+              <w:t>Salida estándar (equivale a cout / printf)</w:t>
             </w:r>
           </w:p>
         </w:tc>
@@ -4001,7 +3315,6 @@
                 <w:rFonts w:ascii="Arial" w:hAnsi="Arial" w:cs="Arial"/>
               </w:rPr>
             </w:pPr>
-            <w:proofErr w:type="spellStart"/>
             <w:r>
               <w:rPr>
                 <w:rFonts w:ascii="Arial" w:hAnsi="Arial" w:cs="Arial"/>
@@ -4010,7 +3323,6 @@
               </w:rPr>
               <w:t>sphone</w:t>
             </w:r>
-            <w:proofErr w:type="spellEnd"/>
           </w:p>
         </w:tc>
         <w:tc>
@@ -4049,35 +3361,7 @@
               <w:rPr>
                 <w:rFonts w:ascii="Arial" w:hAnsi="Arial" w:cs="Arial"/>
               </w:rPr>
-              <w:t xml:space="preserve">Entrada estándar (equivale a </w:t>
-            </w:r>
-            <w:proofErr w:type="spellStart"/>
-            <w:r>
-              <w:rPr>
-                <w:rFonts w:ascii="Arial" w:hAnsi="Arial" w:cs="Arial"/>
-              </w:rPr>
-              <w:t>cin</w:t>
-            </w:r>
-            <w:proofErr w:type="spellEnd"/>
-            <w:r>
-              <w:rPr>
-                <w:rFonts w:ascii="Arial" w:hAnsi="Arial" w:cs="Arial"/>
-              </w:rPr>
-              <w:t xml:space="preserve"> / </w:t>
-            </w:r>
-            <w:proofErr w:type="spellStart"/>
-            <w:r>
-              <w:rPr>
-                <w:rFonts w:ascii="Arial" w:hAnsi="Arial" w:cs="Arial"/>
-              </w:rPr>
-              <w:t>scanf</w:t>
-            </w:r>
-            <w:proofErr w:type="spellEnd"/>
-            <w:r>
-              <w:rPr>
-                <w:rFonts w:ascii="Arial" w:hAnsi="Arial" w:cs="Arial"/>
-              </w:rPr>
-              <w:t>)</w:t>
+              <w:t>Entrada estándar (equivale a cin / scanf)</w:t>
             </w:r>
           </w:p>
         </w:tc>
@@ -4095,7 +3379,6 @@
                 <w:rFonts w:ascii="Arial" w:hAnsi="Arial" w:cs="Arial"/>
               </w:rPr>
             </w:pPr>
-            <w:proofErr w:type="spellStart"/>
             <w:r>
               <w:rPr>
                 <w:rFonts w:ascii="Arial" w:hAnsi="Arial" w:cs="Arial"/>
@@ -4104,7 +3387,6 @@
               </w:rPr>
               <w:t>steiner</w:t>
             </w:r>
-            <w:proofErr w:type="spellEnd"/>
           </w:p>
         </w:tc>
         <w:tc>
@@ -4161,7 +3443,6 @@
                 <w:rFonts w:ascii="Arial" w:hAnsi="Arial" w:cs="Arial"/>
               </w:rPr>
             </w:pPr>
-            <w:proofErr w:type="spellStart"/>
             <w:r>
               <w:rPr>
                 <w:rFonts w:ascii="Arial" w:hAnsi="Arial" w:cs="Arial"/>
@@ -4170,7 +3451,6 @@
               </w:rPr>
               <w:t>void</w:t>
             </w:r>
-            <w:proofErr w:type="spellEnd"/>
           </w:p>
         </w:tc>
         <w:tc>
@@ -4227,7 +3507,6 @@
                 <w:rFonts w:ascii="Arial" w:hAnsi="Arial" w:cs="Arial"/>
               </w:rPr>
             </w:pPr>
-            <w:proofErr w:type="spellStart"/>
             <w:r>
               <w:rPr>
                 <w:rFonts w:ascii="Arial" w:hAnsi="Arial" w:cs="Arial"/>
@@ -4236,7 +3515,6 @@
               </w:rPr>
               <w:t>fork</w:t>
             </w:r>
-            <w:proofErr w:type="spellEnd"/>
           </w:p>
         </w:tc>
         <w:tc>
@@ -4293,7 +3571,6 @@
                 <w:rFonts w:ascii="Arial" w:hAnsi="Arial" w:cs="Arial"/>
               </w:rPr>
             </w:pPr>
-            <w:proofErr w:type="spellStart"/>
             <w:r>
               <w:rPr>
                 <w:rFonts w:ascii="Arial" w:hAnsi="Arial" w:cs="Arial"/>
@@ -4302,7 +3579,6 @@
               </w:rPr>
               <w:t>path</w:t>
             </w:r>
-            <w:proofErr w:type="spellEnd"/>
           </w:p>
         </w:tc>
         <w:tc>
@@ -4423,7 +3699,6 @@
                 <w:rFonts w:ascii="Arial" w:hAnsi="Arial" w:cs="Arial"/>
               </w:rPr>
             </w:pPr>
-            <w:proofErr w:type="spellStart"/>
             <w:r>
               <w:rPr>
                 <w:rFonts w:ascii="Arial" w:hAnsi="Arial" w:cs="Arial"/>
@@ -4433,7 +3708,6 @@
               <w:lastRenderedPageBreak/>
               <w:t>jump</w:t>
             </w:r>
-            <w:proofErr w:type="spellEnd"/>
           </w:p>
         </w:tc>
         <w:tc>
@@ -4490,7 +3764,6 @@
                 <w:rFonts w:ascii="Arial" w:hAnsi="Arial" w:cs="Arial"/>
               </w:rPr>
             </w:pPr>
-            <w:proofErr w:type="spellStart"/>
             <w:r>
               <w:rPr>
                 <w:rFonts w:ascii="Arial" w:hAnsi="Arial" w:cs="Arial"/>
@@ -4499,7 +3772,6 @@
               </w:rPr>
               <w:t>return</w:t>
             </w:r>
-            <w:proofErr w:type="spellEnd"/>
           </w:p>
         </w:tc>
         <w:tc>
@@ -4791,14 +4063,12 @@
                 <w:rFonts w:ascii="Arial" w:hAnsi="Arial" w:cs="Arial"/>
               </w:rPr>
             </w:pPr>
-            <w:proofErr w:type="spellStart"/>
             <w:r>
               <w:rPr>
                 <w:rFonts w:ascii="Arial" w:hAnsi="Arial" w:cs="Arial"/>
               </w:rPr>
               <w:t>int</w:t>
             </w:r>
-            <w:proofErr w:type="spellEnd"/>
           </w:p>
         </w:tc>
         <w:tc>
@@ -4833,7 +4103,6 @@
                 <w:rFonts w:ascii="Arial" w:hAnsi="Arial" w:cs="Arial"/>
               </w:rPr>
             </w:pPr>
-            <w:proofErr w:type="spellStart"/>
             <w:r>
               <w:rPr>
                 <w:rFonts w:ascii="Arial" w:hAnsi="Arial" w:cs="Arial"/>
@@ -4842,7 +4111,6 @@
               </w:rPr>
               <w:t>worldline</w:t>
             </w:r>
-            <w:proofErr w:type="spellEnd"/>
           </w:p>
         </w:tc>
       </w:tr>
@@ -4859,14 +4127,12 @@
                 <w:rFonts w:ascii="Arial" w:hAnsi="Arial" w:cs="Arial"/>
               </w:rPr>
             </w:pPr>
-            <w:proofErr w:type="spellStart"/>
             <w:r>
               <w:rPr>
                 <w:rFonts w:ascii="Arial" w:hAnsi="Arial" w:cs="Arial"/>
               </w:rPr>
               <w:t>float</w:t>
             </w:r>
-            <w:proofErr w:type="spellEnd"/>
           </w:p>
         </w:tc>
         <w:tc>
@@ -4901,7 +4167,6 @@
                 <w:rFonts w:ascii="Arial" w:hAnsi="Arial" w:cs="Arial"/>
               </w:rPr>
             </w:pPr>
-            <w:proofErr w:type="spellStart"/>
             <w:r>
               <w:rPr>
                 <w:rFonts w:ascii="Arial" w:hAnsi="Arial" w:cs="Arial"/>
@@ -4910,7 +4175,6 @@
               </w:rPr>
               <w:t>divergence</w:t>
             </w:r>
-            <w:proofErr w:type="spellEnd"/>
           </w:p>
         </w:tc>
       </w:tr>
@@ -4967,7 +4231,6 @@
                 <w:rFonts w:ascii="Arial" w:hAnsi="Arial" w:cs="Arial"/>
               </w:rPr>
             </w:pPr>
-            <w:proofErr w:type="spellStart"/>
             <w:r>
               <w:rPr>
                 <w:rFonts w:ascii="Arial" w:hAnsi="Arial" w:cs="Arial"/>
@@ -4976,7 +4239,6 @@
               </w:rPr>
               <w:t>divergence</w:t>
             </w:r>
-            <w:proofErr w:type="spellEnd"/>
           </w:p>
         </w:tc>
       </w:tr>
@@ -4993,14 +4255,12 @@
                 <w:rFonts w:ascii="Arial" w:hAnsi="Arial" w:cs="Arial"/>
               </w:rPr>
             </w:pPr>
-            <w:proofErr w:type="spellStart"/>
             <w:r>
               <w:rPr>
                 <w:rFonts w:ascii="Arial" w:hAnsi="Arial" w:cs="Arial"/>
               </w:rPr>
               <w:t>string</w:t>
             </w:r>
-            <w:proofErr w:type="spellEnd"/>
           </w:p>
         </w:tc>
         <w:tc>
@@ -5035,7 +4295,6 @@
                 <w:rFonts w:ascii="Arial" w:hAnsi="Arial" w:cs="Arial"/>
               </w:rPr>
             </w:pPr>
-            <w:proofErr w:type="spellStart"/>
             <w:r>
               <w:rPr>
                 <w:rFonts w:ascii="Arial" w:hAnsi="Arial" w:cs="Arial"/>
@@ -5044,7 +4303,6 @@
               </w:rPr>
               <w:t>reading</w:t>
             </w:r>
-            <w:proofErr w:type="spellEnd"/>
           </w:p>
         </w:tc>
       </w:tr>
@@ -5061,14 +4319,12 @@
                 <w:rFonts w:ascii="Arial" w:hAnsi="Arial" w:cs="Arial"/>
               </w:rPr>
             </w:pPr>
-            <w:proofErr w:type="spellStart"/>
             <w:r>
               <w:rPr>
                 <w:rFonts w:ascii="Arial" w:hAnsi="Arial" w:cs="Arial"/>
               </w:rPr>
               <w:t>bool</w:t>
             </w:r>
-            <w:proofErr w:type="spellEnd"/>
           </w:p>
         </w:tc>
         <w:tc>
@@ -5127,14 +4383,12 @@
                 <w:rFonts w:ascii="Arial" w:hAnsi="Arial" w:cs="Arial"/>
               </w:rPr>
             </w:pPr>
-            <w:proofErr w:type="spellStart"/>
             <w:r>
               <w:rPr>
                 <w:rFonts w:ascii="Arial" w:hAnsi="Arial" w:cs="Arial"/>
               </w:rPr>
               <w:t>if</w:t>
             </w:r>
-            <w:proofErr w:type="spellEnd"/>
           </w:p>
         </w:tc>
         <w:tc>
@@ -5169,7 +4423,6 @@
                 <w:rFonts w:ascii="Arial" w:hAnsi="Arial" w:cs="Arial"/>
               </w:rPr>
             </w:pPr>
-            <w:proofErr w:type="spellStart"/>
             <w:r>
               <w:rPr>
                 <w:rFonts w:ascii="Arial" w:hAnsi="Arial" w:cs="Arial"/>
@@ -5178,7 +4431,6 @@
               </w:rPr>
               <w:t>choice</w:t>
             </w:r>
-            <w:proofErr w:type="spellEnd"/>
           </w:p>
         </w:tc>
       </w:tr>
@@ -5195,14 +4447,12 @@
                 <w:rFonts w:ascii="Arial" w:hAnsi="Arial" w:cs="Arial"/>
               </w:rPr>
             </w:pPr>
-            <w:proofErr w:type="spellStart"/>
             <w:r>
               <w:rPr>
                 <w:rFonts w:ascii="Arial" w:hAnsi="Arial" w:cs="Arial"/>
               </w:rPr>
               <w:t>then</w:t>
             </w:r>
-            <w:proofErr w:type="spellEnd"/>
           </w:p>
         </w:tc>
         <w:tc>
@@ -5261,14 +4511,12 @@
                 <w:rFonts w:ascii="Arial" w:hAnsi="Arial" w:cs="Arial"/>
               </w:rPr>
             </w:pPr>
-            <w:proofErr w:type="spellStart"/>
             <w:r>
               <w:rPr>
                 <w:rFonts w:ascii="Arial" w:hAnsi="Arial" w:cs="Arial"/>
               </w:rPr>
               <w:t>while</w:t>
             </w:r>
-            <w:proofErr w:type="spellEnd"/>
           </w:p>
         </w:tc>
         <w:tc>
@@ -5303,7 +4551,6 @@
                 <w:rFonts w:ascii="Arial" w:hAnsi="Arial" w:cs="Arial"/>
               </w:rPr>
             </w:pPr>
-            <w:proofErr w:type="spellStart"/>
             <w:r>
               <w:rPr>
                 <w:rFonts w:ascii="Arial" w:hAnsi="Arial" w:cs="Arial"/>
@@ -5312,7 +4559,6 @@
               </w:rPr>
               <w:t>loop</w:t>
             </w:r>
-            <w:proofErr w:type="spellEnd"/>
           </w:p>
         </w:tc>
       </w:tr>
@@ -5393,14 +4639,12 @@
                 <w:rFonts w:ascii="Arial" w:hAnsi="Arial" w:cs="Arial"/>
               </w:rPr>
             </w:pPr>
-            <w:proofErr w:type="spellStart"/>
             <w:r>
               <w:rPr>
                 <w:rFonts w:ascii="Arial" w:hAnsi="Arial" w:cs="Arial"/>
               </w:rPr>
               <w:t>end</w:t>
             </w:r>
-            <w:proofErr w:type="spellEnd"/>
           </w:p>
         </w:tc>
         <w:tc>
@@ -5435,7 +4679,6 @@
                 <w:rFonts w:ascii="Arial" w:hAnsi="Arial" w:cs="Arial"/>
               </w:rPr>
             </w:pPr>
-            <w:proofErr w:type="spellStart"/>
             <w:r>
               <w:rPr>
                 <w:rFonts w:ascii="Arial" w:hAnsi="Arial" w:cs="Arial"/>
@@ -5444,7 +4687,6 @@
               </w:rPr>
               <w:t>seal</w:t>
             </w:r>
-            <w:proofErr w:type="spellEnd"/>
           </w:p>
         </w:tc>
       </w:tr>
@@ -5461,14 +4703,12 @@
                 <w:rFonts w:ascii="Arial" w:hAnsi="Arial" w:cs="Arial"/>
               </w:rPr>
             </w:pPr>
-            <w:proofErr w:type="spellStart"/>
             <w:r>
               <w:rPr>
                 <w:rFonts w:ascii="Arial" w:hAnsi="Arial" w:cs="Arial"/>
               </w:rPr>
               <w:t>until</w:t>
             </w:r>
-            <w:proofErr w:type="spellEnd"/>
           </w:p>
         </w:tc>
         <w:tc>
@@ -5509,25 +4749,263 @@
                 <w:i/>
                 <w:iCs/>
               </w:rPr>
-              <w:t>(condición de terminación en do-</w:t>
-            </w:r>
-            <w:proofErr w:type="spellStart"/>
+              <w:t>(condición de terminación en do-until)</w:t>
+            </w:r>
+          </w:p>
+        </w:tc>
+      </w:tr>
+      <w:tr>
+        <w:tc>
+          <w:tcPr>
+            <w:tcW w:w="0" w:type="auto"/>
+            <w:hideMark/>
+          </w:tcPr>
+          <w:p>
+            <w:pPr>
+              <w:spacing w:after="160" w:line="278" w:lineRule="auto"/>
+              <w:rPr>
+                <w:rFonts w:ascii="Arial" w:hAnsi="Arial" w:cs="Arial"/>
+              </w:rPr>
+            </w:pPr>
+            <w:r>
+              <w:rPr>
+                <w:rFonts w:ascii="Arial" w:hAnsi="Arial" w:cs="Arial"/>
+              </w:rPr>
+              <w:t>main</w:t>
+            </w:r>
+          </w:p>
+        </w:tc>
+        <w:tc>
+          <w:tcPr>
+            <w:tcW w:w="0" w:type="auto"/>
+            <w:hideMark/>
+          </w:tcPr>
+          <w:p>
+            <w:pPr>
+              <w:spacing w:after="160" w:line="278" w:lineRule="auto"/>
+              <w:rPr>
+                <w:rFonts w:ascii="Arial" w:hAnsi="Arial" w:cs="Arial"/>
+              </w:rPr>
+            </w:pPr>
+            <w:r>
+              <w:rPr>
+                <w:rFonts w:ascii="Arial" w:hAnsi="Arial" w:cs="Arial"/>
+              </w:rPr>
+              <w:t>KW_MAIN</w:t>
+            </w:r>
+          </w:p>
+        </w:tc>
+        <w:tc>
+          <w:tcPr>
+            <w:tcW w:w="0" w:type="auto"/>
+            <w:hideMark/>
+          </w:tcPr>
+          <w:p>
+            <w:pPr>
+              <w:spacing w:after="160" w:line="278" w:lineRule="auto"/>
+              <w:rPr>
+                <w:rFonts w:ascii="Arial" w:hAnsi="Arial" w:cs="Arial"/>
+              </w:rPr>
+            </w:pPr>
+            <w:r>
+              <w:rPr>
+                <w:rFonts w:ascii="Arial" w:hAnsi="Arial" w:cs="Arial"/>
+                <w:b/>
+                <w:bCs/>
+              </w:rPr>
+              <w:t>gate</w:t>
+            </w:r>
+          </w:p>
+        </w:tc>
+      </w:tr>
+      <w:tr>
+        <w:tc>
+          <w:tcPr>
+            <w:tcW w:w="0" w:type="auto"/>
+            <w:hideMark/>
+          </w:tcPr>
+          <w:p>
+            <w:pPr>
+              <w:spacing w:after="160" w:line="278" w:lineRule="auto"/>
+              <w:rPr>
+                <w:rFonts w:ascii="Arial" w:hAnsi="Arial" w:cs="Arial"/>
+              </w:rPr>
+            </w:pPr>
+            <w:r>
+              <w:rPr>
+                <w:rFonts w:ascii="Arial" w:hAnsi="Arial" w:cs="Arial"/>
+              </w:rPr>
+              <w:t>cin</w:t>
+            </w:r>
+          </w:p>
+        </w:tc>
+        <w:tc>
+          <w:tcPr>
+            <w:tcW w:w="0" w:type="auto"/>
+            <w:hideMark/>
+          </w:tcPr>
+          <w:p>
+            <w:pPr>
+              <w:spacing w:after="160" w:line="278" w:lineRule="auto"/>
+              <w:rPr>
+                <w:rFonts w:ascii="Arial" w:hAnsi="Arial" w:cs="Arial"/>
+              </w:rPr>
+            </w:pPr>
+            <w:r>
+              <w:rPr>
+                <w:rFonts w:ascii="Arial" w:hAnsi="Arial" w:cs="Arial"/>
+              </w:rPr>
+              <w:t>KW_CIN</w:t>
+            </w:r>
+          </w:p>
+        </w:tc>
+        <w:tc>
+          <w:tcPr>
+            <w:tcW w:w="0" w:type="auto"/>
+            <w:hideMark/>
+          </w:tcPr>
+          <w:p>
+            <w:pPr>
+              <w:spacing w:after="160" w:line="278" w:lineRule="auto"/>
+              <w:rPr>
+                <w:rFonts w:ascii="Arial" w:hAnsi="Arial" w:cs="Arial"/>
+              </w:rPr>
+            </w:pPr>
+            <w:r>
+              <w:rPr>
+                <w:rFonts w:ascii="Arial" w:hAnsi="Arial" w:cs="Arial"/>
+                <w:b/>
+                <w:bCs/>
+              </w:rPr>
+              <w:t>sphone</w:t>
+            </w:r>
+          </w:p>
+        </w:tc>
+      </w:tr>
+      <w:tr>
+        <w:tc>
+          <w:tcPr>
+            <w:tcW w:w="0" w:type="auto"/>
+            <w:hideMark/>
+          </w:tcPr>
+          <w:p>
+            <w:pPr>
+              <w:spacing w:after="160" w:line="278" w:lineRule="auto"/>
+              <w:rPr>
+                <w:rFonts w:ascii="Arial" w:hAnsi="Arial" w:cs="Arial"/>
+              </w:rPr>
+            </w:pPr>
+            <w:r>
+              <w:rPr>
+                <w:rFonts w:ascii="Arial" w:hAnsi="Arial" w:cs="Arial"/>
+              </w:rPr>
+              <w:t>cout</w:t>
+            </w:r>
+          </w:p>
+        </w:tc>
+        <w:tc>
+          <w:tcPr>
+            <w:tcW w:w="0" w:type="auto"/>
+            <w:hideMark/>
+          </w:tcPr>
+          <w:p>
+            <w:pPr>
+              <w:spacing w:after="160" w:line="278" w:lineRule="auto"/>
+              <w:rPr>
+                <w:rFonts w:ascii="Arial" w:hAnsi="Arial" w:cs="Arial"/>
+              </w:rPr>
+            </w:pPr>
+            <w:r>
+              <w:rPr>
+                <w:rFonts w:ascii="Arial" w:hAnsi="Arial" w:cs="Arial"/>
+              </w:rPr>
+              <w:t>KW_COUT</w:t>
+            </w:r>
+          </w:p>
+        </w:tc>
+        <w:tc>
+          <w:tcPr>
+            <w:tcW w:w="0" w:type="auto"/>
+            <w:hideMark/>
+          </w:tcPr>
+          <w:p>
+            <w:pPr>
+              <w:spacing w:after="160" w:line="278" w:lineRule="auto"/>
+              <w:rPr>
+                <w:rFonts w:ascii="Arial" w:hAnsi="Arial" w:cs="Arial"/>
+              </w:rPr>
+            </w:pPr>
+            <w:r>
+              <w:rPr>
+                <w:rFonts w:ascii="Arial" w:hAnsi="Arial" w:cs="Arial"/>
+                <w:b/>
+                <w:bCs/>
+              </w:rPr>
+              <w:t>dmail</w:t>
+            </w:r>
+          </w:p>
+        </w:tc>
+      </w:tr>
+      <w:tr>
+        <w:tc>
+          <w:tcPr>
+            <w:tcW w:w="0" w:type="auto"/>
+            <w:hideMark/>
+          </w:tcPr>
+          <w:p>
+            <w:pPr>
+              <w:spacing w:after="160" w:line="278" w:lineRule="auto"/>
+              <w:rPr>
+                <w:rFonts w:ascii="Arial" w:hAnsi="Arial" w:cs="Arial"/>
+              </w:rPr>
+            </w:pPr>
+            <w:r>
+              <w:rPr>
+                <w:rFonts w:ascii="Arial" w:hAnsi="Arial" w:cs="Arial"/>
+              </w:rPr>
+              <w:t>read</w:t>
+            </w:r>
+          </w:p>
+        </w:tc>
+        <w:tc>
+          <w:tcPr>
+            <w:tcW w:w="0" w:type="auto"/>
+            <w:hideMark/>
+          </w:tcPr>
+          <w:p>
+            <w:pPr>
+              <w:spacing w:after="160" w:line="278" w:lineRule="auto"/>
+              <w:rPr>
+                <w:rFonts w:ascii="Arial" w:hAnsi="Arial" w:cs="Arial"/>
+              </w:rPr>
+            </w:pPr>
+            <w:r>
+              <w:rPr>
+                <w:rFonts w:ascii="Arial" w:hAnsi="Arial" w:cs="Arial"/>
+              </w:rPr>
+              <w:t>KW_READ</w:t>
+            </w:r>
+          </w:p>
+        </w:tc>
+        <w:tc>
+          <w:tcPr>
+            <w:tcW w:w="0" w:type="auto"/>
+            <w:hideMark/>
+          </w:tcPr>
+          <w:p>
+            <w:pPr>
+              <w:spacing w:after="160" w:line="278" w:lineRule="auto"/>
+              <w:rPr>
+                <w:rFonts w:ascii="Arial" w:hAnsi="Arial" w:cs="Arial"/>
+              </w:rPr>
+            </w:pPr>
             <w:r>
               <w:rPr>
                 <w:rFonts w:ascii="Arial" w:hAnsi="Arial" w:cs="Arial"/>
                 <w:i/>
                 <w:iCs/>
               </w:rPr>
-              <w:t>until</w:t>
-            </w:r>
-            <w:proofErr w:type="spellEnd"/>
-            <w:r>
-              <w:rPr>
-                <w:rFonts w:ascii="Arial" w:hAnsi="Arial" w:cs="Arial"/>
-                <w:i/>
-                <w:iCs/>
-              </w:rPr>
-              <w:t>)</w:t>
+              <w:t>(reservado)</w:t>
             </w:r>
           </w:p>
         </w:tc>
@@ -5545,282 +5023,12 @@
                 <w:rFonts w:ascii="Arial" w:hAnsi="Arial" w:cs="Arial"/>
               </w:rPr>
             </w:pPr>
-            <w:proofErr w:type="spellStart"/>
-            <w:r>
-              <w:rPr>
-                <w:rFonts w:ascii="Arial" w:hAnsi="Arial" w:cs="Arial"/>
-              </w:rPr>
-              <w:t>main</w:t>
-            </w:r>
-            <w:proofErr w:type="spellEnd"/>
-          </w:p>
-        </w:tc>
-        <w:tc>
-          <w:tcPr>
-            <w:tcW w:w="0" w:type="auto"/>
-            <w:hideMark/>
-          </w:tcPr>
-          <w:p>
-            <w:pPr>
-              <w:spacing w:after="160" w:line="278" w:lineRule="auto"/>
-              <w:rPr>
-                <w:rFonts w:ascii="Arial" w:hAnsi="Arial" w:cs="Arial"/>
-              </w:rPr>
-            </w:pPr>
-            <w:r>
-              <w:rPr>
-                <w:rFonts w:ascii="Arial" w:hAnsi="Arial" w:cs="Arial"/>
-              </w:rPr>
-              <w:t>KW_MAIN</w:t>
-            </w:r>
-          </w:p>
-        </w:tc>
-        <w:tc>
-          <w:tcPr>
-            <w:tcW w:w="0" w:type="auto"/>
-            <w:hideMark/>
-          </w:tcPr>
-          <w:p>
-            <w:pPr>
-              <w:spacing w:after="160" w:line="278" w:lineRule="auto"/>
-              <w:rPr>
-                <w:rFonts w:ascii="Arial" w:hAnsi="Arial" w:cs="Arial"/>
-              </w:rPr>
-            </w:pPr>
-            <w:r>
-              <w:rPr>
-                <w:rFonts w:ascii="Arial" w:hAnsi="Arial" w:cs="Arial"/>
-                <w:b/>
-                <w:bCs/>
-              </w:rPr>
-              <w:t>gate</w:t>
-            </w:r>
-          </w:p>
-        </w:tc>
-      </w:tr>
-      <w:tr>
-        <w:tc>
-          <w:tcPr>
-            <w:tcW w:w="0" w:type="auto"/>
-            <w:hideMark/>
-          </w:tcPr>
-          <w:p>
-            <w:pPr>
-              <w:spacing w:after="160" w:line="278" w:lineRule="auto"/>
-              <w:rPr>
-                <w:rFonts w:ascii="Arial" w:hAnsi="Arial" w:cs="Arial"/>
-              </w:rPr>
-            </w:pPr>
-            <w:proofErr w:type="spellStart"/>
-            <w:r>
-              <w:rPr>
-                <w:rFonts w:ascii="Arial" w:hAnsi="Arial" w:cs="Arial"/>
-              </w:rPr>
-              <w:t>cin</w:t>
-            </w:r>
-            <w:proofErr w:type="spellEnd"/>
-          </w:p>
-        </w:tc>
-        <w:tc>
-          <w:tcPr>
-            <w:tcW w:w="0" w:type="auto"/>
-            <w:hideMark/>
-          </w:tcPr>
-          <w:p>
-            <w:pPr>
-              <w:spacing w:after="160" w:line="278" w:lineRule="auto"/>
-              <w:rPr>
-                <w:rFonts w:ascii="Arial" w:hAnsi="Arial" w:cs="Arial"/>
-              </w:rPr>
-            </w:pPr>
-            <w:r>
-              <w:rPr>
-                <w:rFonts w:ascii="Arial" w:hAnsi="Arial" w:cs="Arial"/>
-              </w:rPr>
-              <w:t>KW_CIN</w:t>
-            </w:r>
-          </w:p>
-        </w:tc>
-        <w:tc>
-          <w:tcPr>
-            <w:tcW w:w="0" w:type="auto"/>
-            <w:hideMark/>
-          </w:tcPr>
-          <w:p>
-            <w:pPr>
-              <w:spacing w:after="160" w:line="278" w:lineRule="auto"/>
-              <w:rPr>
-                <w:rFonts w:ascii="Arial" w:hAnsi="Arial" w:cs="Arial"/>
-              </w:rPr>
-            </w:pPr>
-            <w:proofErr w:type="spellStart"/>
-            <w:r>
-              <w:rPr>
-                <w:rFonts w:ascii="Arial" w:hAnsi="Arial" w:cs="Arial"/>
-                <w:b/>
-                <w:bCs/>
-              </w:rPr>
-              <w:t>sphone</w:t>
-            </w:r>
-            <w:proofErr w:type="spellEnd"/>
-          </w:p>
-        </w:tc>
-      </w:tr>
-      <w:tr>
-        <w:tc>
-          <w:tcPr>
-            <w:tcW w:w="0" w:type="auto"/>
-            <w:hideMark/>
-          </w:tcPr>
-          <w:p>
-            <w:pPr>
-              <w:spacing w:after="160" w:line="278" w:lineRule="auto"/>
-              <w:rPr>
-                <w:rFonts w:ascii="Arial" w:hAnsi="Arial" w:cs="Arial"/>
-              </w:rPr>
-            </w:pPr>
-            <w:proofErr w:type="spellStart"/>
-            <w:r>
-              <w:rPr>
-                <w:rFonts w:ascii="Arial" w:hAnsi="Arial" w:cs="Arial"/>
-              </w:rPr>
-              <w:t>cout</w:t>
-            </w:r>
-            <w:proofErr w:type="spellEnd"/>
-          </w:p>
-        </w:tc>
-        <w:tc>
-          <w:tcPr>
-            <w:tcW w:w="0" w:type="auto"/>
-            <w:hideMark/>
-          </w:tcPr>
-          <w:p>
-            <w:pPr>
-              <w:spacing w:after="160" w:line="278" w:lineRule="auto"/>
-              <w:rPr>
-                <w:rFonts w:ascii="Arial" w:hAnsi="Arial" w:cs="Arial"/>
-              </w:rPr>
-            </w:pPr>
-            <w:r>
-              <w:rPr>
-                <w:rFonts w:ascii="Arial" w:hAnsi="Arial" w:cs="Arial"/>
-              </w:rPr>
-              <w:t>KW_COUT</w:t>
-            </w:r>
-          </w:p>
-        </w:tc>
-        <w:tc>
-          <w:tcPr>
-            <w:tcW w:w="0" w:type="auto"/>
-            <w:hideMark/>
-          </w:tcPr>
-          <w:p>
-            <w:pPr>
-              <w:spacing w:after="160" w:line="278" w:lineRule="auto"/>
-              <w:rPr>
-                <w:rFonts w:ascii="Arial" w:hAnsi="Arial" w:cs="Arial"/>
-              </w:rPr>
-            </w:pPr>
-            <w:proofErr w:type="spellStart"/>
-            <w:r>
-              <w:rPr>
-                <w:rFonts w:ascii="Arial" w:hAnsi="Arial" w:cs="Arial"/>
-                <w:b/>
-                <w:bCs/>
-              </w:rPr>
-              <w:t>dmail</w:t>
-            </w:r>
-            <w:proofErr w:type="spellEnd"/>
-          </w:p>
-        </w:tc>
-      </w:tr>
-      <w:tr>
-        <w:tc>
-          <w:tcPr>
-            <w:tcW w:w="0" w:type="auto"/>
-            <w:hideMark/>
-          </w:tcPr>
-          <w:p>
-            <w:pPr>
-              <w:spacing w:after="160" w:line="278" w:lineRule="auto"/>
-              <w:rPr>
-                <w:rFonts w:ascii="Arial" w:hAnsi="Arial" w:cs="Arial"/>
-              </w:rPr>
-            </w:pPr>
-            <w:proofErr w:type="spellStart"/>
-            <w:r>
-              <w:rPr>
-                <w:rFonts w:ascii="Arial" w:hAnsi="Arial" w:cs="Arial"/>
-              </w:rPr>
-              <w:t>read</w:t>
-            </w:r>
-            <w:proofErr w:type="spellEnd"/>
-          </w:p>
-        </w:tc>
-        <w:tc>
-          <w:tcPr>
-            <w:tcW w:w="0" w:type="auto"/>
-            <w:hideMark/>
-          </w:tcPr>
-          <w:p>
-            <w:pPr>
-              <w:spacing w:after="160" w:line="278" w:lineRule="auto"/>
-              <w:rPr>
-                <w:rFonts w:ascii="Arial" w:hAnsi="Arial" w:cs="Arial"/>
-              </w:rPr>
-            </w:pPr>
-            <w:r>
-              <w:rPr>
-                <w:rFonts w:ascii="Arial" w:hAnsi="Arial" w:cs="Arial"/>
-              </w:rPr>
-              <w:t>KW_READ</w:t>
-            </w:r>
-          </w:p>
-        </w:tc>
-        <w:tc>
-          <w:tcPr>
-            <w:tcW w:w="0" w:type="auto"/>
-            <w:hideMark/>
-          </w:tcPr>
-          <w:p>
-            <w:pPr>
-              <w:spacing w:after="160" w:line="278" w:lineRule="auto"/>
-              <w:rPr>
-                <w:rFonts w:ascii="Arial" w:hAnsi="Arial" w:cs="Arial"/>
-              </w:rPr>
-            </w:pPr>
-            <w:r>
-              <w:rPr>
-                <w:rFonts w:ascii="Arial" w:hAnsi="Arial" w:cs="Arial"/>
-                <w:i/>
-                <w:iCs/>
-              </w:rPr>
-              <w:t>(reservado)</w:t>
-            </w:r>
-          </w:p>
-        </w:tc>
-      </w:tr>
-      <w:tr>
-        <w:tc>
-          <w:tcPr>
-            <w:tcW w:w="0" w:type="auto"/>
-            <w:hideMark/>
-          </w:tcPr>
-          <w:p>
-            <w:pPr>
-              <w:spacing w:after="160" w:line="278" w:lineRule="auto"/>
-              <w:rPr>
-                <w:rFonts w:ascii="Arial" w:hAnsi="Arial" w:cs="Arial"/>
-              </w:rPr>
-            </w:pPr>
-            <w:proofErr w:type="spellStart"/>
             <w:r>
               <w:rPr>
                 <w:rFonts w:ascii="Arial" w:hAnsi="Arial" w:cs="Arial"/>
               </w:rPr>
               <w:t>write</w:t>
             </w:r>
-            <w:proofErr w:type="spellEnd"/>
           </w:p>
         </w:tc>
         <w:tc>
@@ -6141,14 +5349,12 @@
                 <w:rFonts w:ascii="Arial" w:hAnsi="Arial" w:cs="Arial"/>
               </w:rPr>
             </w:pPr>
-            <w:proofErr w:type="spellStart"/>
             <w:r>
               <w:rPr>
                 <w:rFonts w:ascii="Arial" w:hAnsi="Arial" w:cs="Arial"/>
               </w:rPr>
               <w:t>or</w:t>
             </w:r>
-            <w:proofErr w:type="spellEnd"/>
           </w:p>
         </w:tc>
         <w:tc>
@@ -6185,14 +5391,12 @@
                 <w:rFonts w:ascii="Arial" w:hAnsi="Arial" w:cs="Arial"/>
               </w:rPr>
             </w:pPr>
-            <w:proofErr w:type="spellStart"/>
             <w:r>
               <w:rPr>
                 <w:rFonts w:ascii="Arial" w:hAnsi="Arial" w:cs="Arial"/>
               </w:rPr>
               <w:t>not</w:t>
             </w:r>
-            <w:proofErr w:type="spellEnd"/>
           </w:p>
         </w:tc>
         <w:tc>
@@ -8037,21 +7241,7 @@
               <w:rPr>
                 <w:rFonts w:ascii="Arial" w:hAnsi="Arial" w:cs="Arial"/>
               </w:rPr>
-              <w:t xml:space="preserve">"Hola mundo", "El Psy </w:t>
-            </w:r>
-            <w:proofErr w:type="spellStart"/>
-            <w:r>
-              <w:rPr>
-                <w:rFonts w:ascii="Arial" w:hAnsi="Arial" w:cs="Arial"/>
-              </w:rPr>
-              <w:t>Kongroo</w:t>
-            </w:r>
-            <w:proofErr w:type="spellEnd"/>
-            <w:r>
-              <w:rPr>
-                <w:rFonts w:ascii="Arial" w:hAnsi="Arial" w:cs="Arial"/>
-              </w:rPr>
-              <w:t>"</w:t>
+              <w:t>"Hola mundo", "El Psy Kongroo"</w:t>
             </w:r>
           </w:p>
         </w:tc>
@@ -8113,16 +7303,8 @@
               <w:rPr>
                 <w:rFonts w:ascii="Arial" w:hAnsi="Arial" w:cs="Arial"/>
               </w:rPr>
-              <w:t xml:space="preserve">x, suma, </w:t>
-            </w:r>
-            <w:proofErr w:type="spellStart"/>
-            <w:r>
-              <w:rPr>
-                <w:rFonts w:ascii="Arial" w:hAnsi="Arial" w:cs="Arial"/>
-              </w:rPr>
-              <w:t>worldline_var</w:t>
-            </w:r>
-            <w:proofErr w:type="spellEnd"/>
+              <w:t>x, suma, worldline_var</w:t>
+            </w:r>
           </w:p>
         </w:tc>
       </w:tr>
@@ -8347,21 +7529,7 @@
               <w:rPr>
                 <w:rFonts w:ascii="Arial" w:hAnsi="Arial" w:cs="Arial"/>
               </w:rPr>
-              <w:t xml:space="preserve">&lt;! </w:t>
-            </w:r>
-            <w:proofErr w:type="gramStart"/>
-            <w:r>
-              <w:rPr>
-                <w:rFonts w:ascii="Arial" w:hAnsi="Arial" w:cs="Arial"/>
-              </w:rPr>
-              <w:t>texto !</w:t>
-            </w:r>
-            <w:proofErr w:type="gramEnd"/>
-            <w:r>
-              <w:rPr>
-                <w:rFonts w:ascii="Arial" w:hAnsi="Arial" w:cs="Arial"/>
-              </w:rPr>
-              <w:t>&gt;</w:t>
+              <w:t>&lt;! texto !&gt;</w:t>
             </w:r>
           </w:p>
         </w:tc>
@@ -8377,33 +7545,11 @@
                 <w:rFonts w:ascii="Arial" w:hAnsi="Arial" w:cs="Arial"/>
               </w:rPr>
             </w:pPr>
-            <w:proofErr w:type="gramStart"/>
-            <w:r>
-              <w:rPr>
-                <w:rFonts w:ascii="Arial" w:hAnsi="Arial" w:cs="Arial"/>
-              </w:rPr>
-              <w:t>Multilínea, delimitado por &lt;!</w:t>
-            </w:r>
-            <w:proofErr w:type="gramEnd"/>
-            <w:r>
-              <w:rPr>
-                <w:rFonts w:ascii="Arial" w:hAnsi="Arial" w:cs="Arial"/>
-              </w:rPr>
-              <w:t xml:space="preserve"> </w:t>
-            </w:r>
-            <w:proofErr w:type="gramStart"/>
-            <w:r>
-              <w:rPr>
-                <w:rFonts w:ascii="Arial" w:hAnsi="Arial" w:cs="Arial"/>
-              </w:rPr>
-              <w:t>y !</w:t>
-            </w:r>
-            <w:proofErr w:type="gramEnd"/>
-            <w:r>
-              <w:rPr>
-                <w:rFonts w:ascii="Arial" w:hAnsi="Arial" w:cs="Arial"/>
-              </w:rPr>
-              <w:t>&gt;</w:t>
+            <w:r>
+              <w:rPr>
+                <w:rFonts w:ascii="Arial" w:hAnsi="Arial" w:cs="Arial"/>
+              </w:rPr>
+              <w:t>Multilínea, delimitado por &lt;! y !&gt;</w:t>
             </w:r>
           </w:p>
         </w:tc>
@@ -8631,43 +7777,7 @@
               <w:rPr>
                 <w:rFonts w:ascii="Arial" w:hAnsi="Arial" w:cs="Arial"/>
               </w:rPr>
-              <w:t>ERROR_</w:t>
-            </w:r>
-            <w:proofErr w:type="gramStart"/>
-            <w:r>
-              <w:rPr>
-                <w:rFonts w:ascii="Arial" w:hAnsi="Arial" w:cs="Arial"/>
-              </w:rPr>
-              <w:t>LEXICO(</w:t>
-            </w:r>
-            <w:proofErr w:type="spellStart"/>
-            <w:proofErr w:type="gramEnd"/>
-            <w:r>
-              <w:rPr>
-                <w:rFonts w:ascii="Arial" w:hAnsi="Arial" w:cs="Arial"/>
-              </w:rPr>
-              <w:t>linea</w:t>
-            </w:r>
-            <w:proofErr w:type="spellEnd"/>
-            <w:r>
-              <w:rPr>
-                <w:rFonts w:ascii="Arial" w:hAnsi="Arial" w:cs="Arial"/>
-              </w:rPr>
-              <w:t xml:space="preserve">, columna): </w:t>
-            </w:r>
-            <w:proofErr w:type="spellStart"/>
-            <w:r>
-              <w:rPr>
-                <w:rFonts w:ascii="Arial" w:hAnsi="Arial" w:cs="Arial"/>
-              </w:rPr>
-              <w:t>descripcion</w:t>
-            </w:r>
-            <w:proofErr w:type="spellEnd"/>
-            <w:r>
-              <w:rPr>
-                <w:rFonts w:ascii="Arial" w:hAnsi="Arial" w:cs="Arial"/>
-              </w:rPr>
-              <w:t xml:space="preserve"> -&gt; 'lexema'</w:t>
+              <w:t>ERROR_LEXICO(linea, columna): descripcion -&gt; 'lexema'</w:t>
             </w:r>
           </w:p>
         </w:tc>
@@ -8796,80 +7906,15 @@
         <w:rPr>
           <w:rFonts w:ascii="Arial" w:hAnsi="Arial" w:cs="Arial"/>
         </w:rPr>
-        <w:t xml:space="preserve"> → </w:t>
-      </w:r>
-      <w:proofErr w:type="gramStart"/>
-      <w:r>
+        <w:t xml:space="preserve"> → { definicion_funcion | declaracion_variable } bloque_principal</w:t>
+      </w:r>
+    </w:p>
+    <w:p>
+      <w:pPr>
         <w:rPr>
           <w:rFonts w:ascii="Arial" w:hAnsi="Arial" w:cs="Arial"/>
         </w:rPr>
-        <w:t xml:space="preserve">{ </w:t>
-      </w:r>
-      <w:proofErr w:type="spellStart"/>
-      <w:r>
-        <w:rPr>
-          <w:rFonts w:ascii="Arial" w:hAnsi="Arial" w:cs="Arial"/>
-        </w:rPr>
-        <w:t>definicion</w:t>
-      </w:r>
-      <w:proofErr w:type="gramEnd"/>
-      <w:r>
-        <w:rPr>
-          <w:rFonts w:ascii="Arial" w:hAnsi="Arial" w:cs="Arial"/>
-        </w:rPr>
-        <w:t>_funcion</w:t>
-      </w:r>
-      <w:proofErr w:type="spellEnd"/>
-      <w:r>
-        <w:rPr>
-          <w:rFonts w:ascii="Arial" w:hAnsi="Arial" w:cs="Arial"/>
-        </w:rPr>
-        <w:t xml:space="preserve"> | </w:t>
-      </w:r>
-      <w:proofErr w:type="spellStart"/>
-      <w:r>
-        <w:rPr>
-          <w:rFonts w:ascii="Arial" w:hAnsi="Arial" w:cs="Arial"/>
-        </w:rPr>
-        <w:t>declaracion_</w:t>
-      </w:r>
-      <w:proofErr w:type="gramStart"/>
-      <w:r>
-        <w:rPr>
-          <w:rFonts w:ascii="Arial" w:hAnsi="Arial" w:cs="Arial"/>
-        </w:rPr>
-        <w:t>variable</w:t>
-      </w:r>
-      <w:proofErr w:type="spellEnd"/>
-      <w:r>
-        <w:rPr>
-          <w:rFonts w:ascii="Arial" w:hAnsi="Arial" w:cs="Arial"/>
-        </w:rPr>
-        <w:t xml:space="preserve"> }</w:t>
-      </w:r>
-      <w:proofErr w:type="gramEnd"/>
-      <w:r>
-        <w:rPr>
-          <w:rFonts w:ascii="Arial" w:hAnsi="Arial" w:cs="Arial"/>
-        </w:rPr>
-        <w:t xml:space="preserve"> </w:t>
-      </w:r>
-      <w:proofErr w:type="spellStart"/>
-      <w:r>
-        <w:rPr>
-          <w:rFonts w:ascii="Arial" w:hAnsi="Arial" w:cs="Arial"/>
-        </w:rPr>
-        <w:t>bloque_principal</w:t>
-      </w:r>
-      <w:proofErr w:type="spellEnd"/>
-    </w:p>
-    <w:p>
-      <w:pPr>
-        <w:rPr>
-          <w:rFonts w:ascii="Arial" w:hAnsi="Arial" w:cs="Arial"/>
-        </w:rPr>
-      </w:pPr>
-      <w:proofErr w:type="spellStart"/>
+      </w:pPr>
       <w:r>
         <w:rPr>
           <w:rFonts w:ascii="Arial" w:hAnsi="Arial" w:cs="Arial"/>
@@ -8878,127 +7923,19 @@
         </w:rPr>
         <w:t>bloque_principal</w:t>
       </w:r>
-      <w:proofErr w:type="spellEnd"/>
       <w:r>
         <w:rPr>
           <w:rFonts w:ascii="Arial" w:hAnsi="Arial" w:cs="Arial"/>
         </w:rPr>
-        <w:t xml:space="preserve"> → gate </w:t>
-      </w:r>
-      <w:proofErr w:type="gramStart"/>
-      <w:r>
+        <w:t xml:space="preserve"> → gate { lista_sentencias } | main ( ) { lista_sentencias }</w:t>
+      </w:r>
+    </w:p>
+    <w:p>
+      <w:pPr>
         <w:rPr>
           <w:rFonts w:ascii="Arial" w:hAnsi="Arial" w:cs="Arial"/>
         </w:rPr>
-        <w:t xml:space="preserve">{ </w:t>
-      </w:r>
-      <w:proofErr w:type="spellStart"/>
-      <w:r>
-        <w:rPr>
-          <w:rFonts w:ascii="Arial" w:hAnsi="Arial" w:cs="Arial"/>
-        </w:rPr>
-        <w:t>lista</w:t>
-      </w:r>
-      <w:proofErr w:type="gramEnd"/>
-      <w:r>
-        <w:rPr>
-          <w:rFonts w:ascii="Arial" w:hAnsi="Arial" w:cs="Arial"/>
-        </w:rPr>
-        <w:t>_</w:t>
-      </w:r>
-      <w:proofErr w:type="gramStart"/>
-      <w:r>
-        <w:rPr>
-          <w:rFonts w:ascii="Arial" w:hAnsi="Arial" w:cs="Arial"/>
-        </w:rPr>
-        <w:t>sentencias</w:t>
-      </w:r>
-      <w:proofErr w:type="spellEnd"/>
-      <w:r>
-        <w:rPr>
-          <w:rFonts w:ascii="Arial" w:hAnsi="Arial" w:cs="Arial"/>
-        </w:rPr>
-        <w:t xml:space="preserve"> }</w:t>
-      </w:r>
-      <w:proofErr w:type="gramEnd"/>
-      <w:r>
-        <w:rPr>
-          <w:rFonts w:ascii="Arial" w:hAnsi="Arial" w:cs="Arial"/>
-        </w:rPr>
-        <w:t xml:space="preserve"> | </w:t>
-      </w:r>
-      <w:proofErr w:type="spellStart"/>
-      <w:r>
-        <w:rPr>
-          <w:rFonts w:ascii="Arial" w:hAnsi="Arial" w:cs="Arial"/>
-        </w:rPr>
-        <w:t>main</w:t>
-      </w:r>
-      <w:proofErr w:type="spellEnd"/>
-      <w:r>
-        <w:rPr>
-          <w:rFonts w:ascii="Arial" w:hAnsi="Arial" w:cs="Arial"/>
-        </w:rPr>
-        <w:t xml:space="preserve"> </w:t>
-      </w:r>
-      <w:proofErr w:type="gramStart"/>
-      <w:r>
-        <w:rPr>
-          <w:rFonts w:ascii="Arial" w:hAnsi="Arial" w:cs="Arial"/>
-        </w:rPr>
-        <w:t>( )</w:t>
-      </w:r>
-      <w:proofErr w:type="gramEnd"/>
-      <w:r>
-        <w:rPr>
-          <w:rFonts w:ascii="Arial" w:hAnsi="Arial" w:cs="Arial"/>
-        </w:rPr>
-        <w:t xml:space="preserve"> </w:t>
-      </w:r>
-      <w:proofErr w:type="gramStart"/>
-      <w:r>
-        <w:rPr>
-          <w:rFonts w:ascii="Arial" w:hAnsi="Arial" w:cs="Arial"/>
-        </w:rPr>
-        <w:t xml:space="preserve">{ </w:t>
-      </w:r>
-      <w:proofErr w:type="spellStart"/>
-      <w:r>
-        <w:rPr>
-          <w:rFonts w:ascii="Arial" w:hAnsi="Arial" w:cs="Arial"/>
-        </w:rPr>
-        <w:t>lista</w:t>
-      </w:r>
-      <w:proofErr w:type="gramEnd"/>
-      <w:r>
-        <w:rPr>
-          <w:rFonts w:ascii="Arial" w:hAnsi="Arial" w:cs="Arial"/>
-        </w:rPr>
-        <w:t>_</w:t>
-      </w:r>
-      <w:proofErr w:type="gramStart"/>
-      <w:r>
-        <w:rPr>
-          <w:rFonts w:ascii="Arial" w:hAnsi="Arial" w:cs="Arial"/>
-        </w:rPr>
-        <w:t>sentencias</w:t>
-      </w:r>
-      <w:proofErr w:type="spellEnd"/>
-      <w:r>
-        <w:rPr>
-          <w:rFonts w:ascii="Arial" w:hAnsi="Arial" w:cs="Arial"/>
-        </w:rPr>
-        <w:t xml:space="preserve"> }</w:t>
-      </w:r>
-      <w:proofErr w:type="gramEnd"/>
-    </w:p>
-    <w:p>
-      <w:pPr>
-        <w:rPr>
-          <w:rFonts w:ascii="Arial" w:hAnsi="Arial" w:cs="Arial"/>
-        </w:rPr>
-      </w:pPr>
-      <w:proofErr w:type="spellStart"/>
+      </w:pPr>
       <w:r>
         <w:rPr>
           <w:rFonts w:ascii="Arial" w:hAnsi="Arial" w:cs="Arial"/>
@@ -9007,63 +7944,19 @@
         </w:rPr>
         <w:t>lista_sentencias</w:t>
       </w:r>
-      <w:proofErr w:type="spellEnd"/>
       <w:r>
         <w:rPr>
           <w:rFonts w:ascii="Arial" w:hAnsi="Arial" w:cs="Arial"/>
         </w:rPr>
-        <w:t xml:space="preserve"> → </w:t>
-      </w:r>
-      <w:proofErr w:type="spellStart"/>
-      <w:r>
+        <w:t xml:space="preserve"> → lista_sentencias sentencia | lista_sentencias declaracion_variable | ε</w:t>
+      </w:r>
+    </w:p>
+    <w:p>
+      <w:pPr>
         <w:rPr>
           <w:rFonts w:ascii="Arial" w:hAnsi="Arial" w:cs="Arial"/>
         </w:rPr>
-        <w:t>lista_sentencias</w:t>
-      </w:r>
-      <w:proofErr w:type="spellEnd"/>
-      <w:r>
-        <w:rPr>
-          <w:rFonts w:ascii="Arial" w:hAnsi="Arial" w:cs="Arial"/>
-        </w:rPr>
-        <w:t xml:space="preserve"> sentencia | </w:t>
-      </w:r>
-      <w:proofErr w:type="spellStart"/>
-      <w:r>
-        <w:rPr>
-          <w:rFonts w:ascii="Arial" w:hAnsi="Arial" w:cs="Arial"/>
-        </w:rPr>
-        <w:t>lista_sentencias</w:t>
-      </w:r>
-      <w:proofErr w:type="spellEnd"/>
-      <w:r>
-        <w:rPr>
-          <w:rFonts w:ascii="Arial" w:hAnsi="Arial" w:cs="Arial"/>
-        </w:rPr>
-        <w:t xml:space="preserve"> </w:t>
-      </w:r>
-      <w:proofErr w:type="spellStart"/>
-      <w:r>
-        <w:rPr>
-          <w:rFonts w:ascii="Arial" w:hAnsi="Arial" w:cs="Arial"/>
-        </w:rPr>
-        <w:t>declaracion_variable</w:t>
-      </w:r>
-      <w:proofErr w:type="spellEnd"/>
-      <w:r>
-        <w:rPr>
-          <w:rFonts w:ascii="Arial" w:hAnsi="Arial" w:cs="Arial"/>
-        </w:rPr>
-        <w:t xml:space="preserve"> | ε</w:t>
-      </w:r>
-    </w:p>
-    <w:p>
-      <w:pPr>
-        <w:rPr>
-          <w:rFonts w:ascii="Arial" w:hAnsi="Arial" w:cs="Arial"/>
-        </w:rPr>
-      </w:pPr>
-      <w:proofErr w:type="spellStart"/>
+      </w:pPr>
       <w:r>
         <w:rPr>
           <w:rFonts w:ascii="Arial" w:hAnsi="Arial" w:cs="Arial"/>
@@ -9072,101 +7965,12 @@
         </w:rPr>
         <w:t>declaracion_variable</w:t>
       </w:r>
-      <w:proofErr w:type="spellEnd"/>
       <w:r>
         <w:rPr>
           <w:rFonts w:ascii="Arial" w:hAnsi="Arial" w:cs="Arial"/>
         </w:rPr>
-        <w:t xml:space="preserve"> → [ </w:t>
-      </w:r>
-      <w:proofErr w:type="spellStart"/>
-      <w:proofErr w:type="gramStart"/>
-      <w:r>
-        <w:rPr>
-          <w:rFonts w:ascii="Arial" w:hAnsi="Arial" w:cs="Arial"/>
-        </w:rPr>
-        <w:t>labmem</w:t>
-      </w:r>
-      <w:proofErr w:type="spellEnd"/>
-      <w:r>
-        <w:rPr>
-          <w:rFonts w:ascii="Arial" w:hAnsi="Arial" w:cs="Arial"/>
-        </w:rPr>
-        <w:t xml:space="preserve"> ]</w:t>
-      </w:r>
-      <w:proofErr w:type="gramEnd"/>
-      <w:r>
-        <w:rPr>
-          <w:rFonts w:ascii="Arial" w:hAnsi="Arial" w:cs="Arial"/>
-        </w:rPr>
-        <w:t xml:space="preserve"> tipo identificador [ = </w:t>
-      </w:r>
-      <w:proofErr w:type="spellStart"/>
-      <w:proofErr w:type="gramStart"/>
-      <w:r>
-        <w:rPr>
-          <w:rFonts w:ascii="Arial" w:hAnsi="Arial" w:cs="Arial"/>
-        </w:rPr>
-        <w:t>expresion</w:t>
-      </w:r>
-      <w:proofErr w:type="spellEnd"/>
-      <w:r>
-        <w:rPr>
-          <w:rFonts w:ascii="Arial" w:hAnsi="Arial" w:cs="Arial"/>
-        </w:rPr>
-        <w:t xml:space="preserve"> ]</w:t>
-      </w:r>
-      <w:proofErr w:type="gramEnd"/>
-      <w:r>
-        <w:rPr>
-          <w:rFonts w:ascii="Arial" w:hAnsi="Arial" w:cs="Arial"/>
-        </w:rPr>
-        <w:t xml:space="preserve"> </w:t>
-      </w:r>
-      <w:proofErr w:type="gramStart"/>
-      <w:r>
-        <w:rPr>
-          <w:rFonts w:ascii="Arial" w:hAnsi="Arial" w:cs="Arial"/>
-        </w:rPr>
-        <w:t>{ ,</w:t>
-      </w:r>
-      <w:proofErr w:type="gramEnd"/>
-      <w:r>
-        <w:rPr>
-          <w:rFonts w:ascii="Arial" w:hAnsi="Arial" w:cs="Arial"/>
-        </w:rPr>
-        <w:t xml:space="preserve"> identificador [ = </w:t>
-      </w:r>
-      <w:proofErr w:type="spellStart"/>
-      <w:proofErr w:type="gramStart"/>
-      <w:r>
-        <w:rPr>
-          <w:rFonts w:ascii="Arial" w:hAnsi="Arial" w:cs="Arial"/>
-        </w:rPr>
-        <w:t>expresion</w:t>
-      </w:r>
-      <w:proofErr w:type="spellEnd"/>
-      <w:r>
-        <w:rPr>
-          <w:rFonts w:ascii="Arial" w:hAnsi="Arial" w:cs="Arial"/>
-        </w:rPr>
-        <w:t xml:space="preserve"> ]</w:t>
-      </w:r>
-      <w:proofErr w:type="gramEnd"/>
-      <w:r>
-        <w:rPr>
-          <w:rFonts w:ascii="Arial" w:hAnsi="Arial" w:cs="Arial"/>
-        </w:rPr>
-        <w:t xml:space="preserve"> </w:t>
-      </w:r>
-      <w:proofErr w:type="gramStart"/>
-      <w:r>
-        <w:rPr>
-          <w:rFonts w:ascii="Arial" w:hAnsi="Arial" w:cs="Arial"/>
-        </w:rPr>
-        <w:t>} ;</w:t>
-      </w:r>
-      <w:proofErr w:type="gramEnd"/>
+        <w:t xml:space="preserve"> → [ labmem ] tipo identificador [ = expresion ] { , identificador [ = expresion ] } ;</w:t>
+      </w:r>
     </w:p>
     <w:p>
       <w:pPr>
@@ -9175,7 +7979,6 @@
           <w:lang w:val="en-US"/>
         </w:rPr>
       </w:pPr>
-      <w:proofErr w:type="spellStart"/>
       <w:r>
         <w:rPr>
           <w:rFonts w:ascii="Arial" w:hAnsi="Arial" w:cs="Arial"/>
@@ -9185,48 +7988,21 @@
         </w:rPr>
         <w:t>identificador</w:t>
       </w:r>
-      <w:proofErr w:type="spellEnd"/>
       <w:r>
         <w:rPr>
           <w:rFonts w:ascii="Arial" w:hAnsi="Arial" w:cs="Arial"/>
           <w:lang w:val="en-US"/>
         </w:rPr>
-        <w:t xml:space="preserve"> → id | </w:t>
-      </w:r>
-      <w:proofErr w:type="spellStart"/>
-      <w:proofErr w:type="gramStart"/>
-      <w:r>
+        <w:t xml:space="preserve"> → id | identificador , id</w:t>
+      </w:r>
+    </w:p>
+    <w:p>
+      <w:pPr>
         <w:rPr>
           <w:rFonts w:ascii="Arial" w:hAnsi="Arial" w:cs="Arial"/>
           <w:lang w:val="en-US"/>
         </w:rPr>
-        <w:t>identificador</w:t>
-      </w:r>
-      <w:proofErr w:type="spellEnd"/>
-      <w:r>
-        <w:rPr>
-          <w:rFonts w:ascii="Arial" w:hAnsi="Arial" w:cs="Arial"/>
-          <w:lang w:val="en-US"/>
-        </w:rPr>
-        <w:t xml:space="preserve"> ,</w:t>
-      </w:r>
-      <w:proofErr w:type="gramEnd"/>
-      <w:r>
-        <w:rPr>
-          <w:rFonts w:ascii="Arial" w:hAnsi="Arial" w:cs="Arial"/>
-          <w:lang w:val="en-US"/>
-        </w:rPr>
-        <w:t xml:space="preserve"> id</w:t>
-      </w:r>
-    </w:p>
-    <w:p>
-      <w:pPr>
-        <w:rPr>
-          <w:rFonts w:ascii="Arial" w:hAnsi="Arial" w:cs="Arial"/>
-          <w:lang w:val="en-US"/>
-        </w:rPr>
-      </w:pPr>
-      <w:proofErr w:type="spellStart"/>
+      </w:pPr>
       <w:r>
         <w:rPr>
           <w:rFonts w:ascii="Arial" w:hAnsi="Arial" w:cs="Arial"/>
@@ -9236,7 +8012,6 @@
         </w:rPr>
         <w:t>tipo</w:t>
       </w:r>
-      <w:proofErr w:type="spellEnd"/>
       <w:r>
         <w:rPr>
           <w:rFonts w:ascii="Arial" w:hAnsi="Arial" w:cs="Arial"/>
@@ -9251,7 +8026,6 @@
           <w:rFonts w:ascii="Arial" w:hAnsi="Arial" w:cs="Arial"/>
         </w:rPr>
       </w:pPr>
-      <w:proofErr w:type="spellStart"/>
       <w:r>
         <w:rPr>
           <w:rFonts w:ascii="Arial" w:hAnsi="Arial" w:cs="Arial"/>
@@ -9260,127 +8034,19 @@
         </w:rPr>
         <w:t>definicion_funcion</w:t>
       </w:r>
-      <w:proofErr w:type="spellEnd"/>
       <w:r>
         <w:rPr>
           <w:rFonts w:ascii="Arial" w:hAnsi="Arial" w:cs="Arial"/>
         </w:rPr>
-        <w:t xml:space="preserve"> → </w:t>
-      </w:r>
-      <w:proofErr w:type="spellStart"/>
-      <w:r>
+        <w:t xml:space="preserve"> → steiner tipo_retorno id ( [ lista_parametros ] ) { lista_sentencias }</w:t>
+      </w:r>
+    </w:p>
+    <w:p>
+      <w:pPr>
         <w:rPr>
           <w:rFonts w:ascii="Arial" w:hAnsi="Arial" w:cs="Arial"/>
         </w:rPr>
-        <w:t>steiner</w:t>
-      </w:r>
-      <w:proofErr w:type="spellEnd"/>
-      <w:r>
-        <w:rPr>
-          <w:rFonts w:ascii="Arial" w:hAnsi="Arial" w:cs="Arial"/>
-        </w:rPr>
-        <w:t xml:space="preserve"> </w:t>
-      </w:r>
-      <w:proofErr w:type="spellStart"/>
-      <w:r>
-        <w:rPr>
-          <w:rFonts w:ascii="Arial" w:hAnsi="Arial" w:cs="Arial"/>
-        </w:rPr>
-        <w:t>tipo_retorno</w:t>
-      </w:r>
-      <w:proofErr w:type="spellEnd"/>
-      <w:r>
-        <w:rPr>
-          <w:rFonts w:ascii="Arial" w:hAnsi="Arial" w:cs="Arial"/>
-        </w:rPr>
-        <w:t xml:space="preserve"> id </w:t>
-      </w:r>
-      <w:proofErr w:type="gramStart"/>
-      <w:r>
-        <w:rPr>
-          <w:rFonts w:ascii="Arial" w:hAnsi="Arial" w:cs="Arial"/>
-        </w:rPr>
-        <w:t>( [</w:t>
-      </w:r>
-      <w:proofErr w:type="gramEnd"/>
-      <w:r>
-        <w:rPr>
-          <w:rFonts w:ascii="Arial" w:hAnsi="Arial" w:cs="Arial"/>
-        </w:rPr>
-        <w:t xml:space="preserve"> </w:t>
-      </w:r>
-      <w:proofErr w:type="spellStart"/>
-      <w:r>
-        <w:rPr>
-          <w:rFonts w:ascii="Arial" w:hAnsi="Arial" w:cs="Arial"/>
-        </w:rPr>
-        <w:t>lista_</w:t>
-      </w:r>
-      <w:proofErr w:type="gramStart"/>
-      <w:r>
-        <w:rPr>
-          <w:rFonts w:ascii="Arial" w:hAnsi="Arial" w:cs="Arial"/>
-        </w:rPr>
-        <w:t>parametros</w:t>
-      </w:r>
-      <w:proofErr w:type="spellEnd"/>
-      <w:r>
-        <w:rPr>
-          <w:rFonts w:ascii="Arial" w:hAnsi="Arial" w:cs="Arial"/>
-        </w:rPr>
-        <w:t xml:space="preserve"> ]</w:t>
-      </w:r>
-      <w:proofErr w:type="gramEnd"/>
-      <w:r>
-        <w:rPr>
-          <w:rFonts w:ascii="Arial" w:hAnsi="Arial" w:cs="Arial"/>
-        </w:rPr>
-        <w:t xml:space="preserve"> ) </w:t>
-      </w:r>
-      <w:proofErr w:type="gramStart"/>
-      <w:r>
-        <w:rPr>
-          <w:rFonts w:ascii="Arial" w:hAnsi="Arial" w:cs="Arial"/>
-        </w:rPr>
-        <w:t xml:space="preserve">{ </w:t>
-      </w:r>
-      <w:proofErr w:type="spellStart"/>
-      <w:r>
-        <w:rPr>
-          <w:rFonts w:ascii="Arial" w:hAnsi="Arial" w:cs="Arial"/>
-        </w:rPr>
-        <w:t>lista</w:t>
-      </w:r>
-      <w:proofErr w:type="gramEnd"/>
-      <w:r>
-        <w:rPr>
-          <w:rFonts w:ascii="Arial" w:hAnsi="Arial" w:cs="Arial"/>
-        </w:rPr>
-        <w:t>_</w:t>
-      </w:r>
-      <w:proofErr w:type="gramStart"/>
-      <w:r>
-        <w:rPr>
-          <w:rFonts w:ascii="Arial" w:hAnsi="Arial" w:cs="Arial"/>
-        </w:rPr>
-        <w:t>sentencias</w:t>
-      </w:r>
-      <w:proofErr w:type="spellEnd"/>
-      <w:r>
-        <w:rPr>
-          <w:rFonts w:ascii="Arial" w:hAnsi="Arial" w:cs="Arial"/>
-        </w:rPr>
-        <w:t xml:space="preserve"> }</w:t>
-      </w:r>
-      <w:proofErr w:type="gramEnd"/>
-    </w:p>
-    <w:p>
-      <w:pPr>
-        <w:rPr>
-          <w:rFonts w:ascii="Arial" w:hAnsi="Arial" w:cs="Arial"/>
-        </w:rPr>
-      </w:pPr>
-      <w:proofErr w:type="spellStart"/>
+      </w:pPr>
       <w:r>
         <w:rPr>
           <w:rFonts w:ascii="Arial" w:hAnsi="Arial" w:cs="Arial"/>
@@ -9389,29 +8055,19 @@
         </w:rPr>
         <w:t>tipo_retorno</w:t>
       </w:r>
-      <w:proofErr w:type="spellEnd"/>
       <w:r>
         <w:rPr>
           <w:rFonts w:ascii="Arial" w:hAnsi="Arial" w:cs="Arial"/>
         </w:rPr>
-        <w:t xml:space="preserve"> → tipo | </w:t>
-      </w:r>
-      <w:proofErr w:type="spellStart"/>
-      <w:r>
+        <w:t xml:space="preserve"> → tipo | void</w:t>
+      </w:r>
+    </w:p>
+    <w:p>
+      <w:pPr>
         <w:rPr>
           <w:rFonts w:ascii="Arial" w:hAnsi="Arial" w:cs="Arial"/>
         </w:rPr>
-        <w:t>void</w:t>
-      </w:r>
-      <w:proofErr w:type="spellEnd"/>
-    </w:p>
-    <w:p>
-      <w:pPr>
-        <w:rPr>
-          <w:rFonts w:ascii="Arial" w:hAnsi="Arial" w:cs="Arial"/>
-        </w:rPr>
-      </w:pPr>
-      <w:proofErr w:type="spellStart"/>
+      </w:pPr>
       <w:r>
         <w:rPr>
           <w:rFonts w:ascii="Arial" w:hAnsi="Arial" w:cs="Arial"/>
@@ -9420,40 +8076,11 @@
         </w:rPr>
         <w:t>lista_parametros</w:t>
       </w:r>
-      <w:proofErr w:type="spellEnd"/>
       <w:r>
         <w:rPr>
           <w:rFonts w:ascii="Arial" w:hAnsi="Arial" w:cs="Arial"/>
         </w:rPr>
-        <w:t xml:space="preserve"> → </w:t>
-      </w:r>
-      <w:proofErr w:type="spellStart"/>
-      <w:r>
-        <w:rPr>
-          <w:rFonts w:ascii="Arial" w:hAnsi="Arial" w:cs="Arial"/>
-        </w:rPr>
-        <w:t>lista_</w:t>
-      </w:r>
-      <w:proofErr w:type="gramStart"/>
-      <w:r>
-        <w:rPr>
-          <w:rFonts w:ascii="Arial" w:hAnsi="Arial" w:cs="Arial"/>
-        </w:rPr>
-        <w:t>parametros</w:t>
-      </w:r>
-      <w:proofErr w:type="spellEnd"/>
-      <w:r>
-        <w:rPr>
-          <w:rFonts w:ascii="Arial" w:hAnsi="Arial" w:cs="Arial"/>
-        </w:rPr>
-        <w:t xml:space="preserve"> ,</w:t>
-      </w:r>
-      <w:proofErr w:type="gramEnd"/>
-      <w:r>
-        <w:rPr>
-          <w:rFonts w:ascii="Arial" w:hAnsi="Arial" w:cs="Arial"/>
-        </w:rPr>
-        <w:t xml:space="preserve"> tipo id | tipo id</w:t>
+        <w:t xml:space="preserve"> → lista_parametros , tipo id | tipo id</w:t>
       </w:r>
     </w:p>
     <w:p>
@@ -9474,122 +8101,15 @@
         <w:rPr>
           <w:rFonts w:ascii="Arial" w:hAnsi="Arial" w:cs="Arial"/>
         </w:rPr>
-        <w:t xml:space="preserve"> → </w:t>
-      </w:r>
-      <w:proofErr w:type="spellStart"/>
-      <w:r>
+        <w:t xml:space="preserve"> → seleccion | iteracion | repeticion | sent_in | sent_out | asignacion | retorno | llamada_funcion | ;</w:t>
+      </w:r>
+    </w:p>
+    <w:p>
+      <w:pPr>
         <w:rPr>
           <w:rFonts w:ascii="Arial" w:hAnsi="Arial" w:cs="Arial"/>
         </w:rPr>
-        <w:t>seleccion</w:t>
-      </w:r>
-      <w:proofErr w:type="spellEnd"/>
-      <w:r>
-        <w:rPr>
-          <w:rFonts w:ascii="Arial" w:hAnsi="Arial" w:cs="Arial"/>
-        </w:rPr>
-        <w:t xml:space="preserve"> | </w:t>
-      </w:r>
-      <w:proofErr w:type="spellStart"/>
-      <w:r>
-        <w:rPr>
-          <w:rFonts w:ascii="Arial" w:hAnsi="Arial" w:cs="Arial"/>
-        </w:rPr>
-        <w:t>iteracion</w:t>
-      </w:r>
-      <w:proofErr w:type="spellEnd"/>
-      <w:r>
-        <w:rPr>
-          <w:rFonts w:ascii="Arial" w:hAnsi="Arial" w:cs="Arial"/>
-        </w:rPr>
-        <w:t xml:space="preserve"> | </w:t>
-      </w:r>
-      <w:proofErr w:type="spellStart"/>
-      <w:r>
-        <w:rPr>
-          <w:rFonts w:ascii="Arial" w:hAnsi="Arial" w:cs="Arial"/>
-        </w:rPr>
-        <w:t>repeticion</w:t>
-      </w:r>
-      <w:proofErr w:type="spellEnd"/>
-      <w:r>
-        <w:rPr>
-          <w:rFonts w:ascii="Arial" w:hAnsi="Arial" w:cs="Arial"/>
-        </w:rPr>
-        <w:t xml:space="preserve"> | </w:t>
-      </w:r>
-      <w:proofErr w:type="spellStart"/>
-      <w:r>
-        <w:rPr>
-          <w:rFonts w:ascii="Arial" w:hAnsi="Arial" w:cs="Arial"/>
-        </w:rPr>
-        <w:t>sent_in</w:t>
-      </w:r>
-      <w:proofErr w:type="spellEnd"/>
-      <w:r>
-        <w:rPr>
-          <w:rFonts w:ascii="Arial" w:hAnsi="Arial" w:cs="Arial"/>
-        </w:rPr>
-        <w:t xml:space="preserve"> | </w:t>
-      </w:r>
-      <w:proofErr w:type="spellStart"/>
-      <w:r>
-        <w:rPr>
-          <w:rFonts w:ascii="Arial" w:hAnsi="Arial" w:cs="Arial"/>
-        </w:rPr>
-        <w:t>sent_out</w:t>
-      </w:r>
-      <w:proofErr w:type="spellEnd"/>
-      <w:r>
-        <w:rPr>
-          <w:rFonts w:ascii="Arial" w:hAnsi="Arial" w:cs="Arial"/>
-        </w:rPr>
-        <w:t xml:space="preserve"> | </w:t>
-      </w:r>
-      <w:proofErr w:type="spellStart"/>
-      <w:r>
-        <w:rPr>
-          <w:rFonts w:ascii="Arial" w:hAnsi="Arial" w:cs="Arial"/>
-        </w:rPr>
-        <w:t>asignacion</w:t>
-      </w:r>
-      <w:proofErr w:type="spellEnd"/>
-      <w:r>
-        <w:rPr>
-          <w:rFonts w:ascii="Arial" w:hAnsi="Arial" w:cs="Arial"/>
-        </w:rPr>
-        <w:t xml:space="preserve"> | retorno | </w:t>
-      </w:r>
-      <w:proofErr w:type="spellStart"/>
-      <w:r>
-        <w:rPr>
-          <w:rFonts w:ascii="Arial" w:hAnsi="Arial" w:cs="Arial"/>
-        </w:rPr>
-        <w:t>llamada_funcion</w:t>
-      </w:r>
-      <w:proofErr w:type="spellEnd"/>
-      <w:r>
-        <w:rPr>
-          <w:rFonts w:ascii="Arial" w:hAnsi="Arial" w:cs="Arial"/>
-        </w:rPr>
-        <w:t xml:space="preserve"> </w:t>
-      </w:r>
-      <w:proofErr w:type="gramStart"/>
-      <w:r>
-        <w:rPr>
-          <w:rFonts w:ascii="Arial" w:hAnsi="Arial" w:cs="Arial"/>
-        </w:rPr>
-        <w:t>| ;</w:t>
-      </w:r>
-      <w:proofErr w:type="gramEnd"/>
-    </w:p>
-    <w:p>
-      <w:pPr>
-        <w:rPr>
-          <w:rFonts w:ascii="Arial" w:hAnsi="Arial" w:cs="Arial"/>
-        </w:rPr>
-      </w:pPr>
-      <w:proofErr w:type="spellStart"/>
+      </w:pPr>
       <w:r>
         <w:rPr>
           <w:rFonts w:ascii="Arial" w:hAnsi="Arial" w:cs="Arial"/>
@@ -9598,175 +8118,19 @@
         </w:rPr>
         <w:t>asignacion</w:t>
       </w:r>
-      <w:proofErr w:type="spellEnd"/>
       <w:r>
         <w:rPr>
           <w:rFonts w:ascii="Arial" w:hAnsi="Arial" w:cs="Arial"/>
         </w:rPr>
-        <w:t xml:space="preserve"> → id = </w:t>
-      </w:r>
-      <w:proofErr w:type="spellStart"/>
-      <w:proofErr w:type="gramStart"/>
-      <w:r>
+        <w:t xml:space="preserve"> → id = expresion ; | id += expresion ; | id -= expresion ; | id *= expresion ; | id /= expresion ; | id %= expresion ; | id ++ ; | id -- ;</w:t>
+      </w:r>
+    </w:p>
+    <w:p>
+      <w:pPr>
         <w:rPr>
           <w:rFonts w:ascii="Arial" w:hAnsi="Arial" w:cs="Arial"/>
         </w:rPr>
-        <w:t>expresion</w:t>
-      </w:r>
-      <w:proofErr w:type="spellEnd"/>
-      <w:r>
-        <w:rPr>
-          <w:rFonts w:ascii="Arial" w:hAnsi="Arial" w:cs="Arial"/>
-        </w:rPr>
-        <w:t xml:space="preserve"> ;</w:t>
-      </w:r>
-      <w:proofErr w:type="gramEnd"/>
-      <w:r>
-        <w:rPr>
-          <w:rFonts w:ascii="Arial" w:hAnsi="Arial" w:cs="Arial"/>
-        </w:rPr>
-        <w:t xml:space="preserve"> | id += </w:t>
-      </w:r>
-      <w:proofErr w:type="spellStart"/>
-      <w:proofErr w:type="gramStart"/>
-      <w:r>
-        <w:rPr>
-          <w:rFonts w:ascii="Arial" w:hAnsi="Arial" w:cs="Arial"/>
-        </w:rPr>
-        <w:t>expresion</w:t>
-      </w:r>
-      <w:proofErr w:type="spellEnd"/>
-      <w:r>
-        <w:rPr>
-          <w:rFonts w:ascii="Arial" w:hAnsi="Arial" w:cs="Arial"/>
-        </w:rPr>
-        <w:t xml:space="preserve"> ;</w:t>
-      </w:r>
-      <w:proofErr w:type="gramEnd"/>
-      <w:r>
-        <w:rPr>
-          <w:rFonts w:ascii="Arial" w:hAnsi="Arial" w:cs="Arial"/>
-        </w:rPr>
-        <w:t xml:space="preserve"> | id -= </w:t>
-      </w:r>
-      <w:proofErr w:type="spellStart"/>
-      <w:proofErr w:type="gramStart"/>
-      <w:r>
-        <w:rPr>
-          <w:rFonts w:ascii="Arial" w:hAnsi="Arial" w:cs="Arial"/>
-        </w:rPr>
-        <w:t>expresion</w:t>
-      </w:r>
-      <w:proofErr w:type="spellEnd"/>
-      <w:r>
-        <w:rPr>
-          <w:rFonts w:ascii="Arial" w:hAnsi="Arial" w:cs="Arial"/>
-        </w:rPr>
-        <w:t xml:space="preserve"> ;</w:t>
-      </w:r>
-      <w:proofErr w:type="gramEnd"/>
-      <w:r>
-        <w:rPr>
-          <w:rFonts w:ascii="Arial" w:hAnsi="Arial" w:cs="Arial"/>
-        </w:rPr>
-        <w:t xml:space="preserve"> | id *= </w:t>
-      </w:r>
-      <w:proofErr w:type="spellStart"/>
-      <w:proofErr w:type="gramStart"/>
-      <w:r>
-        <w:rPr>
-          <w:rFonts w:ascii="Arial" w:hAnsi="Arial" w:cs="Arial"/>
-        </w:rPr>
-        <w:t>expresion</w:t>
-      </w:r>
-      <w:proofErr w:type="spellEnd"/>
-      <w:r>
-        <w:rPr>
-          <w:rFonts w:ascii="Arial" w:hAnsi="Arial" w:cs="Arial"/>
-        </w:rPr>
-        <w:t xml:space="preserve"> ;</w:t>
-      </w:r>
-      <w:proofErr w:type="gramEnd"/>
-      <w:r>
-        <w:rPr>
-          <w:rFonts w:ascii="Arial" w:hAnsi="Arial" w:cs="Arial"/>
-        </w:rPr>
-        <w:t xml:space="preserve"> | id /= </w:t>
-      </w:r>
-      <w:proofErr w:type="spellStart"/>
-      <w:proofErr w:type="gramStart"/>
-      <w:r>
-        <w:rPr>
-          <w:rFonts w:ascii="Arial" w:hAnsi="Arial" w:cs="Arial"/>
-        </w:rPr>
-        <w:t>expresion</w:t>
-      </w:r>
-      <w:proofErr w:type="spellEnd"/>
-      <w:r>
-        <w:rPr>
-          <w:rFonts w:ascii="Arial" w:hAnsi="Arial" w:cs="Arial"/>
-        </w:rPr>
-        <w:t xml:space="preserve"> ;</w:t>
-      </w:r>
-      <w:proofErr w:type="gramEnd"/>
-      <w:r>
-        <w:rPr>
-          <w:rFonts w:ascii="Arial" w:hAnsi="Arial" w:cs="Arial"/>
-        </w:rPr>
-        <w:t xml:space="preserve"> | id %= </w:t>
-      </w:r>
-      <w:proofErr w:type="spellStart"/>
-      <w:proofErr w:type="gramStart"/>
-      <w:r>
-        <w:rPr>
-          <w:rFonts w:ascii="Arial" w:hAnsi="Arial" w:cs="Arial"/>
-        </w:rPr>
-        <w:t>expresion</w:t>
-      </w:r>
-      <w:proofErr w:type="spellEnd"/>
-      <w:r>
-        <w:rPr>
-          <w:rFonts w:ascii="Arial" w:hAnsi="Arial" w:cs="Arial"/>
-        </w:rPr>
-        <w:t xml:space="preserve"> ;</w:t>
-      </w:r>
-      <w:proofErr w:type="gramEnd"/>
-      <w:r>
-        <w:rPr>
-          <w:rFonts w:ascii="Arial" w:hAnsi="Arial" w:cs="Arial"/>
-        </w:rPr>
-        <w:t xml:space="preserve"> | id +</w:t>
-      </w:r>
-      <w:proofErr w:type="gramStart"/>
-      <w:r>
-        <w:rPr>
-          <w:rFonts w:ascii="Arial" w:hAnsi="Arial" w:cs="Arial"/>
-        </w:rPr>
-        <w:t>+ ;</w:t>
-      </w:r>
-      <w:proofErr w:type="gramEnd"/>
-      <w:r>
-        <w:rPr>
-          <w:rFonts w:ascii="Arial" w:hAnsi="Arial" w:cs="Arial"/>
-        </w:rPr>
-        <w:t xml:space="preserve"> | id </w:t>
-      </w:r>
-      <w:proofErr w:type="gramStart"/>
-      <w:r>
-        <w:rPr>
-          <w:rFonts w:ascii="Arial" w:hAnsi="Arial" w:cs="Arial"/>
-        </w:rPr>
-        <w:t>-- ;</w:t>
-      </w:r>
-      <w:proofErr w:type="gramEnd"/>
-    </w:p>
-    <w:p>
-      <w:pPr>
-        <w:rPr>
-          <w:rFonts w:ascii="Arial" w:hAnsi="Arial" w:cs="Arial"/>
-        </w:rPr>
-      </w:pPr>
-      <w:proofErr w:type="spellStart"/>
+      </w:pPr>
       <w:r>
         <w:rPr>
           <w:rFonts w:ascii="Arial" w:hAnsi="Arial" w:cs="Arial"/>
@@ -9775,373 +8139,19 @@
         </w:rPr>
         <w:t>seleccion</w:t>
       </w:r>
-      <w:proofErr w:type="spellEnd"/>
       <w:r>
         <w:rPr>
           <w:rFonts w:ascii="Arial" w:hAnsi="Arial" w:cs="Arial"/>
         </w:rPr>
-        <w:t xml:space="preserve"> → </w:t>
-      </w:r>
-      <w:proofErr w:type="spellStart"/>
-      <w:r>
+        <w:t xml:space="preserve"> → choice ( expresion ) { lista_sentencias } [ else { lista_sentencias } ] | if expresion then lista_sentencias [ else lista_sentencias ] end | if expresion then lista_sentencias [ else lista_sentencias ] seal</w:t>
+      </w:r>
+    </w:p>
+    <w:p>
+      <w:pPr>
         <w:rPr>
           <w:rFonts w:ascii="Arial" w:hAnsi="Arial" w:cs="Arial"/>
         </w:rPr>
-        <w:t>choice</w:t>
-      </w:r>
-      <w:proofErr w:type="spellEnd"/>
-      <w:r>
-        <w:rPr>
-          <w:rFonts w:ascii="Arial" w:hAnsi="Arial" w:cs="Arial"/>
-        </w:rPr>
-        <w:t xml:space="preserve"> </w:t>
-      </w:r>
-      <w:proofErr w:type="gramStart"/>
-      <w:r>
-        <w:rPr>
-          <w:rFonts w:ascii="Arial" w:hAnsi="Arial" w:cs="Arial"/>
-        </w:rPr>
-        <w:t xml:space="preserve">( </w:t>
-      </w:r>
-      <w:proofErr w:type="spellStart"/>
-      <w:r>
-        <w:rPr>
-          <w:rFonts w:ascii="Arial" w:hAnsi="Arial" w:cs="Arial"/>
-        </w:rPr>
-        <w:t>expresion</w:t>
-      </w:r>
-      <w:proofErr w:type="spellEnd"/>
-      <w:proofErr w:type="gramEnd"/>
-      <w:r>
-        <w:rPr>
-          <w:rFonts w:ascii="Arial" w:hAnsi="Arial" w:cs="Arial"/>
-        </w:rPr>
-        <w:t xml:space="preserve"> ) </w:t>
-      </w:r>
-      <w:proofErr w:type="gramStart"/>
-      <w:r>
-        <w:rPr>
-          <w:rFonts w:ascii="Arial" w:hAnsi="Arial" w:cs="Arial"/>
-        </w:rPr>
-        <w:t xml:space="preserve">{ </w:t>
-      </w:r>
-      <w:proofErr w:type="spellStart"/>
-      <w:r>
-        <w:rPr>
-          <w:rFonts w:ascii="Arial" w:hAnsi="Arial" w:cs="Arial"/>
-        </w:rPr>
-        <w:t>lista</w:t>
-      </w:r>
-      <w:proofErr w:type="gramEnd"/>
-      <w:r>
-        <w:rPr>
-          <w:rFonts w:ascii="Arial" w:hAnsi="Arial" w:cs="Arial"/>
-        </w:rPr>
-        <w:t>_</w:t>
-      </w:r>
-      <w:proofErr w:type="gramStart"/>
-      <w:r>
-        <w:rPr>
-          <w:rFonts w:ascii="Arial" w:hAnsi="Arial" w:cs="Arial"/>
-        </w:rPr>
-        <w:t>sentencias</w:t>
-      </w:r>
-      <w:proofErr w:type="spellEnd"/>
-      <w:r>
-        <w:rPr>
-          <w:rFonts w:ascii="Arial" w:hAnsi="Arial" w:cs="Arial"/>
-        </w:rPr>
-        <w:t xml:space="preserve"> }</w:t>
-      </w:r>
-      <w:proofErr w:type="gramEnd"/>
-      <w:r>
-        <w:rPr>
-          <w:rFonts w:ascii="Arial" w:hAnsi="Arial" w:cs="Arial"/>
-        </w:rPr>
-        <w:t xml:space="preserve"> [ </w:t>
-      </w:r>
-      <w:proofErr w:type="spellStart"/>
-      <w:r>
-        <w:rPr>
-          <w:rFonts w:ascii="Arial" w:hAnsi="Arial" w:cs="Arial"/>
-        </w:rPr>
-        <w:t>else</w:t>
-      </w:r>
-      <w:proofErr w:type="spellEnd"/>
-      <w:r>
-        <w:rPr>
-          <w:rFonts w:ascii="Arial" w:hAnsi="Arial" w:cs="Arial"/>
-        </w:rPr>
-        <w:t xml:space="preserve"> </w:t>
-      </w:r>
-      <w:proofErr w:type="gramStart"/>
-      <w:r>
-        <w:rPr>
-          <w:rFonts w:ascii="Arial" w:hAnsi="Arial" w:cs="Arial"/>
-        </w:rPr>
-        <w:t xml:space="preserve">{ </w:t>
-      </w:r>
-      <w:proofErr w:type="spellStart"/>
-      <w:r>
-        <w:rPr>
-          <w:rFonts w:ascii="Arial" w:hAnsi="Arial" w:cs="Arial"/>
-        </w:rPr>
-        <w:t>lista</w:t>
-      </w:r>
-      <w:proofErr w:type="gramEnd"/>
-      <w:r>
-        <w:rPr>
-          <w:rFonts w:ascii="Arial" w:hAnsi="Arial" w:cs="Arial"/>
-        </w:rPr>
-        <w:t>_</w:t>
-      </w:r>
-      <w:proofErr w:type="gramStart"/>
-      <w:r>
-        <w:rPr>
-          <w:rFonts w:ascii="Arial" w:hAnsi="Arial" w:cs="Arial"/>
-        </w:rPr>
-        <w:t>sentencias</w:t>
-      </w:r>
-      <w:proofErr w:type="spellEnd"/>
-      <w:r>
-        <w:rPr>
-          <w:rFonts w:ascii="Arial" w:hAnsi="Arial" w:cs="Arial"/>
-        </w:rPr>
-        <w:t xml:space="preserve"> }</w:t>
-      </w:r>
-      <w:proofErr w:type="gramEnd"/>
-      <w:r>
-        <w:rPr>
-          <w:rFonts w:ascii="Arial" w:hAnsi="Arial" w:cs="Arial"/>
-        </w:rPr>
-        <w:t xml:space="preserve"> ] | </w:t>
-      </w:r>
-      <w:proofErr w:type="spellStart"/>
-      <w:r>
-        <w:rPr>
-          <w:rFonts w:ascii="Arial" w:hAnsi="Arial" w:cs="Arial"/>
-        </w:rPr>
-        <w:t>if</w:t>
-      </w:r>
-      <w:proofErr w:type="spellEnd"/>
-      <w:r>
-        <w:rPr>
-          <w:rFonts w:ascii="Arial" w:hAnsi="Arial" w:cs="Arial"/>
-        </w:rPr>
-        <w:t xml:space="preserve"> </w:t>
-      </w:r>
-      <w:proofErr w:type="spellStart"/>
-      <w:r>
-        <w:rPr>
-          <w:rFonts w:ascii="Arial" w:hAnsi="Arial" w:cs="Arial"/>
-        </w:rPr>
-        <w:t>expresion</w:t>
-      </w:r>
-      <w:proofErr w:type="spellEnd"/>
-      <w:r>
-        <w:rPr>
-          <w:rFonts w:ascii="Arial" w:hAnsi="Arial" w:cs="Arial"/>
-        </w:rPr>
-        <w:t xml:space="preserve"> </w:t>
-      </w:r>
-      <w:proofErr w:type="spellStart"/>
-      <w:r>
-        <w:rPr>
-          <w:rFonts w:ascii="Arial" w:hAnsi="Arial" w:cs="Arial"/>
-        </w:rPr>
-        <w:t>then</w:t>
-      </w:r>
-      <w:proofErr w:type="spellEnd"/>
-      <w:r>
-        <w:rPr>
-          <w:rFonts w:ascii="Arial" w:hAnsi="Arial" w:cs="Arial"/>
-        </w:rPr>
-        <w:t xml:space="preserve"> </w:t>
-      </w:r>
-      <w:proofErr w:type="spellStart"/>
-      <w:r>
-        <w:rPr>
-          <w:rFonts w:ascii="Arial" w:hAnsi="Arial" w:cs="Arial"/>
-        </w:rPr>
-        <w:t>lista_sentencias</w:t>
-      </w:r>
-      <w:proofErr w:type="spellEnd"/>
-      <w:r>
-        <w:rPr>
-          <w:rFonts w:ascii="Arial" w:hAnsi="Arial" w:cs="Arial"/>
-        </w:rPr>
-        <w:t xml:space="preserve"> [ </w:t>
-      </w:r>
-      <w:proofErr w:type="spellStart"/>
-      <w:r>
-        <w:rPr>
-          <w:rFonts w:ascii="Arial" w:hAnsi="Arial" w:cs="Arial"/>
-        </w:rPr>
-        <w:t>else</w:t>
-      </w:r>
-      <w:proofErr w:type="spellEnd"/>
-      <w:r>
-        <w:rPr>
-          <w:rFonts w:ascii="Arial" w:hAnsi="Arial" w:cs="Arial"/>
-        </w:rPr>
-        <w:t xml:space="preserve"> </w:t>
-      </w:r>
-      <w:proofErr w:type="spellStart"/>
-      <w:r>
-        <w:rPr>
-          <w:rFonts w:ascii="Arial" w:hAnsi="Arial" w:cs="Arial"/>
-        </w:rPr>
-        <w:t>lista_</w:t>
-      </w:r>
-      <w:proofErr w:type="gramStart"/>
-      <w:r>
-        <w:rPr>
-          <w:rFonts w:ascii="Arial" w:hAnsi="Arial" w:cs="Arial"/>
-        </w:rPr>
-        <w:t>sentencias</w:t>
-      </w:r>
-      <w:proofErr w:type="spellEnd"/>
-      <w:r>
-        <w:rPr>
-          <w:rFonts w:ascii="Arial" w:hAnsi="Arial" w:cs="Arial"/>
-        </w:rPr>
-        <w:t xml:space="preserve"> ]</w:t>
-      </w:r>
-      <w:proofErr w:type="gramEnd"/>
-      <w:r>
-        <w:rPr>
-          <w:rFonts w:ascii="Arial" w:hAnsi="Arial" w:cs="Arial"/>
-        </w:rPr>
-        <w:t xml:space="preserve"> </w:t>
-      </w:r>
-      <w:proofErr w:type="spellStart"/>
-      <w:r>
-        <w:rPr>
-          <w:rFonts w:ascii="Arial" w:hAnsi="Arial" w:cs="Arial"/>
-        </w:rPr>
-        <w:t>end</w:t>
-      </w:r>
-      <w:proofErr w:type="spellEnd"/>
-      <w:r>
-        <w:rPr>
-          <w:rFonts w:ascii="Arial" w:hAnsi="Arial" w:cs="Arial"/>
-        </w:rPr>
-        <w:t xml:space="preserve"> | </w:t>
-      </w:r>
-      <w:proofErr w:type="spellStart"/>
-      <w:r>
-        <w:rPr>
-          <w:rFonts w:ascii="Arial" w:hAnsi="Arial" w:cs="Arial"/>
-        </w:rPr>
-        <w:t>if</w:t>
-      </w:r>
-      <w:proofErr w:type="spellEnd"/>
-      <w:r>
-        <w:rPr>
-          <w:rFonts w:ascii="Arial" w:hAnsi="Arial" w:cs="Arial"/>
-        </w:rPr>
-        <w:t xml:space="preserve"> </w:t>
-      </w:r>
-      <w:proofErr w:type="spellStart"/>
-      <w:r>
-        <w:rPr>
-          <w:rFonts w:ascii="Arial" w:hAnsi="Arial" w:cs="Arial"/>
-        </w:rPr>
-        <w:t>expresion</w:t>
-      </w:r>
-      <w:proofErr w:type="spellEnd"/>
-      <w:r>
-        <w:rPr>
-          <w:rFonts w:ascii="Arial" w:hAnsi="Arial" w:cs="Arial"/>
-        </w:rPr>
-        <w:t xml:space="preserve"> </w:t>
-      </w:r>
-      <w:proofErr w:type="spellStart"/>
-      <w:r>
-        <w:rPr>
-          <w:rFonts w:ascii="Arial" w:hAnsi="Arial" w:cs="Arial"/>
-        </w:rPr>
-        <w:t>then</w:t>
-      </w:r>
-      <w:proofErr w:type="spellEnd"/>
-      <w:r>
-        <w:rPr>
-          <w:rFonts w:ascii="Arial" w:hAnsi="Arial" w:cs="Arial"/>
-        </w:rPr>
-        <w:t xml:space="preserve"> </w:t>
-      </w:r>
-      <w:proofErr w:type="spellStart"/>
-      <w:r>
-        <w:rPr>
-          <w:rFonts w:ascii="Arial" w:hAnsi="Arial" w:cs="Arial"/>
-        </w:rPr>
-        <w:t>lista_sentencias</w:t>
-      </w:r>
-      <w:proofErr w:type="spellEnd"/>
-      <w:r>
-        <w:rPr>
-          <w:rFonts w:ascii="Arial" w:hAnsi="Arial" w:cs="Arial"/>
-        </w:rPr>
-        <w:t xml:space="preserve"> [ </w:t>
-      </w:r>
-      <w:proofErr w:type="spellStart"/>
-      <w:r>
-        <w:rPr>
-          <w:rFonts w:ascii="Arial" w:hAnsi="Arial" w:cs="Arial"/>
-        </w:rPr>
-        <w:t>else</w:t>
-      </w:r>
-      <w:proofErr w:type="spellEnd"/>
-      <w:r>
-        <w:rPr>
-          <w:rFonts w:ascii="Arial" w:hAnsi="Arial" w:cs="Arial"/>
-        </w:rPr>
-        <w:t xml:space="preserve"> </w:t>
-      </w:r>
-      <w:proofErr w:type="spellStart"/>
-      <w:r>
-        <w:rPr>
-          <w:rFonts w:ascii="Arial" w:hAnsi="Arial" w:cs="Arial"/>
-        </w:rPr>
-        <w:t>lista_</w:t>
-      </w:r>
-      <w:proofErr w:type="gramStart"/>
-      <w:r>
-        <w:rPr>
-          <w:rFonts w:ascii="Arial" w:hAnsi="Arial" w:cs="Arial"/>
-        </w:rPr>
-        <w:t>sentencias</w:t>
-      </w:r>
-      <w:proofErr w:type="spellEnd"/>
-      <w:r>
-        <w:rPr>
-          <w:rFonts w:ascii="Arial" w:hAnsi="Arial" w:cs="Arial"/>
-        </w:rPr>
-        <w:t xml:space="preserve"> ]</w:t>
-      </w:r>
-      <w:proofErr w:type="gramEnd"/>
-      <w:r>
-        <w:rPr>
-          <w:rFonts w:ascii="Arial" w:hAnsi="Arial" w:cs="Arial"/>
-        </w:rPr>
-        <w:t xml:space="preserve"> </w:t>
-      </w:r>
-      <w:proofErr w:type="spellStart"/>
-      <w:r>
-        <w:rPr>
-          <w:rFonts w:ascii="Arial" w:hAnsi="Arial" w:cs="Arial"/>
-        </w:rPr>
-        <w:t>seal</w:t>
-      </w:r>
-      <w:proofErr w:type="spellEnd"/>
-    </w:p>
-    <w:p>
-      <w:pPr>
-        <w:rPr>
-          <w:rFonts w:ascii="Arial" w:hAnsi="Arial" w:cs="Arial"/>
-        </w:rPr>
-      </w:pPr>
-      <w:proofErr w:type="spellStart"/>
+      </w:pPr>
       <w:r>
         <w:rPr>
           <w:rFonts w:ascii="Arial" w:hAnsi="Arial" w:cs="Arial"/>
@@ -10150,205 +8160,19 @@
         </w:rPr>
         <w:t>iteracion</w:t>
       </w:r>
-      <w:proofErr w:type="spellEnd"/>
       <w:r>
         <w:rPr>
           <w:rFonts w:ascii="Arial" w:hAnsi="Arial" w:cs="Arial"/>
         </w:rPr>
-        <w:t xml:space="preserve"> → </w:t>
-      </w:r>
-      <w:proofErr w:type="spellStart"/>
-      <w:r>
+        <w:t xml:space="preserve"> → loop ( expresion ) { lista_sentencias } | while expresion do lista_sentencias end | while expresion do lista_sentencias seal</w:t>
+      </w:r>
+    </w:p>
+    <w:p>
+      <w:pPr>
         <w:rPr>
           <w:rFonts w:ascii="Arial" w:hAnsi="Arial" w:cs="Arial"/>
         </w:rPr>
-        <w:t>loop</w:t>
-      </w:r>
-      <w:proofErr w:type="spellEnd"/>
-      <w:r>
-        <w:rPr>
-          <w:rFonts w:ascii="Arial" w:hAnsi="Arial" w:cs="Arial"/>
-        </w:rPr>
-        <w:t xml:space="preserve"> </w:t>
-      </w:r>
-      <w:proofErr w:type="gramStart"/>
-      <w:r>
-        <w:rPr>
-          <w:rFonts w:ascii="Arial" w:hAnsi="Arial" w:cs="Arial"/>
-        </w:rPr>
-        <w:t xml:space="preserve">( </w:t>
-      </w:r>
-      <w:proofErr w:type="spellStart"/>
-      <w:r>
-        <w:rPr>
-          <w:rFonts w:ascii="Arial" w:hAnsi="Arial" w:cs="Arial"/>
-        </w:rPr>
-        <w:t>expresion</w:t>
-      </w:r>
-      <w:proofErr w:type="spellEnd"/>
-      <w:proofErr w:type="gramEnd"/>
-      <w:r>
-        <w:rPr>
-          <w:rFonts w:ascii="Arial" w:hAnsi="Arial" w:cs="Arial"/>
-        </w:rPr>
-        <w:t xml:space="preserve"> ) </w:t>
-      </w:r>
-      <w:proofErr w:type="gramStart"/>
-      <w:r>
-        <w:rPr>
-          <w:rFonts w:ascii="Arial" w:hAnsi="Arial" w:cs="Arial"/>
-        </w:rPr>
-        <w:t xml:space="preserve">{ </w:t>
-      </w:r>
-      <w:proofErr w:type="spellStart"/>
-      <w:r>
-        <w:rPr>
-          <w:rFonts w:ascii="Arial" w:hAnsi="Arial" w:cs="Arial"/>
-        </w:rPr>
-        <w:t>lista</w:t>
-      </w:r>
-      <w:proofErr w:type="gramEnd"/>
-      <w:r>
-        <w:rPr>
-          <w:rFonts w:ascii="Arial" w:hAnsi="Arial" w:cs="Arial"/>
-        </w:rPr>
-        <w:t>_</w:t>
-      </w:r>
-      <w:proofErr w:type="gramStart"/>
-      <w:r>
-        <w:rPr>
-          <w:rFonts w:ascii="Arial" w:hAnsi="Arial" w:cs="Arial"/>
-        </w:rPr>
-        <w:t>sentencias</w:t>
-      </w:r>
-      <w:proofErr w:type="spellEnd"/>
-      <w:r>
-        <w:rPr>
-          <w:rFonts w:ascii="Arial" w:hAnsi="Arial" w:cs="Arial"/>
-        </w:rPr>
-        <w:t xml:space="preserve"> }</w:t>
-      </w:r>
-      <w:proofErr w:type="gramEnd"/>
-      <w:r>
-        <w:rPr>
-          <w:rFonts w:ascii="Arial" w:hAnsi="Arial" w:cs="Arial"/>
-        </w:rPr>
-        <w:t xml:space="preserve"> | </w:t>
-      </w:r>
-      <w:proofErr w:type="spellStart"/>
-      <w:r>
-        <w:rPr>
-          <w:rFonts w:ascii="Arial" w:hAnsi="Arial" w:cs="Arial"/>
-        </w:rPr>
-        <w:t>while</w:t>
-      </w:r>
-      <w:proofErr w:type="spellEnd"/>
-      <w:r>
-        <w:rPr>
-          <w:rFonts w:ascii="Arial" w:hAnsi="Arial" w:cs="Arial"/>
-        </w:rPr>
-        <w:t xml:space="preserve"> </w:t>
-      </w:r>
-      <w:proofErr w:type="spellStart"/>
-      <w:r>
-        <w:rPr>
-          <w:rFonts w:ascii="Arial" w:hAnsi="Arial" w:cs="Arial"/>
-        </w:rPr>
-        <w:t>expresion</w:t>
-      </w:r>
-      <w:proofErr w:type="spellEnd"/>
-      <w:r>
-        <w:rPr>
-          <w:rFonts w:ascii="Arial" w:hAnsi="Arial" w:cs="Arial"/>
-        </w:rPr>
-        <w:t xml:space="preserve"> do </w:t>
-      </w:r>
-      <w:proofErr w:type="spellStart"/>
-      <w:r>
-        <w:rPr>
-          <w:rFonts w:ascii="Arial" w:hAnsi="Arial" w:cs="Arial"/>
-        </w:rPr>
-        <w:t>lista_sentencias</w:t>
-      </w:r>
-      <w:proofErr w:type="spellEnd"/>
-      <w:r>
-        <w:rPr>
-          <w:rFonts w:ascii="Arial" w:hAnsi="Arial" w:cs="Arial"/>
-        </w:rPr>
-        <w:t xml:space="preserve"> </w:t>
-      </w:r>
-      <w:proofErr w:type="spellStart"/>
-      <w:r>
-        <w:rPr>
-          <w:rFonts w:ascii="Arial" w:hAnsi="Arial" w:cs="Arial"/>
-        </w:rPr>
-        <w:t>end</w:t>
-      </w:r>
-      <w:proofErr w:type="spellEnd"/>
-      <w:r>
-        <w:rPr>
-          <w:rFonts w:ascii="Arial" w:hAnsi="Arial" w:cs="Arial"/>
-        </w:rPr>
-        <w:t xml:space="preserve"> | </w:t>
-      </w:r>
-      <w:proofErr w:type="spellStart"/>
-      <w:r>
-        <w:rPr>
-          <w:rFonts w:ascii="Arial" w:hAnsi="Arial" w:cs="Arial"/>
-        </w:rPr>
-        <w:t>while</w:t>
-      </w:r>
-      <w:proofErr w:type="spellEnd"/>
-      <w:r>
-        <w:rPr>
-          <w:rFonts w:ascii="Arial" w:hAnsi="Arial" w:cs="Arial"/>
-        </w:rPr>
-        <w:t xml:space="preserve"> </w:t>
-      </w:r>
-      <w:proofErr w:type="spellStart"/>
-      <w:r>
-        <w:rPr>
-          <w:rFonts w:ascii="Arial" w:hAnsi="Arial" w:cs="Arial"/>
-        </w:rPr>
-        <w:t>expresion</w:t>
-      </w:r>
-      <w:proofErr w:type="spellEnd"/>
-      <w:r>
-        <w:rPr>
-          <w:rFonts w:ascii="Arial" w:hAnsi="Arial" w:cs="Arial"/>
-        </w:rPr>
-        <w:t xml:space="preserve"> do </w:t>
-      </w:r>
-      <w:proofErr w:type="spellStart"/>
-      <w:r>
-        <w:rPr>
-          <w:rFonts w:ascii="Arial" w:hAnsi="Arial" w:cs="Arial"/>
-        </w:rPr>
-        <w:t>lista_sentencias</w:t>
-      </w:r>
-      <w:proofErr w:type="spellEnd"/>
-      <w:r>
-        <w:rPr>
-          <w:rFonts w:ascii="Arial" w:hAnsi="Arial" w:cs="Arial"/>
-        </w:rPr>
-        <w:t xml:space="preserve"> </w:t>
-      </w:r>
-      <w:proofErr w:type="spellStart"/>
-      <w:r>
-        <w:rPr>
-          <w:rFonts w:ascii="Arial" w:hAnsi="Arial" w:cs="Arial"/>
-        </w:rPr>
-        <w:t>seal</w:t>
-      </w:r>
-      <w:proofErr w:type="spellEnd"/>
-    </w:p>
-    <w:p>
-      <w:pPr>
-        <w:rPr>
-          <w:rFonts w:ascii="Arial" w:hAnsi="Arial" w:cs="Arial"/>
-        </w:rPr>
-      </w:pPr>
-      <w:proofErr w:type="spellStart"/>
+      </w:pPr>
       <w:r>
         <w:rPr>
           <w:rFonts w:ascii="Arial" w:hAnsi="Arial" w:cs="Arial"/>
@@ -10357,213 +8181,12 @@
         </w:rPr>
         <w:t>repeticion</w:t>
       </w:r>
-      <w:proofErr w:type="spellEnd"/>
       <w:r>
         <w:rPr>
           <w:rFonts w:ascii="Arial" w:hAnsi="Arial" w:cs="Arial"/>
         </w:rPr>
-        <w:t xml:space="preserve"> → pulse </w:t>
-      </w:r>
-      <w:proofErr w:type="gramStart"/>
-      <w:r>
-        <w:rPr>
-          <w:rFonts w:ascii="Arial" w:hAnsi="Arial" w:cs="Arial"/>
-        </w:rPr>
-        <w:t xml:space="preserve">{ </w:t>
-      </w:r>
-      <w:proofErr w:type="spellStart"/>
-      <w:r>
-        <w:rPr>
-          <w:rFonts w:ascii="Arial" w:hAnsi="Arial" w:cs="Arial"/>
-        </w:rPr>
-        <w:t>lista</w:t>
-      </w:r>
-      <w:proofErr w:type="gramEnd"/>
-      <w:r>
-        <w:rPr>
-          <w:rFonts w:ascii="Arial" w:hAnsi="Arial" w:cs="Arial"/>
-        </w:rPr>
-        <w:t>_</w:t>
-      </w:r>
-      <w:proofErr w:type="gramStart"/>
-      <w:r>
-        <w:rPr>
-          <w:rFonts w:ascii="Arial" w:hAnsi="Arial" w:cs="Arial"/>
-        </w:rPr>
-        <w:t>sentencias</w:t>
-      </w:r>
-      <w:proofErr w:type="spellEnd"/>
-      <w:r>
-        <w:rPr>
-          <w:rFonts w:ascii="Arial" w:hAnsi="Arial" w:cs="Arial"/>
-        </w:rPr>
-        <w:t xml:space="preserve"> }</w:t>
-      </w:r>
-      <w:proofErr w:type="gramEnd"/>
-      <w:r>
-        <w:rPr>
-          <w:rFonts w:ascii="Arial" w:hAnsi="Arial" w:cs="Arial"/>
-        </w:rPr>
-        <w:t xml:space="preserve"> </w:t>
-      </w:r>
-      <w:proofErr w:type="spellStart"/>
-      <w:r>
-        <w:rPr>
-          <w:rFonts w:ascii="Arial" w:hAnsi="Arial" w:cs="Arial"/>
-        </w:rPr>
-        <w:t>while</w:t>
-      </w:r>
-      <w:proofErr w:type="spellEnd"/>
-      <w:r>
-        <w:rPr>
-          <w:rFonts w:ascii="Arial" w:hAnsi="Arial" w:cs="Arial"/>
-        </w:rPr>
-        <w:t xml:space="preserve"> </w:t>
-      </w:r>
-      <w:proofErr w:type="gramStart"/>
-      <w:r>
-        <w:rPr>
-          <w:rFonts w:ascii="Arial" w:hAnsi="Arial" w:cs="Arial"/>
-        </w:rPr>
-        <w:t xml:space="preserve">( </w:t>
-      </w:r>
-      <w:proofErr w:type="spellStart"/>
-      <w:r>
-        <w:rPr>
-          <w:rFonts w:ascii="Arial" w:hAnsi="Arial" w:cs="Arial"/>
-        </w:rPr>
-        <w:t>expresion</w:t>
-      </w:r>
-      <w:proofErr w:type="spellEnd"/>
-      <w:proofErr w:type="gramEnd"/>
-      <w:r>
-        <w:rPr>
-          <w:rFonts w:ascii="Arial" w:hAnsi="Arial" w:cs="Arial"/>
-        </w:rPr>
-        <w:t xml:space="preserve"> </w:t>
-      </w:r>
-      <w:proofErr w:type="gramStart"/>
-      <w:r>
-        <w:rPr>
-          <w:rFonts w:ascii="Arial" w:hAnsi="Arial" w:cs="Arial"/>
-        </w:rPr>
-        <w:t>) ;</w:t>
-      </w:r>
-      <w:proofErr w:type="gramEnd"/>
-      <w:r>
-        <w:rPr>
-          <w:rFonts w:ascii="Arial" w:hAnsi="Arial" w:cs="Arial"/>
-        </w:rPr>
-        <w:t xml:space="preserve"> | do </w:t>
-      </w:r>
-      <w:proofErr w:type="spellStart"/>
-      <w:r>
-        <w:rPr>
-          <w:rFonts w:ascii="Arial" w:hAnsi="Arial" w:cs="Arial"/>
-        </w:rPr>
-        <w:t>lista_sentencias</w:t>
-      </w:r>
-      <w:proofErr w:type="spellEnd"/>
-      <w:r>
-        <w:rPr>
-          <w:rFonts w:ascii="Arial" w:hAnsi="Arial" w:cs="Arial"/>
-        </w:rPr>
-        <w:t xml:space="preserve"> </w:t>
-      </w:r>
-      <w:proofErr w:type="spellStart"/>
-      <w:r>
-        <w:rPr>
-          <w:rFonts w:ascii="Arial" w:hAnsi="Arial" w:cs="Arial"/>
-        </w:rPr>
-        <w:t>while</w:t>
-      </w:r>
-      <w:proofErr w:type="spellEnd"/>
-      <w:r>
-        <w:rPr>
-          <w:rFonts w:ascii="Arial" w:hAnsi="Arial" w:cs="Arial"/>
-        </w:rPr>
-        <w:t xml:space="preserve"> </w:t>
-      </w:r>
-      <w:proofErr w:type="gramStart"/>
-      <w:r>
-        <w:rPr>
-          <w:rFonts w:ascii="Arial" w:hAnsi="Arial" w:cs="Arial"/>
-        </w:rPr>
-        <w:t xml:space="preserve">( </w:t>
-      </w:r>
-      <w:proofErr w:type="spellStart"/>
-      <w:r>
-        <w:rPr>
-          <w:rFonts w:ascii="Arial" w:hAnsi="Arial" w:cs="Arial"/>
-        </w:rPr>
-        <w:t>expresion</w:t>
-      </w:r>
-      <w:proofErr w:type="spellEnd"/>
-      <w:proofErr w:type="gramEnd"/>
-      <w:r>
-        <w:rPr>
-          <w:rFonts w:ascii="Arial" w:hAnsi="Arial" w:cs="Arial"/>
-        </w:rPr>
-        <w:t xml:space="preserve"> </w:t>
-      </w:r>
-      <w:proofErr w:type="gramStart"/>
-      <w:r>
-        <w:rPr>
-          <w:rFonts w:ascii="Arial" w:hAnsi="Arial" w:cs="Arial"/>
-        </w:rPr>
-        <w:t>) ;</w:t>
-      </w:r>
-      <w:proofErr w:type="gramEnd"/>
-      <w:r>
-        <w:rPr>
-          <w:rFonts w:ascii="Arial" w:hAnsi="Arial" w:cs="Arial"/>
-        </w:rPr>
-        <w:t xml:space="preserve"> | do </w:t>
-      </w:r>
-      <w:proofErr w:type="spellStart"/>
-      <w:r>
-        <w:rPr>
-          <w:rFonts w:ascii="Arial" w:hAnsi="Arial" w:cs="Arial"/>
-        </w:rPr>
-        <w:t>lista_sentencias</w:t>
-      </w:r>
-      <w:proofErr w:type="spellEnd"/>
-      <w:r>
-        <w:rPr>
-          <w:rFonts w:ascii="Arial" w:hAnsi="Arial" w:cs="Arial"/>
-        </w:rPr>
-        <w:t xml:space="preserve"> </w:t>
-      </w:r>
-      <w:proofErr w:type="spellStart"/>
-      <w:r>
-        <w:rPr>
-          <w:rFonts w:ascii="Arial" w:hAnsi="Arial" w:cs="Arial"/>
-        </w:rPr>
-        <w:t>until</w:t>
-      </w:r>
-      <w:proofErr w:type="spellEnd"/>
-      <w:r>
-        <w:rPr>
-          <w:rFonts w:ascii="Arial" w:hAnsi="Arial" w:cs="Arial"/>
-        </w:rPr>
-        <w:t xml:space="preserve"> </w:t>
-      </w:r>
-      <w:proofErr w:type="spellStart"/>
-      <w:proofErr w:type="gramStart"/>
-      <w:r>
-        <w:rPr>
-          <w:rFonts w:ascii="Arial" w:hAnsi="Arial" w:cs="Arial"/>
-        </w:rPr>
-        <w:t>expresion</w:t>
-      </w:r>
-      <w:proofErr w:type="spellEnd"/>
-      <w:r>
-        <w:rPr>
-          <w:rFonts w:ascii="Arial" w:hAnsi="Arial" w:cs="Arial"/>
-        </w:rPr>
-        <w:t xml:space="preserve"> ;</w:t>
-      </w:r>
-      <w:proofErr w:type="gramEnd"/>
+        <w:t xml:space="preserve"> → pulse { lista_sentencias } while ( expresion ) ; | do lista_sentencias while ( expresion ) ; | do lista_sentencias until expresion ;</w:t>
+      </w:r>
     </w:p>
     <w:p>
       <w:pPr>
@@ -10572,7 +8195,6 @@
           <w:lang w:val="en-US"/>
         </w:rPr>
       </w:pPr>
-      <w:proofErr w:type="spellStart"/>
       <w:r>
         <w:rPr>
           <w:rFonts w:ascii="Arial" w:hAnsi="Arial" w:cs="Arial"/>
@@ -10582,95 +8204,20 @@
         </w:rPr>
         <w:t>sent_in</w:t>
       </w:r>
-      <w:proofErr w:type="spellEnd"/>
       <w:r>
         <w:rPr>
           <w:rFonts w:ascii="Arial" w:hAnsi="Arial" w:cs="Arial"/>
           <w:lang w:val="en-US"/>
         </w:rPr>
-        <w:t xml:space="preserve"> → </w:t>
-      </w:r>
-      <w:proofErr w:type="spellStart"/>
-      <w:r>
+        <w:t xml:space="preserve"> → sphone ( id ) ; | cin &gt;&gt; id ;</w:t>
+      </w:r>
+    </w:p>
+    <w:p>
+      <w:pPr>
         <w:rPr>
           <w:rFonts w:ascii="Arial" w:hAnsi="Arial" w:cs="Arial"/>
-          <w:lang w:val="en-US"/>
-        </w:rPr>
-        <w:t>sphone</w:t>
-      </w:r>
-      <w:proofErr w:type="spellEnd"/>
-      <w:r>
-        <w:rPr>
-          <w:rFonts w:ascii="Arial" w:hAnsi="Arial" w:cs="Arial"/>
-          <w:lang w:val="en-US"/>
-        </w:rPr>
-        <w:t xml:space="preserve"> </w:t>
-      </w:r>
-      <w:proofErr w:type="gramStart"/>
-      <w:r>
-        <w:rPr>
-          <w:rFonts w:ascii="Arial" w:hAnsi="Arial" w:cs="Arial"/>
-          <w:lang w:val="en-US"/>
-        </w:rPr>
-        <w:t>( id</w:t>
-      </w:r>
-      <w:proofErr w:type="gramEnd"/>
-      <w:r>
-        <w:rPr>
-          <w:rFonts w:ascii="Arial" w:hAnsi="Arial" w:cs="Arial"/>
-          <w:lang w:val="en-US"/>
-        </w:rPr>
-        <w:t xml:space="preserve"> </w:t>
-      </w:r>
-      <w:proofErr w:type="gramStart"/>
-      <w:r>
-        <w:rPr>
-          <w:rFonts w:ascii="Arial" w:hAnsi="Arial" w:cs="Arial"/>
-          <w:lang w:val="en-US"/>
-        </w:rPr>
-        <w:t>) ;</w:t>
-      </w:r>
-      <w:proofErr w:type="gramEnd"/>
-      <w:r>
-        <w:rPr>
-          <w:rFonts w:ascii="Arial" w:hAnsi="Arial" w:cs="Arial"/>
-          <w:lang w:val="en-US"/>
-        </w:rPr>
-        <w:t xml:space="preserve"> | </w:t>
-      </w:r>
-      <w:proofErr w:type="spellStart"/>
-      <w:r>
-        <w:rPr>
-          <w:rFonts w:ascii="Arial" w:hAnsi="Arial" w:cs="Arial"/>
-          <w:lang w:val="en-US"/>
-        </w:rPr>
-        <w:t>cin</w:t>
-      </w:r>
-      <w:proofErr w:type="spellEnd"/>
-      <w:r>
-        <w:rPr>
-          <w:rFonts w:ascii="Arial" w:hAnsi="Arial" w:cs="Arial"/>
-          <w:lang w:val="en-US"/>
-        </w:rPr>
-        <w:t xml:space="preserve"> &gt;&gt; </w:t>
-      </w:r>
-      <w:proofErr w:type="gramStart"/>
-      <w:r>
-        <w:rPr>
-          <w:rFonts w:ascii="Arial" w:hAnsi="Arial" w:cs="Arial"/>
-          <w:lang w:val="en-US"/>
-        </w:rPr>
-        <w:t>id ;</w:t>
-      </w:r>
-      <w:proofErr w:type="gramEnd"/>
-    </w:p>
-    <w:p>
-      <w:pPr>
-        <w:rPr>
-          <w:rFonts w:ascii="Arial" w:hAnsi="Arial" w:cs="Arial"/>
-        </w:rPr>
-      </w:pPr>
-      <w:proofErr w:type="spellStart"/>
+        </w:rPr>
+      </w:pPr>
       <w:r>
         <w:rPr>
           <w:rFonts w:ascii="Arial" w:hAnsi="Arial" w:cs="Arial"/>
@@ -10679,124 +8226,11 @@
         </w:rPr>
         <w:t>sent_out</w:t>
       </w:r>
-      <w:proofErr w:type="spellEnd"/>
       <w:r>
         <w:rPr>
           <w:rFonts w:ascii="Arial" w:hAnsi="Arial" w:cs="Arial"/>
         </w:rPr>
-        <w:t xml:space="preserve"> → </w:t>
-      </w:r>
-      <w:proofErr w:type="spellStart"/>
-      <w:r>
-        <w:rPr>
-          <w:rFonts w:ascii="Arial" w:hAnsi="Arial" w:cs="Arial"/>
-        </w:rPr>
-        <w:t>dmail</w:t>
-      </w:r>
-      <w:proofErr w:type="spellEnd"/>
-      <w:r>
-        <w:rPr>
-          <w:rFonts w:ascii="Arial" w:hAnsi="Arial" w:cs="Arial"/>
-        </w:rPr>
-        <w:t xml:space="preserve"> </w:t>
-      </w:r>
-      <w:proofErr w:type="gramStart"/>
-      <w:r>
-        <w:rPr>
-          <w:rFonts w:ascii="Arial" w:hAnsi="Arial" w:cs="Arial"/>
-        </w:rPr>
-        <w:t>( salida</w:t>
-      </w:r>
-      <w:proofErr w:type="gramEnd"/>
-      <w:r>
-        <w:rPr>
-          <w:rFonts w:ascii="Arial" w:hAnsi="Arial" w:cs="Arial"/>
-        </w:rPr>
-        <w:t xml:space="preserve"> </w:t>
-      </w:r>
-      <w:proofErr w:type="gramStart"/>
-      <w:r>
-        <w:rPr>
-          <w:rFonts w:ascii="Arial" w:hAnsi="Arial" w:cs="Arial"/>
-        </w:rPr>
-        <w:t>{ ,</w:t>
-      </w:r>
-      <w:proofErr w:type="gramEnd"/>
-      <w:r>
-        <w:rPr>
-          <w:rFonts w:ascii="Arial" w:hAnsi="Arial" w:cs="Arial"/>
-        </w:rPr>
-        <w:t xml:space="preserve"> </w:t>
-      </w:r>
-      <w:proofErr w:type="gramStart"/>
-      <w:r>
-        <w:rPr>
-          <w:rFonts w:ascii="Arial" w:hAnsi="Arial" w:cs="Arial"/>
-        </w:rPr>
-        <w:t>salida }</w:t>
-      </w:r>
-      <w:proofErr w:type="gramEnd"/>
-      <w:r>
-        <w:rPr>
-          <w:rFonts w:ascii="Arial" w:hAnsi="Arial" w:cs="Arial"/>
-        </w:rPr>
-        <w:t xml:space="preserve"> </w:t>
-      </w:r>
-      <w:proofErr w:type="gramStart"/>
-      <w:r>
-        <w:rPr>
-          <w:rFonts w:ascii="Arial" w:hAnsi="Arial" w:cs="Arial"/>
-        </w:rPr>
-        <w:t>) ;</w:t>
-      </w:r>
-      <w:proofErr w:type="gramEnd"/>
-      <w:r>
-        <w:rPr>
-          <w:rFonts w:ascii="Arial" w:hAnsi="Arial" w:cs="Arial"/>
-        </w:rPr>
-        <w:t xml:space="preserve"> | </w:t>
-      </w:r>
-      <w:proofErr w:type="spellStart"/>
-      <w:r>
-        <w:rPr>
-          <w:rFonts w:ascii="Arial" w:hAnsi="Arial" w:cs="Arial"/>
-        </w:rPr>
-        <w:t>cout</w:t>
-      </w:r>
-      <w:proofErr w:type="spellEnd"/>
-      <w:r>
-        <w:rPr>
-          <w:rFonts w:ascii="Arial" w:hAnsi="Arial" w:cs="Arial"/>
-        </w:rPr>
-        <w:t xml:space="preserve"> &lt;&lt; salida </w:t>
-      </w:r>
-      <w:proofErr w:type="gramStart"/>
-      <w:r>
-        <w:rPr>
-          <w:rFonts w:ascii="Arial" w:hAnsi="Arial" w:cs="Arial"/>
-        </w:rPr>
-        <w:t>{ &lt;</w:t>
-      </w:r>
-      <w:proofErr w:type="gramEnd"/>
-      <w:r>
-        <w:rPr>
-          <w:rFonts w:ascii="Arial" w:hAnsi="Arial" w:cs="Arial"/>
-        </w:rPr>
-        <w:t xml:space="preserve">&lt; </w:t>
-      </w:r>
-      <w:proofErr w:type="gramStart"/>
-      <w:r>
-        <w:rPr>
-          <w:rFonts w:ascii="Arial" w:hAnsi="Arial" w:cs="Arial"/>
-        </w:rPr>
-        <w:t>salida }</w:t>
-      </w:r>
-      <w:proofErr w:type="gramEnd"/>
-      <w:r>
-        <w:rPr>
-          <w:rFonts w:ascii="Arial" w:hAnsi="Arial" w:cs="Arial"/>
-        </w:rPr>
-        <w:t xml:space="preserve"> ;</w:t>
+        <w:t xml:space="preserve"> → dmail ( salida { , salida } ) ; | cout &lt;&lt; salida { &lt;&lt; salida } ;</w:t>
       </w:r>
     </w:p>
     <w:p>
@@ -10817,49 +8251,7 @@
         <w:rPr>
           <w:rFonts w:ascii="Arial" w:hAnsi="Arial" w:cs="Arial"/>
         </w:rPr>
-        <w:t xml:space="preserve"> → </w:t>
-      </w:r>
-      <w:proofErr w:type="spellStart"/>
-      <w:r>
-        <w:rPr>
-          <w:rFonts w:ascii="Arial" w:hAnsi="Arial" w:cs="Arial"/>
-        </w:rPr>
-        <w:t>expresion</w:t>
-      </w:r>
-      <w:proofErr w:type="spellEnd"/>
-      <w:r>
-        <w:rPr>
-          <w:rFonts w:ascii="Arial" w:hAnsi="Arial" w:cs="Arial"/>
-        </w:rPr>
-        <w:t xml:space="preserve"> | cadena | cadena &lt;&lt; </w:t>
-      </w:r>
-      <w:proofErr w:type="spellStart"/>
-      <w:r>
-        <w:rPr>
-          <w:rFonts w:ascii="Arial" w:hAnsi="Arial" w:cs="Arial"/>
-        </w:rPr>
-        <w:t>expresion</w:t>
-      </w:r>
-      <w:proofErr w:type="spellEnd"/>
-      <w:r>
-        <w:rPr>
-          <w:rFonts w:ascii="Arial" w:hAnsi="Arial" w:cs="Arial"/>
-        </w:rPr>
-        <w:t xml:space="preserve"> | </w:t>
-      </w:r>
-      <w:proofErr w:type="spellStart"/>
-      <w:r>
-        <w:rPr>
-          <w:rFonts w:ascii="Arial" w:hAnsi="Arial" w:cs="Arial"/>
-        </w:rPr>
-        <w:t>expresion</w:t>
-      </w:r>
-      <w:proofErr w:type="spellEnd"/>
-      <w:r>
-        <w:rPr>
-          <w:rFonts w:ascii="Arial" w:hAnsi="Arial" w:cs="Arial"/>
-        </w:rPr>
-        <w:t xml:space="preserve"> &lt;&lt; cadena</w:t>
+        <w:t xml:space="preserve"> → expresion | cadena | cadena &lt;&lt; expresion | expresion &lt;&lt; cadena</w:t>
       </w:r>
     </w:p>
     <w:p>
@@ -10880,52 +8272,15 @@
         <w:rPr>
           <w:rFonts w:ascii="Arial" w:hAnsi="Arial" w:cs="Arial"/>
         </w:rPr>
-        <w:t xml:space="preserve"> → </w:t>
-      </w:r>
-      <w:proofErr w:type="spellStart"/>
-      <w:r>
+        <w:t xml:space="preserve"> → return [ expresion ] ;</w:t>
+      </w:r>
+    </w:p>
+    <w:p>
+      <w:pPr>
         <w:rPr>
           <w:rFonts w:ascii="Arial" w:hAnsi="Arial" w:cs="Arial"/>
         </w:rPr>
-        <w:t>return</w:t>
-      </w:r>
-      <w:proofErr w:type="spellEnd"/>
-      <w:r>
-        <w:rPr>
-          <w:rFonts w:ascii="Arial" w:hAnsi="Arial" w:cs="Arial"/>
-        </w:rPr>
-        <w:t xml:space="preserve"> [ </w:t>
-      </w:r>
-      <w:proofErr w:type="spellStart"/>
-      <w:proofErr w:type="gramStart"/>
-      <w:r>
-        <w:rPr>
-          <w:rFonts w:ascii="Arial" w:hAnsi="Arial" w:cs="Arial"/>
-        </w:rPr>
-        <w:t>expresion</w:t>
-      </w:r>
-      <w:proofErr w:type="spellEnd"/>
-      <w:r>
-        <w:rPr>
-          <w:rFonts w:ascii="Arial" w:hAnsi="Arial" w:cs="Arial"/>
-        </w:rPr>
-        <w:t xml:space="preserve"> ]</w:t>
-      </w:r>
-      <w:proofErr w:type="gramEnd"/>
-      <w:r>
-        <w:rPr>
-          <w:rFonts w:ascii="Arial" w:hAnsi="Arial" w:cs="Arial"/>
-        </w:rPr>
-        <w:t xml:space="preserve"> ;</w:t>
-      </w:r>
-    </w:p>
-    <w:p>
-      <w:pPr>
-        <w:rPr>
-          <w:rFonts w:ascii="Arial" w:hAnsi="Arial" w:cs="Arial"/>
-        </w:rPr>
-      </w:pPr>
-      <w:proofErr w:type="spellStart"/>
+      </w:pPr>
       <w:r>
         <w:rPr>
           <w:rFonts w:ascii="Arial" w:hAnsi="Arial" w:cs="Arial"/>
@@ -10934,71 +8289,19 @@
         </w:rPr>
         <w:t>llamada_funcion</w:t>
       </w:r>
-      <w:proofErr w:type="spellEnd"/>
       <w:r>
         <w:rPr>
           <w:rFonts w:ascii="Arial" w:hAnsi="Arial" w:cs="Arial"/>
         </w:rPr>
-        <w:t xml:space="preserve"> → id </w:t>
-      </w:r>
-      <w:proofErr w:type="gramStart"/>
-      <w:r>
+        <w:t xml:space="preserve"> → id ( [ lista_args ] ) ;</w:t>
+      </w:r>
+    </w:p>
+    <w:p>
+      <w:pPr>
         <w:rPr>
           <w:rFonts w:ascii="Arial" w:hAnsi="Arial" w:cs="Arial"/>
         </w:rPr>
-        <w:t>( [</w:t>
-      </w:r>
-      <w:proofErr w:type="gramEnd"/>
-      <w:r>
-        <w:rPr>
-          <w:rFonts w:ascii="Arial" w:hAnsi="Arial" w:cs="Arial"/>
-        </w:rPr>
-        <w:t xml:space="preserve"> </w:t>
-      </w:r>
-      <w:proofErr w:type="spellStart"/>
-      <w:r>
-        <w:rPr>
-          <w:rFonts w:ascii="Arial" w:hAnsi="Arial" w:cs="Arial"/>
-        </w:rPr>
-        <w:t>lista_</w:t>
-      </w:r>
-      <w:proofErr w:type="gramStart"/>
-      <w:r>
-        <w:rPr>
-          <w:rFonts w:ascii="Arial" w:hAnsi="Arial" w:cs="Arial"/>
-        </w:rPr>
-        <w:t>args</w:t>
-      </w:r>
-      <w:proofErr w:type="spellEnd"/>
-      <w:r>
-        <w:rPr>
-          <w:rFonts w:ascii="Arial" w:hAnsi="Arial" w:cs="Arial"/>
-        </w:rPr>
-        <w:t xml:space="preserve"> ]</w:t>
-      </w:r>
-      <w:proofErr w:type="gramEnd"/>
-      <w:r>
-        <w:rPr>
-          <w:rFonts w:ascii="Arial" w:hAnsi="Arial" w:cs="Arial"/>
-        </w:rPr>
-        <w:t xml:space="preserve"> </w:t>
-      </w:r>
-      <w:proofErr w:type="gramStart"/>
-      <w:r>
-        <w:rPr>
-          <w:rFonts w:ascii="Arial" w:hAnsi="Arial" w:cs="Arial"/>
-        </w:rPr>
-        <w:t>) ;</w:t>
-      </w:r>
-      <w:proofErr w:type="gramEnd"/>
-    </w:p>
-    <w:p>
-      <w:pPr>
-        <w:rPr>
-          <w:rFonts w:ascii="Arial" w:hAnsi="Arial" w:cs="Arial"/>
-        </w:rPr>
-      </w:pPr>
-      <w:proofErr w:type="spellStart"/>
+      </w:pPr>
       <w:r>
         <w:rPr>
           <w:rFonts w:ascii="Arial" w:hAnsi="Arial" w:cs="Arial"/>
@@ -11007,71 +8310,19 @@
         </w:rPr>
         <w:t>lista_args</w:t>
       </w:r>
-      <w:proofErr w:type="spellEnd"/>
       <w:r>
         <w:rPr>
           <w:rFonts w:ascii="Arial" w:hAnsi="Arial" w:cs="Arial"/>
         </w:rPr>
-        <w:t xml:space="preserve"> → </w:t>
-      </w:r>
-      <w:proofErr w:type="spellStart"/>
-      <w:r>
+        <w:t xml:space="preserve"> → lista_args , expresion | expresion</w:t>
+      </w:r>
+    </w:p>
+    <w:p>
+      <w:pPr>
         <w:rPr>
           <w:rFonts w:ascii="Arial" w:hAnsi="Arial" w:cs="Arial"/>
         </w:rPr>
-        <w:t>lista_</w:t>
-      </w:r>
-      <w:proofErr w:type="gramStart"/>
-      <w:r>
-        <w:rPr>
-          <w:rFonts w:ascii="Arial" w:hAnsi="Arial" w:cs="Arial"/>
-        </w:rPr>
-        <w:t>args</w:t>
-      </w:r>
-      <w:proofErr w:type="spellEnd"/>
-      <w:r>
-        <w:rPr>
-          <w:rFonts w:ascii="Arial" w:hAnsi="Arial" w:cs="Arial"/>
-        </w:rPr>
-        <w:t xml:space="preserve"> ,</w:t>
-      </w:r>
-      <w:proofErr w:type="gramEnd"/>
-      <w:r>
-        <w:rPr>
-          <w:rFonts w:ascii="Arial" w:hAnsi="Arial" w:cs="Arial"/>
-        </w:rPr>
-        <w:t xml:space="preserve"> </w:t>
-      </w:r>
-      <w:proofErr w:type="spellStart"/>
-      <w:r>
-        <w:rPr>
-          <w:rFonts w:ascii="Arial" w:hAnsi="Arial" w:cs="Arial"/>
-        </w:rPr>
-        <w:t>expresion</w:t>
-      </w:r>
-      <w:proofErr w:type="spellEnd"/>
-      <w:r>
-        <w:rPr>
-          <w:rFonts w:ascii="Arial" w:hAnsi="Arial" w:cs="Arial"/>
-        </w:rPr>
-        <w:t xml:space="preserve"> | </w:t>
-      </w:r>
-      <w:proofErr w:type="spellStart"/>
-      <w:r>
-        <w:rPr>
-          <w:rFonts w:ascii="Arial" w:hAnsi="Arial" w:cs="Arial"/>
-        </w:rPr>
-        <w:t>expresion</w:t>
-      </w:r>
-      <w:proofErr w:type="spellEnd"/>
-    </w:p>
-    <w:p>
-      <w:pPr>
-        <w:rPr>
-          <w:rFonts w:ascii="Arial" w:hAnsi="Arial" w:cs="Arial"/>
-        </w:rPr>
-      </w:pPr>
-      <w:proofErr w:type="spellStart"/>
+      </w:pPr>
       <w:r>
         <w:rPr>
           <w:rFonts w:ascii="Arial" w:hAnsi="Arial" w:cs="Arial"/>
@@ -11081,71 +8332,19 @@
         <w:lastRenderedPageBreak/>
         <w:t>expresion</w:t>
       </w:r>
-      <w:proofErr w:type="spellEnd"/>
       <w:r>
         <w:rPr>
           <w:rFonts w:ascii="Arial" w:hAnsi="Arial" w:cs="Arial"/>
         </w:rPr>
-        <w:t xml:space="preserve"> → </w:t>
-      </w:r>
-      <w:proofErr w:type="spellStart"/>
-      <w:r>
+        <w:t xml:space="preserve"> → expresion_simple [ rel_op expresion_simple ]</w:t>
+      </w:r>
+    </w:p>
+    <w:p>
+      <w:pPr>
         <w:rPr>
           <w:rFonts w:ascii="Arial" w:hAnsi="Arial" w:cs="Arial"/>
         </w:rPr>
-        <w:t>expresion_simple</w:t>
-      </w:r>
-      <w:proofErr w:type="spellEnd"/>
-      <w:r>
-        <w:rPr>
-          <w:rFonts w:ascii="Arial" w:hAnsi="Arial" w:cs="Arial"/>
-        </w:rPr>
-        <w:t xml:space="preserve"> [ </w:t>
-      </w:r>
-      <w:proofErr w:type="spellStart"/>
-      <w:r>
-        <w:rPr>
-          <w:rFonts w:ascii="Arial" w:hAnsi="Arial" w:cs="Arial"/>
-        </w:rPr>
-        <w:t>rel_op</w:t>
-      </w:r>
-      <w:proofErr w:type="spellEnd"/>
-      <w:r>
-        <w:rPr>
-          <w:rFonts w:ascii="Arial" w:hAnsi="Arial" w:cs="Arial"/>
-        </w:rPr>
-        <w:t xml:space="preserve"> </w:t>
-      </w:r>
-      <w:proofErr w:type="spellStart"/>
-      <w:r>
-        <w:rPr>
-          <w:rFonts w:ascii="Arial" w:hAnsi="Arial" w:cs="Arial"/>
-        </w:rPr>
-        <w:t>expresion_</w:t>
-      </w:r>
-      <w:proofErr w:type="gramStart"/>
-      <w:r>
-        <w:rPr>
-          <w:rFonts w:ascii="Arial" w:hAnsi="Arial" w:cs="Arial"/>
-        </w:rPr>
-        <w:t>simple</w:t>
-      </w:r>
-      <w:proofErr w:type="spellEnd"/>
-      <w:r>
-        <w:rPr>
-          <w:rFonts w:ascii="Arial" w:hAnsi="Arial" w:cs="Arial"/>
-        </w:rPr>
-        <w:t xml:space="preserve"> ]</w:t>
-      </w:r>
-      <w:proofErr w:type="gramEnd"/>
-    </w:p>
-    <w:p>
-      <w:pPr>
-        <w:rPr>
-          <w:rFonts w:ascii="Arial" w:hAnsi="Arial" w:cs="Arial"/>
-        </w:rPr>
-      </w:pPr>
-      <w:proofErr w:type="spellStart"/>
+      </w:pPr>
       <w:r>
         <w:rPr>
           <w:rFonts w:ascii="Arial" w:hAnsi="Arial" w:cs="Arial"/>
@@ -11154,35 +8353,19 @@
         </w:rPr>
         <w:t>rel_op</w:t>
       </w:r>
-      <w:proofErr w:type="spellEnd"/>
       <w:r>
         <w:rPr>
           <w:rFonts w:ascii="Arial" w:hAnsi="Arial" w:cs="Arial"/>
         </w:rPr>
-        <w:t xml:space="preserve"> → &lt; | &lt;= | &gt; | &gt;= | == </w:t>
-      </w:r>
-      <w:proofErr w:type="gramStart"/>
-      <w:r>
+        <w:t xml:space="preserve"> → &lt; | &lt;= | &gt; | &gt;= | == | !=</w:t>
+      </w:r>
+    </w:p>
+    <w:p>
+      <w:pPr>
         <w:rPr>
           <w:rFonts w:ascii="Arial" w:hAnsi="Arial" w:cs="Arial"/>
         </w:rPr>
-        <w:t>| !</w:t>
-      </w:r>
-      <w:proofErr w:type="gramEnd"/>
-      <w:r>
-        <w:rPr>
-          <w:rFonts w:ascii="Arial" w:hAnsi="Arial" w:cs="Arial"/>
-        </w:rPr>
-        <w:t>=</w:t>
-      </w:r>
-    </w:p>
-    <w:p>
-      <w:pPr>
-        <w:rPr>
-          <w:rFonts w:ascii="Arial" w:hAnsi="Arial" w:cs="Arial"/>
-        </w:rPr>
-      </w:pPr>
-      <w:proofErr w:type="spellStart"/>
+      </w:pPr>
       <w:r>
         <w:rPr>
           <w:rFonts w:ascii="Arial" w:hAnsi="Arial" w:cs="Arial"/>
@@ -11191,49 +8374,19 @@
         </w:rPr>
         <w:t>expresion_simple</w:t>
       </w:r>
-      <w:proofErr w:type="spellEnd"/>
       <w:r>
         <w:rPr>
           <w:rFonts w:ascii="Arial" w:hAnsi="Arial" w:cs="Arial"/>
         </w:rPr>
-        <w:t xml:space="preserve"> → </w:t>
-      </w:r>
-      <w:proofErr w:type="spellStart"/>
-      <w:r>
+        <w:t xml:space="preserve"> → expresion_simple suma_op termino | termino</w:t>
+      </w:r>
+    </w:p>
+    <w:p>
+      <w:pPr>
         <w:rPr>
           <w:rFonts w:ascii="Arial" w:hAnsi="Arial" w:cs="Arial"/>
         </w:rPr>
-        <w:t>expresion_simple</w:t>
-      </w:r>
-      <w:proofErr w:type="spellEnd"/>
-      <w:r>
-        <w:rPr>
-          <w:rFonts w:ascii="Arial" w:hAnsi="Arial" w:cs="Arial"/>
-        </w:rPr>
-        <w:t xml:space="preserve"> </w:t>
-      </w:r>
-      <w:proofErr w:type="spellStart"/>
-      <w:r>
-        <w:rPr>
-          <w:rFonts w:ascii="Arial" w:hAnsi="Arial" w:cs="Arial"/>
-        </w:rPr>
-        <w:t>suma_op</w:t>
-      </w:r>
-      <w:proofErr w:type="spellEnd"/>
-      <w:r>
-        <w:rPr>
-          <w:rFonts w:ascii="Arial" w:hAnsi="Arial" w:cs="Arial"/>
-        </w:rPr>
-        <w:t xml:space="preserve"> termino | termino</w:t>
-      </w:r>
-    </w:p>
-    <w:p>
-      <w:pPr>
-        <w:rPr>
-          <w:rFonts w:ascii="Arial" w:hAnsi="Arial" w:cs="Arial"/>
-        </w:rPr>
-      </w:pPr>
-      <w:proofErr w:type="spellStart"/>
+      </w:pPr>
       <w:r>
         <w:rPr>
           <w:rFonts w:ascii="Arial" w:hAnsi="Arial" w:cs="Arial"/>
@@ -11242,26 +8395,11 @@
         </w:rPr>
         <w:t>suma_op</w:t>
       </w:r>
-      <w:proofErr w:type="spellEnd"/>
       <w:r>
         <w:rPr>
           <w:rFonts w:ascii="Arial" w:hAnsi="Arial" w:cs="Arial"/>
         </w:rPr>
-        <w:t xml:space="preserve"> → + | - | </w:t>
-      </w:r>
-      <w:proofErr w:type="spellStart"/>
-      <w:r>
-        <w:rPr>
-          <w:rFonts w:ascii="Arial" w:hAnsi="Arial" w:cs="Arial"/>
-        </w:rPr>
-        <w:t>or</w:t>
-      </w:r>
-      <w:proofErr w:type="spellEnd"/>
-      <w:r>
-        <w:rPr>
-          <w:rFonts w:ascii="Arial" w:hAnsi="Arial" w:cs="Arial"/>
-        </w:rPr>
-        <w:t xml:space="preserve"> | ||</w:t>
+        <w:t xml:space="preserve"> → + | - | or | ||</w:t>
       </w:r>
     </w:p>
     <w:p>
@@ -11271,7 +8409,6 @@
           <w:lang w:val="en-US"/>
         </w:rPr>
       </w:pPr>
-      <w:proofErr w:type="spellStart"/>
       <w:r>
         <w:rPr>
           <w:rFonts w:ascii="Arial" w:hAnsi="Arial" w:cs="Arial"/>
@@ -11281,55 +8418,21 @@
         </w:rPr>
         <w:t>termino</w:t>
       </w:r>
-      <w:proofErr w:type="spellEnd"/>
       <w:r>
         <w:rPr>
           <w:rFonts w:ascii="Arial" w:hAnsi="Arial" w:cs="Arial"/>
           <w:lang w:val="en-US"/>
         </w:rPr>
-        <w:t xml:space="preserve"> → </w:t>
-      </w:r>
-      <w:proofErr w:type="spellStart"/>
-      <w:r>
+        <w:t xml:space="preserve"> → termino mult_op factor | factor</w:t>
+      </w:r>
+    </w:p>
+    <w:p>
+      <w:pPr>
         <w:rPr>
           <w:rFonts w:ascii="Arial" w:hAnsi="Arial" w:cs="Arial"/>
           <w:lang w:val="en-US"/>
         </w:rPr>
-        <w:t>termino</w:t>
-      </w:r>
-      <w:proofErr w:type="spellEnd"/>
-      <w:r>
-        <w:rPr>
-          <w:rFonts w:ascii="Arial" w:hAnsi="Arial" w:cs="Arial"/>
-          <w:lang w:val="en-US"/>
-        </w:rPr>
-        <w:t xml:space="preserve"> </w:t>
-      </w:r>
-      <w:proofErr w:type="spellStart"/>
-      <w:r>
-        <w:rPr>
-          <w:rFonts w:ascii="Arial" w:hAnsi="Arial" w:cs="Arial"/>
-          <w:lang w:val="en-US"/>
-        </w:rPr>
-        <w:t>mult_op</w:t>
-      </w:r>
-      <w:proofErr w:type="spellEnd"/>
-      <w:r>
-        <w:rPr>
-          <w:rFonts w:ascii="Arial" w:hAnsi="Arial" w:cs="Arial"/>
-          <w:lang w:val="en-US"/>
-        </w:rPr>
-        <w:t xml:space="preserve"> factor | factor</w:t>
-      </w:r>
-    </w:p>
-    <w:p>
-      <w:pPr>
-        <w:rPr>
-          <w:rFonts w:ascii="Arial" w:hAnsi="Arial" w:cs="Arial"/>
-          <w:lang w:val="en-US"/>
-        </w:rPr>
-      </w:pPr>
-      <w:proofErr w:type="spellStart"/>
+      </w:pPr>
       <w:r>
         <w:rPr>
           <w:rFonts w:ascii="Arial" w:hAnsi="Arial" w:cs="Arial"/>
@@ -11339,7 +8442,6 @@
         </w:rPr>
         <w:t>mult_op</w:t>
       </w:r>
-      <w:proofErr w:type="spellEnd"/>
       <w:r>
         <w:rPr>
           <w:rFonts w:ascii="Arial" w:hAnsi="Arial" w:cs="Arial"/>
@@ -11387,108 +8489,15 @@
         <w:rPr>
           <w:rFonts w:ascii="Arial" w:hAnsi="Arial" w:cs="Arial"/>
         </w:rPr>
-        <w:t xml:space="preserve"> → </w:t>
-      </w:r>
-      <w:proofErr w:type="gramStart"/>
-      <w:r>
+        <w:t xml:space="preserve"> → ( expresion ) | numero | id | id ( [ lista_args ] ) | bool | cadena | op_unario componente</w:t>
+      </w:r>
+    </w:p>
+    <w:p>
+      <w:pPr>
         <w:rPr>
           <w:rFonts w:ascii="Arial" w:hAnsi="Arial" w:cs="Arial"/>
         </w:rPr>
-        <w:t xml:space="preserve">( </w:t>
-      </w:r>
-      <w:proofErr w:type="spellStart"/>
-      <w:r>
-        <w:rPr>
-          <w:rFonts w:ascii="Arial" w:hAnsi="Arial" w:cs="Arial"/>
-        </w:rPr>
-        <w:t>expresion</w:t>
-      </w:r>
-      <w:proofErr w:type="spellEnd"/>
-      <w:proofErr w:type="gramEnd"/>
-      <w:r>
-        <w:rPr>
-          <w:rFonts w:ascii="Arial" w:hAnsi="Arial" w:cs="Arial"/>
-        </w:rPr>
-        <w:t xml:space="preserve"> ) | numero | id | id </w:t>
-      </w:r>
-      <w:proofErr w:type="gramStart"/>
-      <w:r>
-        <w:rPr>
-          <w:rFonts w:ascii="Arial" w:hAnsi="Arial" w:cs="Arial"/>
-        </w:rPr>
-        <w:t>( [</w:t>
-      </w:r>
-      <w:proofErr w:type="gramEnd"/>
-      <w:r>
-        <w:rPr>
-          <w:rFonts w:ascii="Arial" w:hAnsi="Arial" w:cs="Arial"/>
-        </w:rPr>
-        <w:t xml:space="preserve"> </w:t>
-      </w:r>
-      <w:proofErr w:type="spellStart"/>
-      <w:r>
-        <w:rPr>
-          <w:rFonts w:ascii="Arial" w:hAnsi="Arial" w:cs="Arial"/>
-        </w:rPr>
-        <w:t>lista_</w:t>
-      </w:r>
-      <w:proofErr w:type="gramStart"/>
-      <w:r>
-        <w:rPr>
-          <w:rFonts w:ascii="Arial" w:hAnsi="Arial" w:cs="Arial"/>
-        </w:rPr>
-        <w:t>args</w:t>
-      </w:r>
-      <w:proofErr w:type="spellEnd"/>
-      <w:r>
-        <w:rPr>
-          <w:rFonts w:ascii="Arial" w:hAnsi="Arial" w:cs="Arial"/>
-        </w:rPr>
-        <w:t xml:space="preserve"> ]</w:t>
-      </w:r>
-      <w:proofErr w:type="gramEnd"/>
-      <w:r>
-        <w:rPr>
-          <w:rFonts w:ascii="Arial" w:hAnsi="Arial" w:cs="Arial"/>
-        </w:rPr>
-        <w:t xml:space="preserve"> ) | </w:t>
-      </w:r>
-      <w:proofErr w:type="spellStart"/>
-      <w:r>
-        <w:rPr>
-          <w:rFonts w:ascii="Arial" w:hAnsi="Arial" w:cs="Arial"/>
-        </w:rPr>
-        <w:t>bool</w:t>
-      </w:r>
-      <w:proofErr w:type="spellEnd"/>
-      <w:r>
-        <w:rPr>
-          <w:rFonts w:ascii="Arial" w:hAnsi="Arial" w:cs="Arial"/>
-        </w:rPr>
-        <w:t xml:space="preserve"> | cadena | </w:t>
-      </w:r>
-      <w:proofErr w:type="spellStart"/>
-      <w:r>
-        <w:rPr>
-          <w:rFonts w:ascii="Arial" w:hAnsi="Arial" w:cs="Arial"/>
-        </w:rPr>
-        <w:t>op_unario</w:t>
-      </w:r>
-      <w:proofErr w:type="spellEnd"/>
-      <w:r>
-        <w:rPr>
-          <w:rFonts w:ascii="Arial" w:hAnsi="Arial" w:cs="Arial"/>
-        </w:rPr>
-        <w:t xml:space="preserve"> componente</w:t>
-      </w:r>
-    </w:p>
-    <w:p>
-      <w:pPr>
-        <w:rPr>
-          <w:rFonts w:ascii="Arial" w:hAnsi="Arial" w:cs="Arial"/>
-        </w:rPr>
-      </w:pPr>
-      <w:proofErr w:type="spellStart"/>
+      </w:pPr>
       <w:r>
         <w:rPr>
           <w:rFonts w:ascii="Arial" w:hAnsi="Arial" w:cs="Arial"/>
@@ -11497,35 +8506,19 @@
         </w:rPr>
         <w:t>op_unario</w:t>
       </w:r>
-      <w:proofErr w:type="spellEnd"/>
       <w:r>
         <w:rPr>
           <w:rFonts w:ascii="Arial" w:hAnsi="Arial" w:cs="Arial"/>
         </w:rPr>
-        <w:t xml:space="preserve"> </w:t>
-      </w:r>
-      <w:proofErr w:type="gramStart"/>
-      <w:r>
+        <w:t xml:space="preserve"> → ! | - | +</w:t>
+      </w:r>
+    </w:p>
+    <w:p>
+      <w:pPr>
         <w:rPr>
           <w:rFonts w:ascii="Arial" w:hAnsi="Arial" w:cs="Arial"/>
         </w:rPr>
-        <w:t>→ !</w:t>
-      </w:r>
-      <w:proofErr w:type="gramEnd"/>
-      <w:r>
-        <w:rPr>
-          <w:rFonts w:ascii="Arial" w:hAnsi="Arial" w:cs="Arial"/>
-        </w:rPr>
-        <w:t xml:space="preserve"> | - | +</w:t>
-      </w:r>
-    </w:p>
-    <w:p>
-      <w:pPr>
-        <w:rPr>
-          <w:rFonts w:ascii="Arial" w:hAnsi="Arial" w:cs="Arial"/>
-        </w:rPr>
-      </w:pPr>
-      <w:proofErr w:type="spellStart"/>
+      </w:pPr>
       <w:r>
         <w:rPr>
           <w:rFonts w:ascii="Arial" w:hAnsi="Arial" w:cs="Arial"/>
@@ -11534,7 +8527,6 @@
         </w:rPr>
         <w:t>bool</w:t>
       </w:r>
-      <w:proofErr w:type="spellEnd"/>
       <w:r>
         <w:rPr>
           <w:rFonts w:ascii="Arial" w:hAnsi="Arial" w:cs="Arial"/>
@@ -11581,21 +8573,7 @@
         <w:rPr>
           <w:rFonts w:ascii="Arial" w:hAnsi="Arial" w:cs="Arial"/>
         </w:rPr>
-        <w:t xml:space="preserve"> → digito </w:t>
-      </w:r>
-      <w:proofErr w:type="gramStart"/>
-      <w:r>
-        <w:rPr>
-          <w:rFonts w:ascii="Arial" w:hAnsi="Arial" w:cs="Arial"/>
-        </w:rPr>
-        <w:t>{ digito</w:t>
-      </w:r>
-      <w:proofErr w:type="gramEnd"/>
-      <w:r>
-        <w:rPr>
-          <w:rFonts w:ascii="Arial" w:hAnsi="Arial" w:cs="Arial"/>
-        </w:rPr>
-        <w:t xml:space="preserve"> } </w:t>
+        <w:t xml:space="preserve"> → digito { digito } </w:t>
       </w:r>
       <w:r>
         <w:rPr>
@@ -11624,44 +8602,8 @@
         <w:rPr>
           <w:rFonts w:ascii="Arial" w:hAnsi="Arial" w:cs="Arial"/>
         </w:rPr>
-        <w:t xml:space="preserve"> → </w:t>
-      </w:r>
-      <w:proofErr w:type="gramStart"/>
-      <w:r>
-        <w:rPr>
-          <w:rFonts w:ascii="Arial" w:hAnsi="Arial" w:cs="Arial"/>
-        </w:rPr>
-        <w:t>entero .</w:t>
-      </w:r>
-      <w:proofErr w:type="gramEnd"/>
-      <w:r>
-        <w:rPr>
-          <w:rFonts w:ascii="Arial" w:hAnsi="Arial" w:cs="Arial"/>
-        </w:rPr>
-        <w:t xml:space="preserve"> digito </w:t>
-      </w:r>
-      <w:proofErr w:type="gramStart"/>
-      <w:r>
-        <w:rPr>
-          <w:rFonts w:ascii="Arial" w:hAnsi="Arial" w:cs="Arial"/>
-        </w:rPr>
-        <w:t>{ digito</w:t>
-      </w:r>
-      <w:proofErr w:type="gramEnd"/>
-      <w:r>
-        <w:rPr>
-          <w:rFonts w:ascii="Arial" w:hAnsi="Arial" w:cs="Arial"/>
-        </w:rPr>
-        <w:t xml:space="preserve"> } [ </w:t>
-      </w:r>
-      <w:proofErr w:type="gramStart"/>
-      <w:r>
-        <w:rPr>
-          <w:rFonts w:ascii="Arial" w:hAnsi="Arial" w:cs="Arial"/>
-        </w:rPr>
-        <w:t>exponente ]</w:t>
-      </w:r>
-      <w:proofErr w:type="gramEnd"/>
+        <w:t xml:space="preserve"> → entero . digito { digito } [ exponente ]</w:t>
+      </w:r>
     </w:p>
     <w:p>
       <w:pPr>
@@ -11681,63 +8623,7 @@
         <w:rPr>
           <w:rFonts w:ascii="Arial" w:hAnsi="Arial" w:cs="Arial"/>
         </w:rPr>
-        <w:t xml:space="preserve"> → </w:t>
-      </w:r>
-      <w:proofErr w:type="gramStart"/>
-      <w:r>
-        <w:rPr>
-          <w:rFonts w:ascii="Arial" w:hAnsi="Arial" w:cs="Arial"/>
-        </w:rPr>
-        <w:t>( e</w:t>
-      </w:r>
-      <w:proofErr w:type="gramEnd"/>
-      <w:r>
-        <w:rPr>
-          <w:rFonts w:ascii="Arial" w:hAnsi="Arial" w:cs="Arial"/>
-        </w:rPr>
-        <w:t xml:space="preserve"> | </w:t>
-      </w:r>
-      <w:proofErr w:type="gramStart"/>
-      <w:r>
-        <w:rPr>
-          <w:rFonts w:ascii="Arial" w:hAnsi="Arial" w:cs="Arial"/>
-        </w:rPr>
-        <w:t>E )</w:t>
-      </w:r>
-      <w:proofErr w:type="gramEnd"/>
-      <w:r>
-        <w:rPr>
-          <w:rFonts w:ascii="Arial" w:hAnsi="Arial" w:cs="Arial"/>
-        </w:rPr>
-        <w:t xml:space="preserve"> [ + | </w:t>
-      </w:r>
-      <w:proofErr w:type="gramStart"/>
-      <w:r>
-        <w:rPr>
-          <w:rFonts w:ascii="Arial" w:hAnsi="Arial" w:cs="Arial"/>
-        </w:rPr>
-        <w:t>- ]</w:t>
-      </w:r>
-      <w:proofErr w:type="gramEnd"/>
-      <w:r>
-        <w:rPr>
-          <w:rFonts w:ascii="Arial" w:hAnsi="Arial" w:cs="Arial"/>
-        </w:rPr>
-        <w:t xml:space="preserve"> digito </w:t>
-      </w:r>
-      <w:proofErr w:type="gramStart"/>
-      <w:r>
-        <w:rPr>
-          <w:rFonts w:ascii="Arial" w:hAnsi="Arial" w:cs="Arial"/>
-        </w:rPr>
-        <w:t>{ digito</w:t>
-      </w:r>
-      <w:proofErr w:type="gramEnd"/>
-      <w:r>
-        <w:rPr>
-          <w:rFonts w:ascii="Arial" w:hAnsi="Arial" w:cs="Arial"/>
-        </w:rPr>
-        <w:t xml:space="preserve"> }</w:t>
+        <w:t xml:space="preserve"> → ( e | E ) [ + | - ] digito { digito }</w:t>
       </w:r>
     </w:p>
     <w:p>
@@ -11758,21 +8644,7 @@
         <w:rPr>
           <w:rFonts w:ascii="Arial" w:hAnsi="Arial" w:cs="Arial"/>
         </w:rPr>
-        <w:t xml:space="preserve"> → " </w:t>
-      </w:r>
-      <w:proofErr w:type="spellStart"/>
-      <w:r>
-        <w:rPr>
-          <w:rFonts w:ascii="Arial" w:hAnsi="Arial" w:cs="Arial"/>
-        </w:rPr>
-        <w:t>cualquier_texto</w:t>
-      </w:r>
-      <w:proofErr w:type="spellEnd"/>
-      <w:r>
-        <w:rPr>
-          <w:rFonts w:ascii="Arial" w:hAnsi="Arial" w:cs="Arial"/>
-        </w:rPr>
-        <w:t xml:space="preserve"> " </w:t>
+        <w:t xml:space="preserve"> → " cualquier_texto " </w:t>
       </w:r>
       <w:r>
         <w:rPr>
@@ -11866,29 +8738,39 @@
         <w:t>Aquí el código fuente individual:</w:t>
       </w:r>
     </w:p>
+    <w:bookmarkStart w:id="14" w:name="_Toc231238943"/>
+    <w:p>
+      <w:r>
+        <w:fldChar w:fldCharType="begin"/>
+      </w:r>
+      <w:r>
+        <w:instrText>HYPERLINK "</w:instrText>
+      </w:r>
+      <w:r>
+        <w:instrText>https://drive.google.com/file/d/1TTc9ZSYsGJyrtB0AMslEPFXJyMK79LCG/view?usp=sharing</w:instrText>
+      </w:r>
+      <w:r>
+        <w:instrText>"</w:instrText>
+      </w:r>
+      <w:r>
+        <w:fldChar w:fldCharType="separate"/>
+      </w:r>
+      <w:r>
+        <w:rPr>
+          <w:rStyle w:val="Hipervnculo"/>
+        </w:rPr>
+        <w:t>https://drive.google.com/file/d/1TTc9ZSYsGJyrtB0AMslEPFXJyMK79LCG/view?usp=sharing</w:t>
+      </w:r>
+      <w:r>
+        <w:fldChar w:fldCharType="end"/>
+      </w:r>
+    </w:p>
     <w:p>
       <w:pPr>
         <w:rPr>
           <w:rFonts w:ascii="Arial" w:hAnsi="Arial" w:cs="Arial"/>
         </w:rPr>
       </w:pPr>
-      <w:hyperlink r:id="rId8" w:history="1">
-        <w:r>
-          <w:rPr>
-            <w:rStyle w:val="Hipervnculo"/>
-            <w:rFonts w:ascii="Arial" w:hAnsi="Arial" w:cs="Arial"/>
-          </w:rPr>
-          <w:t>https://drive.google.com/file/d/1v4zzwtz44GrjluCcKoKrrWZeHynsTRXE/view?usp=sharing</w:t>
-        </w:r>
-      </w:hyperlink>
-    </w:p>
-    <w:p>
-      <w:pPr>
-        <w:rPr>
-          <w:rFonts w:ascii="Arial" w:hAnsi="Arial" w:cs="Arial"/>
-        </w:rPr>
-      </w:pPr>
-      <w:bookmarkStart w:id="14" w:name="_Toc231238943"/>
       <w:r>
         <w:rPr>
           <w:rStyle w:val="Ttulo1Car"/>
@@ -11925,7 +8807,7 @@
           <w:rFonts w:ascii="Arial" w:hAnsi="Arial" w:cs="Arial"/>
         </w:rPr>
       </w:pPr>
-      <w:hyperlink r:id="rId9" w:history="1">
+      <w:hyperlink r:id="rId8" w:history="1">
         <w:r>
           <w:rPr>
             <w:rStyle w:val="Hipervnculo"/>
@@ -11967,7 +8849,6 @@
         </w:rPr>
         <w:t xml:space="preserve">Este es en base al ejemplo que se llama </w:t>
       </w:r>
-      <w:proofErr w:type="spellStart"/>
       <w:r>
         <w:rPr>
           <w:rFonts w:ascii="Arial" w:hAnsi="Arial" w:cs="Arial"/>
@@ -11976,7 +8857,6 @@
         </w:rPr>
         <w:t>ejemplo_sintactico_con_errores.stn</w:t>
       </w:r>
-      <w:proofErr w:type="spellEnd"/>
     </w:p>
     <w:p>
       <w:pPr>
@@ -11984,7 +8864,7 @@
           <w:rFonts w:ascii="Arial" w:hAnsi="Arial" w:cs="Arial"/>
         </w:rPr>
       </w:pPr>
-      <w:hyperlink r:id="rId10" w:history="1">
+      <w:hyperlink r:id="rId9" w:history="1">
         <w:r>
           <w:rPr>
             <w:rStyle w:val="Hipervnculo"/>
@@ -12038,7 +8918,7 @@
           <w:rFonts w:ascii="Arial" w:hAnsi="Arial" w:cs="Arial"/>
         </w:rPr>
       </w:pPr>
-      <w:hyperlink r:id="rId11" w:history="1">
+      <w:hyperlink r:id="rId10" w:history="1">
         <w:r>
           <w:rPr>
             <w:rStyle w:val="Hipervnculo"/>
@@ -12059,7 +8939,7 @@
           <w:rFonts w:ascii="Arial" w:hAnsi="Arial" w:cs="Arial"/>
         </w:rPr>
       </w:pPr>
-      <w:hyperlink r:id="rId12" w:history="1">
+      <w:hyperlink r:id="rId11" w:history="1">
         <w:r>
           <w:rPr>
             <w:rStyle w:val="Hipervnculo"/>
@@ -12093,7 +8973,7 @@
           <w:rFonts w:ascii="Arial" w:hAnsi="Arial" w:cs="Arial"/>
         </w:rPr>
       </w:pPr>
-      <w:hyperlink r:id="rId13" w:history="1">
+      <w:hyperlink r:id="rId12" w:history="1">
         <w:r>
           <w:rPr>
             <w:rStyle w:val="Hipervnculo"/>
@@ -12229,22 +9109,8 @@
           <w:lang w:eastAsia="es-MX"/>
           <w14:ligatures w14:val="none"/>
         </w:rPr>
-        <w:t xml:space="preserve"> El Psy </w:t>
-      </w:r>
-      <w:proofErr w:type="spellStart"/>
-      <w:r>
-        <w:rPr>
-          <w:rFonts w:ascii="Consolas" w:eastAsia="Times New Roman" w:hAnsi="Consolas" w:cs="Times New Roman"/>
-          <w:color w:val="F6F6F4"/>
-          <w:kern w:val="0"/>
-          <w:sz w:val="21"/>
-          <w:szCs w:val="21"/>
-          <w:lang w:eastAsia="es-MX"/>
-          <w14:ligatures w14:val="none"/>
-        </w:rPr>
-        <w:t>Kongroo</w:t>
-      </w:r>
-      <w:proofErr w:type="spellEnd"/>
+        <w:t xml:space="preserve"> El Psy Kongroo</w:t>
+      </w:r>
     </w:p>
     <w:p>
       <w:pPr>
@@ -12297,34 +9163,7 @@
           <w:lang w:eastAsia="es-MX"/>
           <w14:ligatures w14:val="none"/>
         </w:rPr>
-        <w:t xml:space="preserve">      </w:t>
-      </w:r>
-      <w:proofErr w:type="spellStart"/>
-      <w:proofErr w:type="gramStart"/>
-      <w:r>
-        <w:rPr>
-          <w:rFonts w:ascii="Consolas" w:eastAsia="Times New Roman" w:hAnsi="Consolas" w:cs="Times New Roman"/>
-          <w:color w:val="F6F6F4"/>
-          <w:kern w:val="0"/>
-          <w:sz w:val="21"/>
-          <w:szCs w:val="21"/>
-          <w:lang w:eastAsia="es-MX"/>
-          <w14:ligatures w14:val="none"/>
-        </w:rPr>
-        <w:t>dmail</w:t>
-      </w:r>
-      <w:proofErr w:type="spellEnd"/>
-      <w:r>
-        <w:rPr>
-          <w:rFonts w:ascii="Consolas" w:eastAsia="Times New Roman" w:hAnsi="Consolas" w:cs="Times New Roman"/>
-          <w:color w:val="F6F6F4"/>
-          <w:kern w:val="0"/>
-          <w:sz w:val="21"/>
-          <w:szCs w:val="21"/>
-          <w:lang w:eastAsia="es-MX"/>
-          <w14:ligatures w14:val="none"/>
-        </w:rPr>
-        <w:t>(</w:t>
+        <w:t>      dmail(</w:t>
       </w:r>
       <w:r>
         <w:rPr>
@@ -12362,7 +9201,6 @@
         </w:rPr>
         <w:t>"</w:t>
       </w:r>
-      <w:proofErr w:type="gramEnd"/>
       <w:r>
         <w:rPr>
           <w:rFonts w:ascii="Consolas" w:eastAsia="Times New Roman" w:hAnsi="Consolas" w:cs="Times New Roman"/>
@@ -12411,6 +9249,7 @@
       </w:pPr>
       <w:r>
         <w:rPr>
+          <w:noProof/>
           <w:lang w:eastAsia="es-MX"/>
         </w:rPr>
         <w:drawing>
@@ -12429,7 +9268,7 @@
                     <pic:cNvPicPr/>
                   </pic:nvPicPr>
                   <pic:blipFill>
-                    <a:blip r:embed="rId14"/>
+                    <a:blip r:embed="rId13"/>
                     <a:stretch>
                       <a:fillRect/>
                     </a:stretch>
@@ -12489,33 +9328,7 @@
           <w:lang w:val="en-US" w:eastAsia="es-MX"/>
           <w14:ligatures w14:val="none"/>
         </w:rPr>
-        <w:t xml:space="preserve">  </w:t>
-      </w:r>
-      <w:proofErr w:type="spellStart"/>
-      <w:r>
-        <w:rPr>
-          <w:rFonts w:ascii="Consolas" w:eastAsia="Times New Roman" w:hAnsi="Consolas" w:cs="Times New Roman"/>
-          <w:color w:val="F6F6F4"/>
-          <w:kern w:val="0"/>
-          <w:sz w:val="21"/>
-          <w:szCs w:val="21"/>
-          <w:lang w:val="en-US" w:eastAsia="es-MX"/>
-          <w14:ligatures w14:val="none"/>
-        </w:rPr>
-        <w:t>labmem</w:t>
-      </w:r>
-      <w:proofErr w:type="spellEnd"/>
-      <w:r>
-        <w:rPr>
-          <w:rFonts w:ascii="Consolas" w:eastAsia="Times New Roman" w:hAnsi="Consolas" w:cs="Times New Roman"/>
-          <w:color w:val="F6F6F4"/>
-          <w:kern w:val="0"/>
-          <w:sz w:val="21"/>
-          <w:szCs w:val="21"/>
-          <w:lang w:val="en-US" w:eastAsia="es-MX"/>
-          <w14:ligatures w14:val="none"/>
-        </w:rPr>
-        <w:t xml:space="preserve"> worldline x, y, z</w:t>
+        <w:t>  labmem worldline x, y, z</w:t>
       </w:r>
       <w:r>
         <w:rPr>
@@ -12557,33 +9370,7 @@
           <w:lang w:val="en-US" w:eastAsia="es-MX"/>
           <w14:ligatures w14:val="none"/>
         </w:rPr>
-        <w:t xml:space="preserve">  </w:t>
-      </w:r>
-      <w:proofErr w:type="spellStart"/>
-      <w:r>
-        <w:rPr>
-          <w:rFonts w:ascii="Consolas" w:eastAsia="Times New Roman" w:hAnsi="Consolas" w:cs="Times New Roman"/>
-          <w:color w:val="F6F6F4"/>
-          <w:kern w:val="0"/>
-          <w:sz w:val="21"/>
-          <w:szCs w:val="21"/>
-          <w:lang w:val="en-US" w:eastAsia="es-MX"/>
-          <w14:ligatures w14:val="none"/>
-        </w:rPr>
-        <w:t>labmem</w:t>
-      </w:r>
-      <w:proofErr w:type="spellEnd"/>
-      <w:r>
-        <w:rPr>
-          <w:rFonts w:ascii="Consolas" w:eastAsia="Times New Roman" w:hAnsi="Consolas" w:cs="Times New Roman"/>
-          <w:color w:val="F6F6F4"/>
-          <w:kern w:val="0"/>
-          <w:sz w:val="21"/>
-          <w:szCs w:val="21"/>
-          <w:lang w:val="en-US" w:eastAsia="es-MX"/>
-          <w14:ligatures w14:val="none"/>
-        </w:rPr>
-        <w:t xml:space="preserve"> divergence pi </w:t>
+        <w:t xml:space="preserve">  labmem divergence pi </w:t>
       </w:r>
       <w:r>
         <w:rPr>
@@ -12868,33 +9655,7 @@
           <w:lang w:eastAsia="es-MX"/>
           <w14:ligatures w14:val="none"/>
         </w:rPr>
-        <w:t xml:space="preserve">      </w:t>
-      </w:r>
-      <w:proofErr w:type="spellStart"/>
-      <w:r>
-        <w:rPr>
-          <w:rFonts w:ascii="Consolas" w:eastAsia="Times New Roman" w:hAnsi="Consolas" w:cs="Times New Roman"/>
-          <w:color w:val="F6F6F4"/>
-          <w:kern w:val="0"/>
-          <w:sz w:val="21"/>
-          <w:szCs w:val="21"/>
-          <w:lang w:eastAsia="es-MX"/>
-          <w14:ligatures w14:val="none"/>
-        </w:rPr>
-        <w:t>dmail</w:t>
-      </w:r>
-      <w:proofErr w:type="spellEnd"/>
-      <w:r>
-        <w:rPr>
-          <w:rFonts w:ascii="Consolas" w:eastAsia="Times New Roman" w:hAnsi="Consolas" w:cs="Times New Roman"/>
-          <w:color w:val="F6F6F4"/>
-          <w:kern w:val="0"/>
-          <w:sz w:val="21"/>
-          <w:szCs w:val="21"/>
-          <w:lang w:eastAsia="es-MX"/>
-          <w14:ligatures w14:val="none"/>
-        </w:rPr>
-        <w:t>(z);</w:t>
+        <w:t>      dmail(z);</w:t>
       </w:r>
     </w:p>
     <w:p>
@@ -12932,6 +9693,7 @@
       </w:pPr>
       <w:r>
         <w:rPr>
+          <w:noProof/>
           <w:lang w:eastAsia="es-MX"/>
         </w:rPr>
         <w:drawing>
@@ -12950,7 +9712,7 @@
                     <pic:cNvPicPr/>
                   </pic:nvPicPr>
                   <pic:blipFill>
-                    <a:blip r:embed="rId15"/>
+                    <a:blip r:embed="rId14"/>
                     <a:stretch>
                       <a:fillRect/>
                     </a:stretch>
@@ -12974,12 +9736,12 @@
     <w:p>
       <w:pPr>
         <w:rPr>
-          <w:lang w:eastAsia="es-MX"/>
-        </w:rPr>
-      </w:pPr>
-      <w:r>
-        <w:rPr>
-          <w:lang w:eastAsia="es-MX"/>
+          <w:lang w:val="en-US" w:eastAsia="es-MX"/>
+        </w:rPr>
+      </w:pPr>
+      <w:r>
+        <w:rPr>
+          <w:lang w:val="en-US" w:eastAsia="es-MX"/>
         </w:rPr>
         <w:t> </w:t>
       </w:r>
@@ -12987,42 +9749,42 @@
     <w:p>
       <w:pPr>
         <w:rPr>
-          <w:lang w:eastAsia="es-MX"/>
-        </w:rPr>
-      </w:pPr>
-    </w:p>
-    <w:p>
-      <w:pPr>
-        <w:rPr>
-          <w:lang w:eastAsia="es-MX"/>
-        </w:rPr>
-      </w:pPr>
-    </w:p>
-    <w:p>
-      <w:pPr>
-        <w:rPr>
-          <w:lang w:eastAsia="es-MX"/>
-        </w:rPr>
-      </w:pPr>
-    </w:p>
-    <w:p>
-      <w:pPr>
-        <w:rPr>
-          <w:lang w:eastAsia="es-MX"/>
-        </w:rPr>
-      </w:pPr>
-    </w:p>
-    <w:p>
-      <w:pPr>
-        <w:rPr>
-          <w:lang w:eastAsia="es-MX"/>
-        </w:rPr>
-      </w:pPr>
-    </w:p>
-    <w:p>
-      <w:pPr>
-        <w:rPr>
-          <w:lang w:eastAsia="es-MX"/>
+          <w:lang w:val="en-US" w:eastAsia="es-MX"/>
+        </w:rPr>
+      </w:pPr>
+    </w:p>
+    <w:p>
+      <w:pPr>
+        <w:rPr>
+          <w:lang w:val="en-US" w:eastAsia="es-MX"/>
+        </w:rPr>
+      </w:pPr>
+    </w:p>
+    <w:p>
+      <w:pPr>
+        <w:rPr>
+          <w:lang w:val="en-US" w:eastAsia="es-MX"/>
+        </w:rPr>
+      </w:pPr>
+    </w:p>
+    <w:p>
+      <w:pPr>
+        <w:rPr>
+          <w:lang w:val="en-US" w:eastAsia="es-MX"/>
+        </w:rPr>
+      </w:pPr>
+    </w:p>
+    <w:p>
+      <w:pPr>
+        <w:rPr>
+          <w:lang w:val="en-US" w:eastAsia="es-MX"/>
+        </w:rPr>
+      </w:pPr>
+    </w:p>
+    <w:p>
+      <w:pPr>
+        <w:rPr>
+          <w:lang w:val="en-US" w:eastAsia="es-MX"/>
         </w:rPr>
       </w:pPr>
     </w:p>
@@ -13036,7 +9798,7 @@
           <w:kern w:val="0"/>
           <w:sz w:val="21"/>
           <w:szCs w:val="21"/>
-          <w:lang w:eastAsia="es-MX"/>
+          <w:lang w:val="en-US" w:eastAsia="es-MX"/>
           <w14:ligatures w14:val="none"/>
         </w:rPr>
       </w:pPr>
@@ -13051,18 +9813,18 @@
           <w:kern w:val="0"/>
           <w:sz w:val="21"/>
           <w:szCs w:val="21"/>
-          <w:lang w:eastAsia="es-MX"/>
-          <w14:ligatures w14:val="none"/>
-        </w:rPr>
-      </w:pPr>
-      <w:r>
-        <w:rPr>
-          <w:rFonts w:ascii="Consolas" w:eastAsia="Times New Roman" w:hAnsi="Consolas" w:cs="Times New Roman"/>
-          <w:color w:val="F6F6F4"/>
-          <w:kern w:val="0"/>
-          <w:sz w:val="21"/>
-          <w:szCs w:val="21"/>
-          <w:lang w:eastAsia="es-MX"/>
+          <w:lang w:val="en-US" w:eastAsia="es-MX"/>
+          <w14:ligatures w14:val="none"/>
+        </w:rPr>
+      </w:pPr>
+      <w:r>
+        <w:rPr>
+          <w:rFonts w:ascii="Consolas" w:eastAsia="Times New Roman" w:hAnsi="Consolas" w:cs="Times New Roman"/>
+          <w:color w:val="F6F6F4"/>
+          <w:kern w:val="0"/>
+          <w:sz w:val="21"/>
+          <w:szCs w:val="21"/>
+          <w:lang w:val="en-US" w:eastAsia="es-MX"/>
           <w14:ligatures w14:val="none"/>
         </w:rPr>
         <w:t xml:space="preserve"> gate {</w:t>
@@ -13089,36 +9851,22 @@
           <w:kern w:val="0"/>
           <w:sz w:val="21"/>
           <w:szCs w:val="21"/>
-          <w:lang w:eastAsia="es-MX"/>
+          <w:lang w:val="en-US" w:eastAsia="es-MX"/>
           <w14:ligatures w14:val="none"/>
         </w:rPr>
         <w:t xml:space="preserve">      </w:t>
       </w:r>
-      <w:proofErr w:type="spellStart"/>
-      <w:r>
-        <w:rPr>
-          <w:rFonts w:ascii="Consolas" w:eastAsia="Times New Roman" w:hAnsi="Consolas" w:cs="Times New Roman"/>
-          <w:color w:val="F6F6F4"/>
-          <w:kern w:val="0"/>
-          <w:sz w:val="21"/>
-          <w:szCs w:val="21"/>
-          <w:lang w:val="en-US" w:eastAsia="es-MX"/>
-          <w14:ligatures w14:val="none"/>
-        </w:rPr>
-        <w:t>labmem</w:t>
-      </w:r>
-      <w:proofErr w:type="spellEnd"/>
-      <w:r>
-        <w:rPr>
-          <w:rFonts w:ascii="Consolas" w:eastAsia="Times New Roman" w:hAnsi="Consolas" w:cs="Times New Roman"/>
-          <w:color w:val="F6F6F4"/>
-          <w:kern w:val="0"/>
-          <w:sz w:val="21"/>
-          <w:szCs w:val="21"/>
-          <w:lang w:val="en-US" w:eastAsia="es-MX"/>
-          <w14:ligatures w14:val="none"/>
-        </w:rPr>
-        <w:t xml:space="preserve"> worldline n = </w:t>
+      <w:r>
+        <w:rPr>
+          <w:rFonts w:ascii="Consolas" w:eastAsia="Times New Roman" w:hAnsi="Consolas" w:cs="Times New Roman"/>
+          <w:color w:val="F6F6F4"/>
+          <w:kern w:val="0"/>
+          <w:sz w:val="21"/>
+          <w:szCs w:val="21"/>
+          <w:lang w:val="en-US" w:eastAsia="es-MX"/>
+          <w14:ligatures w14:val="none"/>
+        </w:rPr>
+        <w:t xml:space="preserve">labmem worldline n = </w:t>
       </w:r>
       <w:r>
         <w:rPr>
@@ -13195,7 +9943,6 @@
         </w:rPr>
         <w:t xml:space="preserve"> </w:t>
       </w:r>
-      <w:proofErr w:type="gramStart"/>
       <w:r>
         <w:rPr>
           <w:rFonts w:ascii="Consolas" w:eastAsia="Times New Roman" w:hAnsi="Consolas" w:cs="Times New Roman"/>
@@ -13220,7 +9967,6 @@
         </w:rPr>
         <w:t>) {</w:t>
       </w:r>
-      <w:proofErr w:type="gramEnd"/>
     </w:p>
     <w:p>
       <w:pPr>
@@ -13232,7 +9978,7 @@
           <w:kern w:val="0"/>
           <w:sz w:val="21"/>
           <w:szCs w:val="21"/>
-          <w:lang w:eastAsia="es-MX"/>
+          <w:lang w:val="en-US" w:eastAsia="es-MX"/>
           <w14:ligatures w14:val="none"/>
         </w:rPr>
       </w:pPr>
@@ -13248,31 +9994,17 @@
         </w:rPr>
         <w:t xml:space="preserve">          </w:t>
       </w:r>
-      <w:proofErr w:type="spellStart"/>
-      <w:r>
-        <w:rPr>
-          <w:rFonts w:ascii="Consolas" w:eastAsia="Times New Roman" w:hAnsi="Consolas" w:cs="Times New Roman"/>
-          <w:color w:val="F6F6F4"/>
-          <w:kern w:val="0"/>
-          <w:sz w:val="21"/>
-          <w:szCs w:val="21"/>
-          <w:lang w:eastAsia="es-MX"/>
-          <w14:ligatures w14:val="none"/>
-        </w:rPr>
-        <w:t>dmail</w:t>
-      </w:r>
-      <w:proofErr w:type="spellEnd"/>
-      <w:r>
-        <w:rPr>
-          <w:rFonts w:ascii="Consolas" w:eastAsia="Times New Roman" w:hAnsi="Consolas" w:cs="Times New Roman"/>
-          <w:color w:val="F6F6F4"/>
-          <w:kern w:val="0"/>
-          <w:sz w:val="21"/>
-          <w:szCs w:val="21"/>
-          <w:lang w:eastAsia="es-MX"/>
-          <w14:ligatures w14:val="none"/>
-        </w:rPr>
-        <w:t>(</w:t>
+      <w:r>
+        <w:rPr>
+          <w:rFonts w:ascii="Consolas" w:eastAsia="Times New Roman" w:hAnsi="Consolas" w:cs="Times New Roman"/>
+          <w:color w:val="F6F6F4"/>
+          <w:kern w:val="0"/>
+          <w:sz w:val="21"/>
+          <w:szCs w:val="21"/>
+          <w:lang w:val="en-US" w:eastAsia="es-MX"/>
+          <w14:ligatures w14:val="none"/>
+        </w:rPr>
+        <w:t>dmail(</w:t>
       </w:r>
       <w:r>
         <w:rPr>
@@ -13281,7 +10013,7 @@
           <w:kern w:val="0"/>
           <w:sz w:val="21"/>
           <w:szCs w:val="21"/>
-          <w:lang w:eastAsia="es-MX"/>
+          <w:lang w:val="en-US" w:eastAsia="es-MX"/>
           <w14:ligatures w14:val="none"/>
         </w:rPr>
         <w:t>"</w:t>
@@ -13293,7 +10025,7 @@
           <w:kern w:val="0"/>
           <w:sz w:val="21"/>
           <w:szCs w:val="21"/>
-          <w:lang w:eastAsia="es-MX"/>
+          <w:lang w:val="en-US" w:eastAsia="es-MX"/>
           <w14:ligatures w14:val="none"/>
         </w:rPr>
         <w:t>Positivo</w:t>
@@ -13305,7 +10037,7 @@
           <w:kern w:val="0"/>
           <w:sz w:val="21"/>
           <w:szCs w:val="21"/>
-          <w:lang w:eastAsia="es-MX"/>
+          <w:lang w:val="en-US" w:eastAsia="es-MX"/>
           <w14:ligatures w14:val="none"/>
         </w:rPr>
         <w:t>"</w:t>
@@ -13317,7 +10049,7 @@
           <w:kern w:val="0"/>
           <w:sz w:val="21"/>
           <w:szCs w:val="21"/>
-          <w:lang w:eastAsia="es-MX"/>
+          <w:lang w:val="en-US" w:eastAsia="es-MX"/>
           <w14:ligatures w14:val="none"/>
         </w:rPr>
         <w:t>);</w:t>
@@ -13344,12 +10076,23 @@
           <w:kern w:val="0"/>
           <w:sz w:val="21"/>
           <w:szCs w:val="21"/>
-          <w:lang w:eastAsia="es-MX"/>
-          <w14:ligatures w14:val="none"/>
-        </w:rPr>
-        <w:t xml:space="preserve">      } </w:t>
-      </w:r>
-      <w:proofErr w:type="spellStart"/>
+          <w:lang w:val="en-US" w:eastAsia="es-MX"/>
+          <w14:ligatures w14:val="none"/>
+        </w:rPr>
+        <w:t xml:space="preserve">      </w:t>
+      </w:r>
+      <w:r>
+        <w:rPr>
+          <w:rFonts w:ascii="Consolas" w:eastAsia="Times New Roman" w:hAnsi="Consolas" w:cs="Times New Roman"/>
+          <w:color w:val="F6F6F4"/>
+          <w:kern w:val="0"/>
+          <w:sz w:val="21"/>
+          <w:szCs w:val="21"/>
+          <w:lang w:eastAsia="es-MX"/>
+          <w14:ligatures w14:val="none"/>
+        </w:rPr>
+        <w:t xml:space="preserve">} </w:t>
+      </w:r>
       <w:r>
         <w:rPr>
           <w:rFonts w:ascii="Consolas" w:eastAsia="Times New Roman" w:hAnsi="Consolas" w:cs="Times New Roman"/>
@@ -13362,7 +10105,6 @@
         </w:rPr>
         <w:t>else</w:t>
       </w:r>
-      <w:proofErr w:type="spellEnd"/>
       <w:r>
         <w:rPr>
           <w:rFonts w:ascii="Consolas" w:eastAsia="Times New Roman" w:hAnsi="Consolas" w:cs="Times New Roman"/>
@@ -13400,36 +10142,8 @@
           <w:lang w:eastAsia="es-MX"/>
           <w14:ligatures w14:val="none"/>
         </w:rPr>
-        <w:t xml:space="preserve">          </w:t>
-      </w:r>
-      <w:proofErr w:type="spellStart"/>
-      <w:proofErr w:type="gramStart"/>
-      <w:r>
-        <w:rPr>
-          <w:rFonts w:ascii="Consolas" w:eastAsia="Times New Roman" w:hAnsi="Consolas" w:cs="Times New Roman"/>
-          <w:color w:val="F6F6F4"/>
-          <w:kern w:val="0"/>
-          <w:sz w:val="21"/>
-          <w:szCs w:val="21"/>
-          <w:lang w:eastAsia="es-MX"/>
-          <w14:ligatures w14:val="none"/>
-        </w:rPr>
-        <w:t>dmail</w:t>
-      </w:r>
-      <w:proofErr w:type="spellEnd"/>
-      <w:r>
-        <w:rPr>
-          <w:rFonts w:ascii="Consolas" w:eastAsia="Times New Roman" w:hAnsi="Consolas" w:cs="Times New Roman"/>
-          <w:color w:val="F6F6F4"/>
-          <w:kern w:val="0"/>
-          <w:sz w:val="21"/>
-          <w:szCs w:val="21"/>
-          <w:lang w:eastAsia="es-MX"/>
-          <w14:ligatures w14:val="none"/>
-        </w:rPr>
-        <w:t>(</w:t>
-      </w:r>
-      <w:proofErr w:type="gramEnd"/>
+        <w:t>          dmail(</w:t>
+      </w:r>
       <w:r>
         <w:rPr>
           <w:rFonts w:ascii="Consolas" w:eastAsia="Times New Roman" w:hAnsi="Consolas" w:cs="Times New Roman"/>
@@ -13686,33 +10400,7 @@
           <w:lang w:val="en-US" w:eastAsia="es-MX"/>
           <w14:ligatures w14:val="none"/>
         </w:rPr>
-        <w:t xml:space="preserve">      </w:t>
-      </w:r>
-      <w:proofErr w:type="spellStart"/>
-      <w:r>
-        <w:rPr>
-          <w:rFonts w:ascii="Consolas" w:eastAsia="Times New Roman" w:hAnsi="Consolas" w:cs="Times New Roman"/>
-          <w:color w:val="F6F6F4"/>
-          <w:kern w:val="0"/>
-          <w:sz w:val="21"/>
-          <w:szCs w:val="21"/>
-          <w:lang w:val="en-US" w:eastAsia="es-MX"/>
-          <w14:ligatures w14:val="none"/>
-        </w:rPr>
-        <w:t>labmem</w:t>
-      </w:r>
-      <w:proofErr w:type="spellEnd"/>
-      <w:r>
-        <w:rPr>
-          <w:rFonts w:ascii="Consolas" w:eastAsia="Times New Roman" w:hAnsi="Consolas" w:cs="Times New Roman"/>
-          <w:color w:val="F6F6F4"/>
-          <w:kern w:val="0"/>
-          <w:sz w:val="21"/>
-          <w:szCs w:val="21"/>
-          <w:lang w:val="en-US" w:eastAsia="es-MX"/>
-          <w14:ligatures w14:val="none"/>
-        </w:rPr>
-        <w:t xml:space="preserve"> worldline n = </w:t>
+        <w:t xml:space="preserve">      labmem worldline n = </w:t>
       </w:r>
       <w:r>
         <w:rPr>
@@ -13862,33 +10550,7 @@
           <w:lang w:val="en-US" w:eastAsia="es-MX"/>
           <w14:ligatures w14:val="none"/>
         </w:rPr>
-        <w:t xml:space="preserve">          </w:t>
-      </w:r>
-      <w:proofErr w:type="spellStart"/>
-      <w:r>
-        <w:rPr>
-          <w:rFonts w:ascii="Consolas" w:eastAsia="Times New Roman" w:hAnsi="Consolas" w:cs="Times New Roman"/>
-          <w:color w:val="F6F6F4"/>
-          <w:kern w:val="0"/>
-          <w:sz w:val="21"/>
-          <w:szCs w:val="21"/>
-          <w:lang w:val="en-US" w:eastAsia="es-MX"/>
-          <w14:ligatures w14:val="none"/>
-        </w:rPr>
-        <w:t>dmail</w:t>
-      </w:r>
-      <w:proofErr w:type="spellEnd"/>
-      <w:r>
-        <w:rPr>
-          <w:rFonts w:ascii="Consolas" w:eastAsia="Times New Roman" w:hAnsi="Consolas" w:cs="Times New Roman"/>
-          <w:color w:val="F6F6F4"/>
-          <w:kern w:val="0"/>
-          <w:sz w:val="21"/>
-          <w:szCs w:val="21"/>
-          <w:lang w:val="en-US" w:eastAsia="es-MX"/>
-          <w14:ligatures w14:val="none"/>
-        </w:rPr>
-        <w:t>(</w:t>
+        <w:t>          dmail(</w:t>
       </w:r>
       <w:r>
         <w:rPr>
@@ -13902,7 +10564,6 @@
         </w:rPr>
         <w:t>"</w:t>
       </w:r>
-      <w:proofErr w:type="spellStart"/>
       <w:r>
         <w:rPr>
           <w:rFonts w:ascii="Consolas" w:eastAsia="Times New Roman" w:hAnsi="Consolas" w:cs="Times New Roman"/>
@@ -13915,7 +10576,6 @@
         </w:rPr>
         <w:t>Positivo</w:t>
       </w:r>
-      <w:proofErr w:type="spellEnd"/>
       <w:r>
         <w:rPr>
           <w:rFonts w:ascii="Consolas" w:eastAsia="Times New Roman" w:hAnsi="Consolas" w:cs="Times New Roman"/>
@@ -14004,36 +10664,8 @@
           <w:lang w:val="en-US" w:eastAsia="es-MX"/>
           <w14:ligatures w14:val="none"/>
         </w:rPr>
-        <w:t xml:space="preserve">          </w:t>
-      </w:r>
-      <w:proofErr w:type="spellStart"/>
-      <w:proofErr w:type="gramStart"/>
-      <w:r>
-        <w:rPr>
-          <w:rFonts w:ascii="Consolas" w:eastAsia="Times New Roman" w:hAnsi="Consolas" w:cs="Times New Roman"/>
-          <w:color w:val="F6F6F4"/>
-          <w:kern w:val="0"/>
-          <w:sz w:val="21"/>
-          <w:szCs w:val="21"/>
-          <w:lang w:val="en-US" w:eastAsia="es-MX"/>
-          <w14:ligatures w14:val="none"/>
-        </w:rPr>
-        <w:t>dmail</w:t>
-      </w:r>
-      <w:proofErr w:type="spellEnd"/>
-      <w:r>
-        <w:rPr>
-          <w:rFonts w:ascii="Consolas" w:eastAsia="Times New Roman" w:hAnsi="Consolas" w:cs="Times New Roman"/>
-          <w:color w:val="F6F6F4"/>
-          <w:kern w:val="0"/>
-          <w:sz w:val="21"/>
-          <w:szCs w:val="21"/>
-          <w:lang w:val="en-US" w:eastAsia="es-MX"/>
-          <w14:ligatures w14:val="none"/>
-        </w:rPr>
-        <w:t>(</w:t>
-      </w:r>
-      <w:proofErr w:type="gramEnd"/>
+        <w:t>          dmail(</w:t>
+      </w:r>
       <w:r>
         <w:rPr>
           <w:rFonts w:ascii="Consolas" w:eastAsia="Times New Roman" w:hAnsi="Consolas" w:cs="Times New Roman"/>
@@ -14056,22 +10688,8 @@
           <w:lang w:val="en-US" w:eastAsia="es-MX"/>
           <w14:ligatures w14:val="none"/>
         </w:rPr>
-        <w:t xml:space="preserve">No </w:t>
-      </w:r>
-      <w:proofErr w:type="spellStart"/>
-      <w:r>
-        <w:rPr>
-          <w:rFonts w:ascii="Consolas" w:eastAsia="Times New Roman" w:hAnsi="Consolas" w:cs="Times New Roman"/>
-          <w:color w:val="E7EE98"/>
-          <w:kern w:val="0"/>
-          <w:sz w:val="21"/>
-          <w:szCs w:val="21"/>
-          <w:lang w:val="en-US" w:eastAsia="es-MX"/>
-          <w14:ligatures w14:val="none"/>
-        </w:rPr>
-        <w:t>positivo</w:t>
-      </w:r>
-      <w:proofErr w:type="spellEnd"/>
+        <w:t>No positivo</w:t>
+      </w:r>
       <w:r>
         <w:rPr>
           <w:rFonts w:ascii="Consolas" w:eastAsia="Times New Roman" w:hAnsi="Consolas" w:cs="Times New Roman"/>
@@ -14159,6 +10777,7 @@
       </w:pPr>
       <w:r>
         <w:rPr>
+          <w:noProof/>
           <w:lang w:val="en-US" w:eastAsia="es-MX"/>
         </w:rPr>
         <w:drawing>
@@ -14177,7 +10796,7 @@
                     <pic:cNvPicPr/>
                   </pic:nvPicPr>
                   <pic:blipFill>
-                    <a:blip r:embed="rId16"/>
+                    <a:blip r:embed="rId15"/>
                     <a:stretch>
                       <a:fillRect/>
                     </a:stretch>
@@ -14341,59 +10960,7 @@
           <w:lang w:val="en-US" w:eastAsia="es-MX"/>
           <w14:ligatures w14:val="none"/>
         </w:rPr>
-        <w:t xml:space="preserve">      </w:t>
-      </w:r>
-      <w:proofErr w:type="spellStart"/>
-      <w:r>
-        <w:rPr>
-          <w:rFonts w:ascii="Consolas" w:eastAsia="Times New Roman" w:hAnsi="Consolas" w:cs="Times New Roman"/>
-          <w:color w:val="F6F6F4"/>
-          <w:kern w:val="0"/>
-          <w:sz w:val="21"/>
-          <w:szCs w:val="21"/>
-          <w:lang w:val="en-US" w:eastAsia="es-MX"/>
-          <w14:ligatures w14:val="none"/>
-        </w:rPr>
-        <w:t>labmem</w:t>
-      </w:r>
-      <w:proofErr w:type="spellEnd"/>
-      <w:r>
-        <w:rPr>
-          <w:rFonts w:ascii="Consolas" w:eastAsia="Times New Roman" w:hAnsi="Consolas" w:cs="Times New Roman"/>
-          <w:color w:val="F6F6F4"/>
-          <w:kern w:val="0"/>
-          <w:sz w:val="21"/>
-          <w:szCs w:val="21"/>
-          <w:lang w:val="en-US" w:eastAsia="es-MX"/>
-          <w14:ligatures w14:val="none"/>
-        </w:rPr>
-        <w:t xml:space="preserve"> worldline </w:t>
-      </w:r>
-      <w:proofErr w:type="spellStart"/>
-      <w:r>
-        <w:rPr>
-          <w:rFonts w:ascii="Consolas" w:eastAsia="Times New Roman" w:hAnsi="Consolas" w:cs="Times New Roman"/>
-          <w:color w:val="F6F6F4"/>
-          <w:kern w:val="0"/>
-          <w:sz w:val="21"/>
-          <w:szCs w:val="21"/>
-          <w:lang w:val="en-US" w:eastAsia="es-MX"/>
-          <w14:ligatures w14:val="none"/>
-        </w:rPr>
-        <w:t>i</w:t>
-      </w:r>
-      <w:proofErr w:type="spellEnd"/>
-      <w:r>
-        <w:rPr>
-          <w:rFonts w:ascii="Consolas" w:eastAsia="Times New Roman" w:hAnsi="Consolas" w:cs="Times New Roman"/>
-          <w:color w:val="F6F6F4"/>
-          <w:kern w:val="0"/>
-          <w:sz w:val="21"/>
-          <w:szCs w:val="21"/>
-          <w:lang w:val="en-US" w:eastAsia="es-MX"/>
-          <w14:ligatures w14:val="none"/>
-        </w:rPr>
-        <w:t xml:space="preserve"> = </w:t>
+        <w:t xml:space="preserve">      labmem worldline i = </w:t>
       </w:r>
       <w:r>
         <w:rPr>
@@ -14444,22 +11011,20 @@
           <w:lang w:val="en-US" w:eastAsia="es-MX"/>
           <w14:ligatures w14:val="none"/>
         </w:rPr>
-        <w:t>      loop (</w:t>
-      </w:r>
-      <w:proofErr w:type="spellStart"/>
-      <w:r>
-        <w:rPr>
-          <w:rFonts w:ascii="Consolas" w:eastAsia="Times New Roman" w:hAnsi="Consolas" w:cs="Times New Roman"/>
-          <w:color w:val="F6F6F4"/>
-          <w:kern w:val="0"/>
-          <w:sz w:val="21"/>
-          <w:szCs w:val="21"/>
-          <w:lang w:val="en-US" w:eastAsia="es-MX"/>
-          <w14:ligatures w14:val="none"/>
-        </w:rPr>
-        <w:t>i</w:t>
-      </w:r>
-      <w:proofErr w:type="spellEnd"/>
+        <w:t xml:space="preserve">      loop (i </w:t>
+      </w:r>
+      <w:r>
+        <w:rPr>
+          <w:rFonts w:ascii="Consolas" w:eastAsia="Times New Roman" w:hAnsi="Consolas" w:cs="Times New Roman"/>
+          <w:color w:val="F286C4"/>
+          <w:kern w:val="0"/>
+          <w:sz w:val="21"/>
+          <w:szCs w:val="21"/>
+          <w:lang w:val="en-US" w:eastAsia="es-MX"/>
+          <w14:ligatures w14:val="none"/>
+        </w:rPr>
+        <w:t>&lt;</w:t>
+      </w:r>
       <w:r>
         <w:rPr>
           <w:rFonts w:ascii="Consolas" w:eastAsia="Times New Roman" w:hAnsi="Consolas" w:cs="Times New Roman"/>
@@ -14475,31 +11040,6 @@
       <w:r>
         <w:rPr>
           <w:rFonts w:ascii="Consolas" w:eastAsia="Times New Roman" w:hAnsi="Consolas" w:cs="Times New Roman"/>
-          <w:color w:val="F286C4"/>
-          <w:kern w:val="0"/>
-          <w:sz w:val="21"/>
-          <w:szCs w:val="21"/>
-          <w:lang w:val="en-US" w:eastAsia="es-MX"/>
-          <w14:ligatures w14:val="none"/>
-        </w:rPr>
-        <w:t>&lt;</w:t>
-      </w:r>
-      <w:r>
-        <w:rPr>
-          <w:rFonts w:ascii="Consolas" w:eastAsia="Times New Roman" w:hAnsi="Consolas" w:cs="Times New Roman"/>
-          <w:color w:val="F6F6F4"/>
-          <w:kern w:val="0"/>
-          <w:sz w:val="21"/>
-          <w:szCs w:val="21"/>
-          <w:lang w:val="en-US" w:eastAsia="es-MX"/>
-          <w14:ligatures w14:val="none"/>
-        </w:rPr>
-        <w:t xml:space="preserve"> </w:t>
-      </w:r>
-      <w:proofErr w:type="gramStart"/>
-      <w:r>
-        <w:rPr>
-          <w:rFonts w:ascii="Consolas" w:eastAsia="Times New Roman" w:hAnsi="Consolas" w:cs="Times New Roman"/>
           <w:color w:val="BF9EEE"/>
           <w:kern w:val="0"/>
           <w:sz w:val="21"/>
@@ -14521,7 +11061,6 @@
         </w:rPr>
         <w:t>) {</w:t>
       </w:r>
-      <w:proofErr w:type="gramEnd"/>
     </w:p>
     <w:p>
       <w:pPr>
@@ -14547,59 +11086,7 @@
           <w:lang w:val="en-US" w:eastAsia="es-MX"/>
           <w14:ligatures w14:val="none"/>
         </w:rPr>
-        <w:t xml:space="preserve">          </w:t>
-      </w:r>
-      <w:proofErr w:type="spellStart"/>
-      <w:r>
-        <w:rPr>
-          <w:rFonts w:ascii="Consolas" w:eastAsia="Times New Roman" w:hAnsi="Consolas" w:cs="Times New Roman"/>
-          <w:color w:val="F6F6F4"/>
-          <w:kern w:val="0"/>
-          <w:sz w:val="21"/>
-          <w:szCs w:val="21"/>
-          <w:lang w:val="en-US" w:eastAsia="es-MX"/>
-          <w14:ligatures w14:val="none"/>
-        </w:rPr>
-        <w:t>dmail</w:t>
-      </w:r>
-      <w:proofErr w:type="spellEnd"/>
-      <w:r>
-        <w:rPr>
-          <w:rFonts w:ascii="Consolas" w:eastAsia="Times New Roman" w:hAnsi="Consolas" w:cs="Times New Roman"/>
-          <w:color w:val="F6F6F4"/>
-          <w:kern w:val="0"/>
-          <w:sz w:val="21"/>
-          <w:szCs w:val="21"/>
-          <w:lang w:val="en-US" w:eastAsia="es-MX"/>
-          <w14:ligatures w14:val="none"/>
-        </w:rPr>
-        <w:t>(</w:t>
-      </w:r>
-      <w:proofErr w:type="spellStart"/>
-      <w:r>
-        <w:rPr>
-          <w:rFonts w:ascii="Consolas" w:eastAsia="Times New Roman" w:hAnsi="Consolas" w:cs="Times New Roman"/>
-          <w:color w:val="F6F6F4"/>
-          <w:kern w:val="0"/>
-          <w:sz w:val="21"/>
-          <w:szCs w:val="21"/>
-          <w:lang w:val="en-US" w:eastAsia="es-MX"/>
-          <w14:ligatures w14:val="none"/>
-        </w:rPr>
-        <w:t>i</w:t>
-      </w:r>
-      <w:proofErr w:type="spellEnd"/>
-      <w:r>
-        <w:rPr>
-          <w:rFonts w:ascii="Consolas" w:eastAsia="Times New Roman" w:hAnsi="Consolas" w:cs="Times New Roman"/>
-          <w:color w:val="F6F6F4"/>
-          <w:kern w:val="0"/>
-          <w:sz w:val="21"/>
-          <w:szCs w:val="21"/>
-          <w:lang w:val="en-US" w:eastAsia="es-MX"/>
-          <w14:ligatures w14:val="none"/>
-        </w:rPr>
-        <w:t>);</w:t>
+        <w:t>          dmail(i);</w:t>
       </w:r>
     </w:p>
     <w:p>
@@ -14626,33 +11113,7 @@
           <w:lang w:val="en-US" w:eastAsia="es-MX"/>
           <w14:ligatures w14:val="none"/>
         </w:rPr>
-        <w:t xml:space="preserve">          </w:t>
-      </w:r>
-      <w:proofErr w:type="spellStart"/>
-      <w:r>
-        <w:rPr>
-          <w:rFonts w:ascii="Consolas" w:eastAsia="Times New Roman" w:hAnsi="Consolas" w:cs="Times New Roman"/>
-          <w:color w:val="F6F6F4"/>
-          <w:kern w:val="0"/>
-          <w:sz w:val="21"/>
-          <w:szCs w:val="21"/>
-          <w:lang w:val="en-US" w:eastAsia="es-MX"/>
-          <w14:ligatures w14:val="none"/>
-        </w:rPr>
-        <w:t>i</w:t>
-      </w:r>
-      <w:proofErr w:type="spellEnd"/>
-      <w:r>
-        <w:rPr>
-          <w:rFonts w:ascii="Consolas" w:eastAsia="Times New Roman" w:hAnsi="Consolas" w:cs="Times New Roman"/>
-          <w:color w:val="F6F6F4"/>
-          <w:kern w:val="0"/>
-          <w:sz w:val="21"/>
-          <w:szCs w:val="21"/>
-          <w:lang w:val="en-US" w:eastAsia="es-MX"/>
-          <w14:ligatures w14:val="none"/>
-        </w:rPr>
-        <w:t xml:space="preserve"> </w:t>
+        <w:t xml:space="preserve">          i </w:t>
       </w:r>
       <w:r>
         <w:rPr>
@@ -14765,6 +11226,7 @@
       </w:pPr>
       <w:r>
         <w:rPr>
+          <w:noProof/>
           <w:lang w:val="en-US" w:eastAsia="es-MX"/>
         </w:rPr>
         <w:drawing>
@@ -14783,7 +11245,7 @@
                     <pic:cNvPicPr/>
                   </pic:nvPicPr>
                   <pic:blipFill>
-                    <a:blip r:embed="rId17"/>
+                    <a:blip r:embed="rId16"/>
                     <a:stretch>
                       <a:fillRect/>
                     </a:stretch>
@@ -14855,59 +11317,7 @@
           <w:lang w:val="en-US" w:eastAsia="es-MX"/>
           <w14:ligatures w14:val="none"/>
         </w:rPr>
-        <w:t xml:space="preserve">      </w:t>
-      </w:r>
-      <w:proofErr w:type="spellStart"/>
-      <w:r>
-        <w:rPr>
-          <w:rFonts w:ascii="Consolas" w:eastAsia="Times New Roman" w:hAnsi="Consolas" w:cs="Times New Roman"/>
-          <w:color w:val="F6F6F4"/>
-          <w:kern w:val="0"/>
-          <w:sz w:val="21"/>
-          <w:szCs w:val="21"/>
-          <w:lang w:val="en-US" w:eastAsia="es-MX"/>
-          <w14:ligatures w14:val="none"/>
-        </w:rPr>
-        <w:t>labmem</w:t>
-      </w:r>
-      <w:proofErr w:type="spellEnd"/>
-      <w:r>
-        <w:rPr>
-          <w:rFonts w:ascii="Consolas" w:eastAsia="Times New Roman" w:hAnsi="Consolas" w:cs="Times New Roman"/>
-          <w:color w:val="F6F6F4"/>
-          <w:kern w:val="0"/>
-          <w:sz w:val="21"/>
-          <w:szCs w:val="21"/>
-          <w:lang w:val="en-US" w:eastAsia="es-MX"/>
-          <w14:ligatures w14:val="none"/>
-        </w:rPr>
-        <w:t xml:space="preserve"> worldline </w:t>
-      </w:r>
-      <w:proofErr w:type="spellStart"/>
-      <w:r>
-        <w:rPr>
-          <w:rFonts w:ascii="Consolas" w:eastAsia="Times New Roman" w:hAnsi="Consolas" w:cs="Times New Roman"/>
-          <w:color w:val="F6F6F4"/>
-          <w:kern w:val="0"/>
-          <w:sz w:val="21"/>
-          <w:szCs w:val="21"/>
-          <w:lang w:val="en-US" w:eastAsia="es-MX"/>
-          <w14:ligatures w14:val="none"/>
-        </w:rPr>
-        <w:t>i</w:t>
-      </w:r>
-      <w:proofErr w:type="spellEnd"/>
-      <w:r>
-        <w:rPr>
-          <w:rFonts w:ascii="Consolas" w:eastAsia="Times New Roman" w:hAnsi="Consolas" w:cs="Times New Roman"/>
-          <w:color w:val="F6F6F4"/>
-          <w:kern w:val="0"/>
-          <w:sz w:val="21"/>
-          <w:szCs w:val="21"/>
-          <w:lang w:val="en-US" w:eastAsia="es-MX"/>
-          <w14:ligatures w14:val="none"/>
-        </w:rPr>
-        <w:t xml:space="preserve"> = </w:t>
+        <w:t xml:space="preserve">      labmem worldline i = </w:t>
       </w:r>
       <w:r>
         <w:rPr>
@@ -14985,59 +11395,7 @@
           <w:lang w:val="en-US" w:eastAsia="es-MX"/>
           <w14:ligatures w14:val="none"/>
         </w:rPr>
-        <w:t xml:space="preserve">          </w:t>
-      </w:r>
-      <w:proofErr w:type="spellStart"/>
-      <w:r>
-        <w:rPr>
-          <w:rFonts w:ascii="Consolas" w:eastAsia="Times New Roman" w:hAnsi="Consolas" w:cs="Times New Roman"/>
-          <w:color w:val="F6F6F4"/>
-          <w:kern w:val="0"/>
-          <w:sz w:val="21"/>
-          <w:szCs w:val="21"/>
-          <w:lang w:val="en-US" w:eastAsia="es-MX"/>
-          <w14:ligatures w14:val="none"/>
-        </w:rPr>
-        <w:t>dmail</w:t>
-      </w:r>
-      <w:proofErr w:type="spellEnd"/>
-      <w:r>
-        <w:rPr>
-          <w:rFonts w:ascii="Consolas" w:eastAsia="Times New Roman" w:hAnsi="Consolas" w:cs="Times New Roman"/>
-          <w:color w:val="F6F6F4"/>
-          <w:kern w:val="0"/>
-          <w:sz w:val="21"/>
-          <w:szCs w:val="21"/>
-          <w:lang w:val="en-US" w:eastAsia="es-MX"/>
-          <w14:ligatures w14:val="none"/>
-        </w:rPr>
-        <w:t>(</w:t>
-      </w:r>
-      <w:proofErr w:type="spellStart"/>
-      <w:r>
-        <w:rPr>
-          <w:rFonts w:ascii="Consolas" w:eastAsia="Times New Roman" w:hAnsi="Consolas" w:cs="Times New Roman"/>
-          <w:color w:val="F6F6F4"/>
-          <w:kern w:val="0"/>
-          <w:sz w:val="21"/>
-          <w:szCs w:val="21"/>
-          <w:lang w:val="en-US" w:eastAsia="es-MX"/>
-          <w14:ligatures w14:val="none"/>
-        </w:rPr>
-        <w:t>i</w:t>
-      </w:r>
-      <w:proofErr w:type="spellEnd"/>
-      <w:r>
-        <w:rPr>
-          <w:rFonts w:ascii="Consolas" w:eastAsia="Times New Roman" w:hAnsi="Consolas" w:cs="Times New Roman"/>
-          <w:color w:val="F6F6F4"/>
-          <w:kern w:val="0"/>
-          <w:sz w:val="21"/>
-          <w:szCs w:val="21"/>
-          <w:lang w:val="en-US" w:eastAsia="es-MX"/>
-          <w14:ligatures w14:val="none"/>
-        </w:rPr>
-        <w:t>);</w:t>
+        <w:t>          dmail(i);</w:t>
       </w:r>
     </w:p>
     <w:p>
@@ -15064,22 +11422,8 @@
           <w:lang w:val="en-US" w:eastAsia="es-MX"/>
           <w14:ligatures w14:val="none"/>
         </w:rPr>
-        <w:t xml:space="preserve">          </w:t>
-      </w:r>
-      <w:proofErr w:type="spellStart"/>
-      <w:r>
-        <w:rPr>
-          <w:rFonts w:ascii="Consolas" w:eastAsia="Times New Roman" w:hAnsi="Consolas" w:cs="Times New Roman"/>
-          <w:color w:val="F6F6F4"/>
-          <w:kern w:val="0"/>
-          <w:sz w:val="21"/>
-          <w:szCs w:val="21"/>
-          <w:lang w:val="en-US" w:eastAsia="es-MX"/>
-          <w14:ligatures w14:val="none"/>
-        </w:rPr>
-        <w:t>i</w:t>
-      </w:r>
-      <w:proofErr w:type="spellEnd"/>
+        <w:t>          i</w:t>
+      </w:r>
       <w:r>
         <w:rPr>
           <w:rFonts w:ascii="Consolas" w:eastAsia="Times New Roman" w:hAnsi="Consolas" w:cs="Times New Roman"/>
@@ -15156,33 +11500,7 @@
           <w:lang w:val="en-US" w:eastAsia="es-MX"/>
           <w14:ligatures w14:val="none"/>
         </w:rPr>
-        <w:t xml:space="preserve"> (</w:t>
-      </w:r>
-      <w:proofErr w:type="spellStart"/>
-      <w:r>
-        <w:rPr>
-          <w:rFonts w:ascii="Consolas" w:eastAsia="Times New Roman" w:hAnsi="Consolas" w:cs="Times New Roman"/>
-          <w:color w:val="F6F6F4"/>
-          <w:kern w:val="0"/>
-          <w:sz w:val="21"/>
-          <w:szCs w:val="21"/>
-          <w:lang w:val="en-US" w:eastAsia="es-MX"/>
-          <w14:ligatures w14:val="none"/>
-        </w:rPr>
-        <w:t>i</w:t>
-      </w:r>
-      <w:proofErr w:type="spellEnd"/>
-      <w:r>
-        <w:rPr>
-          <w:rFonts w:ascii="Consolas" w:eastAsia="Times New Roman" w:hAnsi="Consolas" w:cs="Times New Roman"/>
-          <w:color w:val="F6F6F4"/>
-          <w:kern w:val="0"/>
-          <w:sz w:val="21"/>
-          <w:szCs w:val="21"/>
-          <w:lang w:val="en-US" w:eastAsia="es-MX"/>
-          <w14:ligatures w14:val="none"/>
-        </w:rPr>
-        <w:t xml:space="preserve"> </w:t>
+        <w:t xml:space="preserve"> (i </w:t>
       </w:r>
       <w:r>
         <w:rPr>
@@ -15277,6 +11595,7 @@
       <w:r>
         <w:rPr>
           <w:rFonts w:ascii="Consolas" w:eastAsia="Times New Roman" w:hAnsi="Consolas" w:cs="Times New Roman"/>
+          <w:noProof/>
           <w:color w:val="F6F6F4"/>
           <w:kern w:val="0"/>
           <w:sz w:val="21"/>
@@ -15300,7 +11619,7 @@
                     <pic:cNvPicPr/>
                   </pic:nvPicPr>
                   <pic:blipFill>
-                    <a:blip r:embed="rId18"/>
+                    <a:blip r:embed="rId17"/>
                     <a:stretch>
                       <a:fillRect/>
                     </a:stretch>
@@ -15374,88 +11693,8 @@
           <w:lang w:val="en-US" w:eastAsia="es-MX"/>
           <w14:ligatures w14:val="none"/>
         </w:rPr>
-        <w:t xml:space="preserve">  </w:t>
-      </w:r>
-      <w:proofErr w:type="spellStart"/>
-      <w:r>
-        <w:rPr>
-          <w:rFonts w:ascii="Consolas" w:eastAsia="Times New Roman" w:hAnsi="Consolas" w:cs="Times New Roman"/>
-          <w:color w:val="F6F6F4"/>
-          <w:kern w:val="0"/>
-          <w:sz w:val="21"/>
-          <w:szCs w:val="21"/>
-          <w:lang w:val="en-US" w:eastAsia="es-MX"/>
-          <w14:ligatures w14:val="none"/>
-        </w:rPr>
-        <w:t>steiner</w:t>
-      </w:r>
-      <w:proofErr w:type="spellEnd"/>
-      <w:r>
-        <w:rPr>
-          <w:rFonts w:ascii="Consolas" w:eastAsia="Times New Roman" w:hAnsi="Consolas" w:cs="Times New Roman"/>
-          <w:color w:val="F6F6F4"/>
-          <w:kern w:val="0"/>
-          <w:sz w:val="21"/>
-          <w:szCs w:val="21"/>
-          <w:lang w:val="en-US" w:eastAsia="es-MX"/>
-          <w14:ligatures w14:val="none"/>
-        </w:rPr>
-        <w:t xml:space="preserve"> worldline </w:t>
-      </w:r>
-      <w:proofErr w:type="spellStart"/>
-      <w:proofErr w:type="gramStart"/>
-      <w:r>
-        <w:rPr>
-          <w:rFonts w:ascii="Consolas" w:eastAsia="Times New Roman" w:hAnsi="Consolas" w:cs="Times New Roman"/>
-          <w:color w:val="F6F6F4"/>
-          <w:kern w:val="0"/>
-          <w:sz w:val="21"/>
-          <w:szCs w:val="21"/>
-          <w:lang w:val="en-US" w:eastAsia="es-MX"/>
-          <w14:ligatures w14:val="none"/>
-        </w:rPr>
-        <w:t>suma</w:t>
-      </w:r>
-      <w:proofErr w:type="spellEnd"/>
-      <w:r>
-        <w:rPr>
-          <w:rFonts w:ascii="Consolas" w:eastAsia="Times New Roman" w:hAnsi="Consolas" w:cs="Times New Roman"/>
-          <w:color w:val="F6F6F4"/>
-          <w:kern w:val="0"/>
-          <w:sz w:val="21"/>
-          <w:szCs w:val="21"/>
-          <w:lang w:val="en-US" w:eastAsia="es-MX"/>
-          <w14:ligatures w14:val="none"/>
-        </w:rPr>
-        <w:t>(</w:t>
-      </w:r>
-      <w:proofErr w:type="gramEnd"/>
-      <w:r>
-        <w:rPr>
-          <w:rFonts w:ascii="Consolas" w:eastAsia="Times New Roman" w:hAnsi="Consolas" w:cs="Times New Roman"/>
-          <w:color w:val="F6F6F4"/>
-          <w:kern w:val="0"/>
-          <w:sz w:val="21"/>
-          <w:szCs w:val="21"/>
-          <w:lang w:val="en-US" w:eastAsia="es-MX"/>
-          <w14:ligatures w14:val="none"/>
-        </w:rPr>
-        <w:t xml:space="preserve">worldline a, worldline </w:t>
-      </w:r>
-      <w:proofErr w:type="gramStart"/>
-      <w:r>
-        <w:rPr>
-          <w:rFonts w:ascii="Consolas" w:eastAsia="Times New Roman" w:hAnsi="Consolas" w:cs="Times New Roman"/>
-          <w:color w:val="F6F6F4"/>
-          <w:kern w:val="0"/>
-          <w:sz w:val="21"/>
-          <w:szCs w:val="21"/>
-          <w:lang w:val="en-US" w:eastAsia="es-MX"/>
-          <w14:ligatures w14:val="none"/>
-        </w:rPr>
-        <w:t>b) {</w:t>
-      </w:r>
-      <w:proofErr w:type="gramEnd"/>
+        <w:t>  steiner worldline suma(worldline a, worldline b) {</w:t>
+      </w:r>
     </w:p>
     <w:p>
       <w:pPr>
@@ -15625,88 +11864,8 @@
           <w:lang w:val="en-US" w:eastAsia="es-MX"/>
           <w14:ligatures w14:val="none"/>
         </w:rPr>
-        <w:t xml:space="preserve">      </w:t>
-      </w:r>
-      <w:proofErr w:type="spellStart"/>
-      <w:r>
-        <w:rPr>
-          <w:rFonts w:ascii="Consolas" w:eastAsia="Times New Roman" w:hAnsi="Consolas" w:cs="Times New Roman"/>
-          <w:color w:val="F6F6F4"/>
-          <w:kern w:val="0"/>
-          <w:sz w:val="21"/>
-          <w:szCs w:val="21"/>
-          <w:lang w:val="en-US" w:eastAsia="es-MX"/>
-          <w14:ligatures w14:val="none"/>
-        </w:rPr>
-        <w:t>labmem</w:t>
-      </w:r>
-      <w:proofErr w:type="spellEnd"/>
-      <w:r>
-        <w:rPr>
-          <w:rFonts w:ascii="Consolas" w:eastAsia="Times New Roman" w:hAnsi="Consolas" w:cs="Times New Roman"/>
-          <w:color w:val="F6F6F4"/>
-          <w:kern w:val="0"/>
-          <w:sz w:val="21"/>
-          <w:szCs w:val="21"/>
-          <w:lang w:val="en-US" w:eastAsia="es-MX"/>
-          <w14:ligatures w14:val="none"/>
-        </w:rPr>
-        <w:t xml:space="preserve"> worldline </w:t>
-      </w:r>
-      <w:proofErr w:type="spellStart"/>
-      <w:r>
-        <w:rPr>
-          <w:rFonts w:ascii="Consolas" w:eastAsia="Times New Roman" w:hAnsi="Consolas" w:cs="Times New Roman"/>
-          <w:color w:val="F6F6F4"/>
-          <w:kern w:val="0"/>
-          <w:sz w:val="21"/>
-          <w:szCs w:val="21"/>
-          <w:lang w:val="en-US" w:eastAsia="es-MX"/>
-          <w14:ligatures w14:val="none"/>
-        </w:rPr>
-        <w:t>resultado</w:t>
-      </w:r>
-      <w:proofErr w:type="spellEnd"/>
-      <w:r>
-        <w:rPr>
-          <w:rFonts w:ascii="Consolas" w:eastAsia="Times New Roman" w:hAnsi="Consolas" w:cs="Times New Roman"/>
-          <w:color w:val="F6F6F4"/>
-          <w:kern w:val="0"/>
-          <w:sz w:val="21"/>
-          <w:szCs w:val="21"/>
-          <w:lang w:val="en-US" w:eastAsia="es-MX"/>
-          <w14:ligatures w14:val="none"/>
-        </w:rPr>
-        <w:t xml:space="preserve"> = </w:t>
-      </w:r>
-      <w:proofErr w:type="spellStart"/>
-      <w:proofErr w:type="gramStart"/>
-      <w:r>
-        <w:rPr>
-          <w:rFonts w:ascii="Consolas" w:eastAsia="Times New Roman" w:hAnsi="Consolas" w:cs="Times New Roman"/>
-          <w:color w:val="F6F6F4"/>
-          <w:kern w:val="0"/>
-          <w:sz w:val="21"/>
-          <w:szCs w:val="21"/>
-          <w:lang w:val="en-US" w:eastAsia="es-MX"/>
-          <w14:ligatures w14:val="none"/>
-        </w:rPr>
-        <w:t>suma</w:t>
-      </w:r>
-      <w:proofErr w:type="spellEnd"/>
-      <w:r>
-        <w:rPr>
-          <w:rFonts w:ascii="Consolas" w:eastAsia="Times New Roman" w:hAnsi="Consolas" w:cs="Times New Roman"/>
-          <w:color w:val="F6F6F4"/>
-          <w:kern w:val="0"/>
-          <w:sz w:val="21"/>
-          <w:szCs w:val="21"/>
-          <w:lang w:val="en-US" w:eastAsia="es-MX"/>
-          <w14:ligatures w14:val="none"/>
-        </w:rPr>
-        <w:t>(</w:t>
-      </w:r>
-      <w:proofErr w:type="gramEnd"/>
+        <w:t>      labmem worldline resultado = suma(</w:t>
+      </w:r>
       <w:r>
         <w:rPr>
           <w:rFonts w:ascii="Consolas" w:eastAsia="Times New Roman" w:hAnsi="Consolas" w:cs="Times New Roman"/>
@@ -15766,7 +11925,7 @@
           <w:kern w:val="0"/>
           <w:sz w:val="21"/>
           <w:szCs w:val="21"/>
-          <w:lang w:eastAsia="es-MX"/>
+          <w:lang w:val="en-US" w:eastAsia="es-MX"/>
           <w14:ligatures w14:val="none"/>
         </w:rPr>
       </w:pPr>
@@ -15782,31 +11941,17 @@
         </w:rPr>
         <w:t xml:space="preserve">      </w:t>
       </w:r>
-      <w:proofErr w:type="spellStart"/>
-      <w:r>
-        <w:rPr>
-          <w:rFonts w:ascii="Consolas" w:eastAsia="Times New Roman" w:hAnsi="Consolas" w:cs="Times New Roman"/>
-          <w:color w:val="F6F6F4"/>
-          <w:kern w:val="0"/>
-          <w:sz w:val="21"/>
-          <w:szCs w:val="21"/>
-          <w:lang w:eastAsia="es-MX"/>
-          <w14:ligatures w14:val="none"/>
-        </w:rPr>
-        <w:t>dmail</w:t>
-      </w:r>
-      <w:proofErr w:type="spellEnd"/>
-      <w:r>
-        <w:rPr>
-          <w:rFonts w:ascii="Consolas" w:eastAsia="Times New Roman" w:hAnsi="Consolas" w:cs="Times New Roman"/>
-          <w:color w:val="F6F6F4"/>
-          <w:kern w:val="0"/>
-          <w:sz w:val="21"/>
-          <w:szCs w:val="21"/>
-          <w:lang w:eastAsia="es-MX"/>
-          <w14:ligatures w14:val="none"/>
-        </w:rPr>
-        <w:t>(resultado);</w:t>
+      <w:r>
+        <w:rPr>
+          <w:rFonts w:ascii="Consolas" w:eastAsia="Times New Roman" w:hAnsi="Consolas" w:cs="Times New Roman"/>
+          <w:color w:val="F6F6F4"/>
+          <w:kern w:val="0"/>
+          <w:sz w:val="21"/>
+          <w:szCs w:val="21"/>
+          <w:lang w:val="en-US" w:eastAsia="es-MX"/>
+          <w14:ligatures w14:val="none"/>
+        </w:rPr>
+        <w:t>dmail(resultado);</w:t>
       </w:r>
     </w:p>
     <w:p>
@@ -15830,10 +11975,22 @@
           <w:kern w:val="0"/>
           <w:sz w:val="21"/>
           <w:szCs w:val="21"/>
-          <w:lang w:eastAsia="es-MX"/>
-          <w14:ligatures w14:val="none"/>
-        </w:rPr>
-        <w:t>  }</w:t>
+          <w:lang w:val="en-US" w:eastAsia="es-MX"/>
+          <w14:ligatures w14:val="none"/>
+        </w:rPr>
+        <w:t xml:space="preserve">  </w:t>
+      </w:r>
+      <w:r>
+        <w:rPr>
+          <w:rFonts w:ascii="Consolas" w:eastAsia="Times New Roman" w:hAnsi="Consolas" w:cs="Times New Roman"/>
+          <w:color w:val="F6F6F4"/>
+          <w:kern w:val="0"/>
+          <w:sz w:val="21"/>
+          <w:szCs w:val="21"/>
+          <w:lang w:eastAsia="es-MX"/>
+          <w14:ligatures w14:val="none"/>
+        </w:rPr>
+        <w:t>}</w:t>
       </w:r>
     </w:p>
     <w:p>
@@ -15853,6 +12010,7 @@
       <w:r>
         <w:rPr>
           <w:rFonts w:ascii="Consolas" w:eastAsia="Times New Roman" w:hAnsi="Consolas" w:cs="Times New Roman"/>
+          <w:noProof/>
           <w:color w:val="F6F6F4"/>
           <w:kern w:val="0"/>
           <w:sz w:val="21"/>
@@ -15876,7 +12034,7 @@
                     <pic:cNvPicPr/>
                   </pic:nvPicPr>
                   <pic:blipFill>
-                    <a:blip r:embed="rId19"/>
+                    <a:blip r:embed="rId18"/>
                     <a:stretch>
                       <a:fillRect/>
                     </a:stretch>
@@ -15900,24 +12058,24 @@
     <w:p>
       <w:pPr>
         <w:rPr>
-          <w:lang w:eastAsia="es-MX"/>
-        </w:rPr>
-      </w:pPr>
-      <w:r>
-        <w:rPr>
-          <w:rFonts w:ascii="Consolas" w:eastAsia="Times New Roman" w:hAnsi="Consolas" w:cs="Times New Roman"/>
-          <w:color w:val="F6F6F4"/>
-          <w:kern w:val="0"/>
-          <w:sz w:val="21"/>
-          <w:szCs w:val="21"/>
-          <w:lang w:eastAsia="es-MX"/>
+          <w:lang w:val="en-US" w:eastAsia="es-MX"/>
+        </w:rPr>
+      </w:pPr>
+      <w:r>
+        <w:rPr>
+          <w:rFonts w:ascii="Consolas" w:eastAsia="Times New Roman" w:hAnsi="Consolas" w:cs="Times New Roman"/>
+          <w:color w:val="F6F6F4"/>
+          <w:kern w:val="0"/>
+          <w:sz w:val="21"/>
+          <w:szCs w:val="21"/>
+          <w:lang w:val="en-US" w:eastAsia="es-MX"/>
           <w14:ligatures w14:val="none"/>
         </w:rPr>
         <w:t> </w:t>
       </w:r>
       <w:r>
         <w:rPr>
-          <w:lang w:eastAsia="es-MX"/>
+          <w:lang w:val="en-US" w:eastAsia="es-MX"/>
         </w:rPr>
         <w:t xml:space="preserve"> </w:t>
       </w:r>
@@ -15973,59 +12131,7 @@
           <w:lang w:val="en-US" w:eastAsia="es-MX"/>
           <w14:ligatures w14:val="none"/>
         </w:rPr>
-        <w:t xml:space="preserve">      </w:t>
-      </w:r>
-      <w:proofErr w:type="spellStart"/>
-      <w:r>
-        <w:rPr>
-          <w:rFonts w:ascii="Consolas" w:eastAsia="Times New Roman" w:hAnsi="Consolas" w:cs="Times New Roman"/>
-          <w:color w:val="F6F6F4"/>
-          <w:kern w:val="0"/>
-          <w:sz w:val="21"/>
-          <w:szCs w:val="21"/>
-          <w:lang w:val="en-US" w:eastAsia="es-MX"/>
-          <w14:ligatures w14:val="none"/>
-        </w:rPr>
-        <w:t>labmem</w:t>
-      </w:r>
-      <w:proofErr w:type="spellEnd"/>
-      <w:r>
-        <w:rPr>
-          <w:rFonts w:ascii="Consolas" w:eastAsia="Times New Roman" w:hAnsi="Consolas" w:cs="Times New Roman"/>
-          <w:color w:val="F6F6F4"/>
-          <w:kern w:val="0"/>
-          <w:sz w:val="21"/>
-          <w:szCs w:val="21"/>
-          <w:lang w:val="en-US" w:eastAsia="es-MX"/>
-          <w14:ligatures w14:val="none"/>
-        </w:rPr>
-        <w:t xml:space="preserve"> worldline </w:t>
-      </w:r>
-      <w:proofErr w:type="spellStart"/>
-      <w:r>
-        <w:rPr>
-          <w:rFonts w:ascii="Consolas" w:eastAsia="Times New Roman" w:hAnsi="Consolas" w:cs="Times New Roman"/>
-          <w:color w:val="F6F6F4"/>
-          <w:kern w:val="0"/>
-          <w:sz w:val="21"/>
-          <w:szCs w:val="21"/>
-          <w:lang w:val="en-US" w:eastAsia="es-MX"/>
-          <w14:ligatures w14:val="none"/>
-        </w:rPr>
-        <w:t>edad</w:t>
-      </w:r>
-      <w:proofErr w:type="spellEnd"/>
-      <w:r>
-        <w:rPr>
-          <w:rFonts w:ascii="Consolas" w:eastAsia="Times New Roman" w:hAnsi="Consolas" w:cs="Times New Roman"/>
-          <w:color w:val="F6F6F4"/>
-          <w:kern w:val="0"/>
-          <w:sz w:val="21"/>
-          <w:szCs w:val="21"/>
-          <w:lang w:val="en-US" w:eastAsia="es-MX"/>
-          <w14:ligatures w14:val="none"/>
-        </w:rPr>
-        <w:t>;</w:t>
+        <w:t>      labmem worldline edad;</w:t>
       </w:r>
     </w:p>
     <w:p>
@@ -16052,59 +12158,7 @@
           <w:lang w:val="en-US" w:eastAsia="es-MX"/>
           <w14:ligatures w14:val="none"/>
         </w:rPr>
-        <w:t xml:space="preserve">      </w:t>
-      </w:r>
-      <w:proofErr w:type="spellStart"/>
-      <w:r>
-        <w:rPr>
-          <w:rFonts w:ascii="Consolas" w:eastAsia="Times New Roman" w:hAnsi="Consolas" w:cs="Times New Roman"/>
-          <w:color w:val="F6F6F4"/>
-          <w:kern w:val="0"/>
-          <w:sz w:val="21"/>
-          <w:szCs w:val="21"/>
-          <w:lang w:val="en-US" w:eastAsia="es-MX"/>
-          <w14:ligatures w14:val="none"/>
-        </w:rPr>
-        <w:t>sphone</w:t>
-      </w:r>
-      <w:proofErr w:type="spellEnd"/>
-      <w:r>
-        <w:rPr>
-          <w:rFonts w:ascii="Consolas" w:eastAsia="Times New Roman" w:hAnsi="Consolas" w:cs="Times New Roman"/>
-          <w:color w:val="F6F6F4"/>
-          <w:kern w:val="0"/>
-          <w:sz w:val="21"/>
-          <w:szCs w:val="21"/>
-          <w:lang w:val="en-US" w:eastAsia="es-MX"/>
-          <w14:ligatures w14:val="none"/>
-        </w:rPr>
-        <w:t>(</w:t>
-      </w:r>
-      <w:proofErr w:type="spellStart"/>
-      <w:r>
-        <w:rPr>
-          <w:rFonts w:ascii="Consolas" w:eastAsia="Times New Roman" w:hAnsi="Consolas" w:cs="Times New Roman"/>
-          <w:color w:val="F6F6F4"/>
-          <w:kern w:val="0"/>
-          <w:sz w:val="21"/>
-          <w:szCs w:val="21"/>
-          <w:lang w:val="en-US" w:eastAsia="es-MX"/>
-          <w14:ligatures w14:val="none"/>
-        </w:rPr>
-        <w:t>edad</w:t>
-      </w:r>
-      <w:proofErr w:type="spellEnd"/>
-      <w:r>
-        <w:rPr>
-          <w:rFonts w:ascii="Consolas" w:eastAsia="Times New Roman" w:hAnsi="Consolas" w:cs="Times New Roman"/>
-          <w:color w:val="F6F6F4"/>
-          <w:kern w:val="0"/>
-          <w:sz w:val="21"/>
-          <w:szCs w:val="21"/>
-          <w:lang w:val="en-US" w:eastAsia="es-MX"/>
-          <w14:ligatures w14:val="none"/>
-        </w:rPr>
-        <w:t>);</w:t>
+        <w:t>      sphone(edad);</w:t>
       </w:r>
     </w:p>
     <w:p>
@@ -16133,31 +12187,17 @@
         </w:rPr>
         <w:t xml:space="preserve">      </w:t>
       </w:r>
-      <w:proofErr w:type="spellStart"/>
-      <w:r>
-        <w:rPr>
-          <w:rFonts w:ascii="Consolas" w:eastAsia="Times New Roman" w:hAnsi="Consolas" w:cs="Times New Roman"/>
-          <w:color w:val="F6F6F4"/>
-          <w:kern w:val="0"/>
-          <w:sz w:val="21"/>
-          <w:szCs w:val="21"/>
-          <w:lang w:eastAsia="es-MX"/>
-          <w14:ligatures w14:val="none"/>
-        </w:rPr>
-        <w:t>choice</w:t>
-      </w:r>
-      <w:proofErr w:type="spellEnd"/>
-      <w:r>
-        <w:rPr>
-          <w:rFonts w:ascii="Consolas" w:eastAsia="Times New Roman" w:hAnsi="Consolas" w:cs="Times New Roman"/>
-          <w:color w:val="F6F6F4"/>
-          <w:kern w:val="0"/>
-          <w:sz w:val="21"/>
-          <w:szCs w:val="21"/>
-          <w:lang w:eastAsia="es-MX"/>
-          <w14:ligatures w14:val="none"/>
-        </w:rPr>
-        <w:t xml:space="preserve"> (edad </w:t>
+      <w:r>
+        <w:rPr>
+          <w:rFonts w:ascii="Consolas" w:eastAsia="Times New Roman" w:hAnsi="Consolas" w:cs="Times New Roman"/>
+          <w:color w:val="F6F6F4"/>
+          <w:kern w:val="0"/>
+          <w:sz w:val="21"/>
+          <w:szCs w:val="21"/>
+          <w:lang w:eastAsia="es-MX"/>
+          <w14:ligatures w14:val="none"/>
+        </w:rPr>
+        <w:t xml:space="preserve">choice (edad </w:t>
       </w:r>
       <w:r>
         <w:rPr>
@@ -16232,36 +12272,8 @@
           <w:lang w:eastAsia="es-MX"/>
           <w14:ligatures w14:val="none"/>
         </w:rPr>
-        <w:t xml:space="preserve">          </w:t>
-      </w:r>
-      <w:proofErr w:type="spellStart"/>
-      <w:proofErr w:type="gramStart"/>
-      <w:r>
-        <w:rPr>
-          <w:rFonts w:ascii="Consolas" w:eastAsia="Times New Roman" w:hAnsi="Consolas" w:cs="Times New Roman"/>
-          <w:color w:val="F6F6F4"/>
-          <w:kern w:val="0"/>
-          <w:sz w:val="21"/>
-          <w:szCs w:val="21"/>
-          <w:lang w:eastAsia="es-MX"/>
-          <w14:ligatures w14:val="none"/>
-        </w:rPr>
-        <w:t>dmail</w:t>
-      </w:r>
-      <w:proofErr w:type="spellEnd"/>
-      <w:r>
-        <w:rPr>
-          <w:rFonts w:ascii="Consolas" w:eastAsia="Times New Roman" w:hAnsi="Consolas" w:cs="Times New Roman"/>
-          <w:color w:val="F6F6F4"/>
-          <w:kern w:val="0"/>
-          <w:sz w:val="21"/>
-          <w:szCs w:val="21"/>
-          <w:lang w:eastAsia="es-MX"/>
-          <w14:ligatures w14:val="none"/>
-        </w:rPr>
-        <w:t>(</w:t>
-      </w:r>
-      <w:proofErr w:type="gramEnd"/>
+        <w:t>          dmail(</w:t>
+      </w:r>
       <w:r>
         <w:rPr>
           <w:rFonts w:ascii="Consolas" w:eastAsia="Times New Roman" w:hAnsi="Consolas" w:cs="Times New Roman"/>
@@ -16337,7 +12349,6 @@
         </w:rPr>
         <w:t xml:space="preserve">      } </w:t>
       </w:r>
-      <w:proofErr w:type="spellStart"/>
       <w:r>
         <w:rPr>
           <w:rFonts w:ascii="Consolas" w:eastAsia="Times New Roman" w:hAnsi="Consolas" w:cs="Times New Roman"/>
@@ -16350,7 +12361,6 @@
         </w:rPr>
         <w:t>else</w:t>
       </w:r>
-      <w:proofErr w:type="spellEnd"/>
       <w:r>
         <w:rPr>
           <w:rFonts w:ascii="Consolas" w:eastAsia="Times New Roman" w:hAnsi="Consolas" w:cs="Times New Roman"/>
@@ -16388,36 +12398,8 @@
           <w:lang w:eastAsia="es-MX"/>
           <w14:ligatures w14:val="none"/>
         </w:rPr>
-        <w:t xml:space="preserve">          </w:t>
-      </w:r>
-      <w:proofErr w:type="spellStart"/>
-      <w:proofErr w:type="gramStart"/>
-      <w:r>
-        <w:rPr>
-          <w:rFonts w:ascii="Consolas" w:eastAsia="Times New Roman" w:hAnsi="Consolas" w:cs="Times New Roman"/>
-          <w:color w:val="F6F6F4"/>
-          <w:kern w:val="0"/>
-          <w:sz w:val="21"/>
-          <w:szCs w:val="21"/>
-          <w:lang w:eastAsia="es-MX"/>
-          <w14:ligatures w14:val="none"/>
-        </w:rPr>
-        <w:t>dmail</w:t>
-      </w:r>
-      <w:proofErr w:type="spellEnd"/>
-      <w:r>
-        <w:rPr>
-          <w:rFonts w:ascii="Consolas" w:eastAsia="Times New Roman" w:hAnsi="Consolas" w:cs="Times New Roman"/>
-          <w:color w:val="F6F6F4"/>
-          <w:kern w:val="0"/>
-          <w:sz w:val="21"/>
-          <w:szCs w:val="21"/>
-          <w:lang w:eastAsia="es-MX"/>
-          <w14:ligatures w14:val="none"/>
-        </w:rPr>
-        <w:t>(</w:t>
-      </w:r>
-      <w:proofErr w:type="gramEnd"/>
+        <w:t>          dmail(</w:t>
+      </w:r>
       <w:r>
         <w:rPr>
           <w:rFonts w:ascii="Consolas" w:eastAsia="Times New Roman" w:hAnsi="Consolas" w:cs="Times New Roman"/>
@@ -16509,6 +12491,9 @@
         </w:rPr>
       </w:pPr>
       <w:r>
+        <w:rPr>
+          <w:noProof/>
+        </w:rPr>
         <w:drawing>
           <wp:anchor distT="0" distB="0" distL="114300" distR="114300" simplePos="0" relativeHeight="251658240" behindDoc="0" locked="0" layoutInCell="1" allowOverlap="1" wp14:anchorId="20450C28" wp14:editId="11543681">
             <wp:simplePos x="0" y="0"/>
@@ -16533,7 +12518,7 @@
                     <pic:cNvPicPr/>
                   </pic:nvPicPr>
                   <pic:blipFill>
-                    <a:blip r:embed="rId20">
+                    <a:blip r:embed="rId19">
                       <a:extLst>
                         <a:ext uri="{28A0092B-C50C-407E-A947-70E740481C1C}">
                           <a14:useLocalDpi xmlns:a14="http://schemas.microsoft.com/office/drawing/2010/main" val="0"/>
@@ -16661,59 +12646,18 @@
           <w14:ligatures w14:val="none"/>
         </w:rPr>
       </w:pPr>
-      <w:proofErr w:type="spellStart"/>
-      <w:r>
-        <w:rPr>
-          <w:rFonts w:ascii="Consolas" w:eastAsia="Times New Roman" w:hAnsi="Consolas" w:cs="Times New Roman"/>
-          <w:color w:val="F6F6F4"/>
-          <w:kern w:val="0"/>
-          <w:sz w:val="21"/>
-          <w:szCs w:val="21"/>
-          <w:lang w:eastAsia="es-MX"/>
-          <w14:ligatures w14:val="none"/>
-        </w:rPr>
-        <w:t>labmem</w:t>
-      </w:r>
-      <w:proofErr w:type="spellEnd"/>
-      <w:r>
-        <w:rPr>
-          <w:rFonts w:ascii="Consolas" w:eastAsia="Times New Roman" w:hAnsi="Consolas" w:cs="Times New Roman"/>
-          <w:color w:val="F6F6F4"/>
-          <w:kern w:val="0"/>
-          <w:sz w:val="21"/>
-          <w:szCs w:val="21"/>
-          <w:lang w:eastAsia="es-MX"/>
-          <w14:ligatures w14:val="none"/>
-        </w:rPr>
-        <w:t xml:space="preserve"> </w:t>
-      </w:r>
-      <w:proofErr w:type="spellStart"/>
-      <w:r>
-        <w:rPr>
-          <w:rFonts w:ascii="Consolas" w:eastAsia="Times New Roman" w:hAnsi="Consolas" w:cs="Times New Roman"/>
-          <w:color w:val="F6F6F4"/>
-          <w:kern w:val="0"/>
-          <w:sz w:val="21"/>
-          <w:szCs w:val="21"/>
-          <w:lang w:eastAsia="es-MX"/>
-          <w14:ligatures w14:val="none"/>
-        </w:rPr>
-        <w:t>worldline</w:t>
-      </w:r>
-      <w:proofErr w:type="spellEnd"/>
-      <w:r>
-        <w:rPr>
-          <w:rFonts w:ascii="Consolas" w:eastAsia="Times New Roman" w:hAnsi="Consolas" w:cs="Times New Roman"/>
-          <w:color w:val="F6F6F4"/>
-          <w:kern w:val="0"/>
-          <w:sz w:val="21"/>
-          <w:szCs w:val="21"/>
-          <w:lang w:eastAsia="es-MX"/>
-          <w14:ligatures w14:val="none"/>
-        </w:rPr>
-        <w:t xml:space="preserve"> x </w:t>
-      </w:r>
-      <w:proofErr w:type="gramStart"/>
+      <w:r>
+        <w:rPr>
+          <w:rFonts w:ascii="Consolas" w:eastAsia="Times New Roman" w:hAnsi="Consolas" w:cs="Times New Roman"/>
+          <w:color w:val="F6F6F4"/>
+          <w:kern w:val="0"/>
+          <w:sz w:val="21"/>
+          <w:szCs w:val="21"/>
+          <w:lang w:eastAsia="es-MX"/>
+          <w14:ligatures w14:val="none"/>
+        </w:rPr>
+        <w:t xml:space="preserve">labmem worldline x </w:t>
+      </w:r>
       <w:r>
         <w:rPr>
           <w:rFonts w:ascii="Consolas" w:eastAsia="Times New Roman" w:hAnsi="Consolas" w:cs="Times New Roman"/>
@@ -16736,20 +12680,7 @@
           <w:lang w:eastAsia="es-MX"/>
           <w14:ligatures w14:val="none"/>
         </w:rPr>
-        <w:t xml:space="preserve"> ;</w:t>
-      </w:r>
-      <w:proofErr w:type="gramEnd"/>
-      <w:r>
-        <w:rPr>
-          <w:rFonts w:ascii="Consolas" w:eastAsia="Times New Roman" w:hAnsi="Consolas" w:cs="Times New Roman"/>
-          <w:color w:val="F6F6F4"/>
-          <w:kern w:val="0"/>
-          <w:sz w:val="21"/>
-          <w:szCs w:val="21"/>
-          <w:lang w:eastAsia="es-MX"/>
-          <w14:ligatures w14:val="none"/>
-        </w:rPr>
-        <w:t xml:space="preserve">  </w:t>
+        <w:t xml:space="preserve"> ;  </w:t>
       </w:r>
       <w:r>
         <w:rPr>
@@ -16814,31 +12745,17 @@
           <w14:ligatures w14:val="none"/>
         </w:rPr>
       </w:pPr>
-      <w:proofErr w:type="spellStart"/>
-      <w:r>
-        <w:rPr>
-          <w:rFonts w:ascii="Consolas" w:eastAsia="Times New Roman" w:hAnsi="Consolas" w:cs="Times New Roman"/>
-          <w:color w:val="F6F6F4"/>
-          <w:kern w:val="0"/>
-          <w:sz w:val="21"/>
-          <w:szCs w:val="21"/>
-          <w:lang w:val="en-US" w:eastAsia="es-MX"/>
-          <w14:ligatures w14:val="none"/>
-        </w:rPr>
-        <w:t>labmem</w:t>
-      </w:r>
-      <w:proofErr w:type="spellEnd"/>
-      <w:r>
-        <w:rPr>
-          <w:rFonts w:ascii="Consolas" w:eastAsia="Times New Roman" w:hAnsi="Consolas" w:cs="Times New Roman"/>
-          <w:color w:val="F6F6F4"/>
-          <w:kern w:val="0"/>
-          <w:sz w:val="21"/>
-          <w:szCs w:val="21"/>
-          <w:lang w:val="en-US" w:eastAsia="es-MX"/>
-          <w14:ligatures w14:val="none"/>
-        </w:rPr>
-        <w:t xml:space="preserve"> divergence ratio </w:t>
+      <w:r>
+        <w:rPr>
+          <w:rFonts w:ascii="Consolas" w:eastAsia="Times New Roman" w:hAnsi="Consolas" w:cs="Times New Roman"/>
+          <w:color w:val="F6F6F4"/>
+          <w:kern w:val="0"/>
+          <w:sz w:val="21"/>
+          <w:szCs w:val="21"/>
+          <w:lang w:val="en-US" w:eastAsia="es-MX"/>
+          <w14:ligatures w14:val="none"/>
+        </w:rPr>
+        <w:t xml:space="preserve">labmem divergence ratio </w:t>
       </w:r>
       <w:r>
         <w:rPr>
@@ -16999,31 +12916,17 @@
         </w:rPr>
         <w:t xml:space="preserve">    </w:t>
       </w:r>
-      <w:proofErr w:type="spellStart"/>
-      <w:r>
-        <w:rPr>
-          <w:rFonts w:ascii="Consolas" w:eastAsia="Times New Roman" w:hAnsi="Consolas" w:cs="Times New Roman"/>
-          <w:color w:val="F6F6F4"/>
-          <w:kern w:val="0"/>
-          <w:sz w:val="21"/>
-          <w:szCs w:val="21"/>
-          <w:lang w:eastAsia="es-MX"/>
-          <w14:ligatures w14:val="none"/>
-        </w:rPr>
-        <w:t>dmail</w:t>
-      </w:r>
-      <w:proofErr w:type="spellEnd"/>
-      <w:r>
-        <w:rPr>
-          <w:rFonts w:ascii="Consolas" w:eastAsia="Times New Roman" w:hAnsi="Consolas" w:cs="Times New Roman"/>
-          <w:color w:val="F6F6F4"/>
-          <w:kern w:val="0"/>
-          <w:sz w:val="21"/>
-          <w:szCs w:val="21"/>
-          <w:lang w:eastAsia="es-MX"/>
-          <w14:ligatures w14:val="none"/>
-        </w:rPr>
-        <w:t>(</w:t>
+      <w:r>
+        <w:rPr>
+          <w:rFonts w:ascii="Consolas" w:eastAsia="Times New Roman" w:hAnsi="Consolas" w:cs="Times New Roman"/>
+          <w:color w:val="F6F6F4"/>
+          <w:kern w:val="0"/>
+          <w:sz w:val="21"/>
+          <w:szCs w:val="21"/>
+          <w:lang w:eastAsia="es-MX"/>
+          <w14:ligatures w14:val="none"/>
+        </w:rPr>
+        <w:t>dmail(</w:t>
       </w:r>
       <w:r>
         <w:rPr>
@@ -17061,31 +12964,17 @@
         </w:rPr>
         <w:t>"</w:t>
       </w:r>
-      <w:proofErr w:type="gramStart"/>
-      <w:r>
-        <w:rPr>
-          <w:rFonts w:ascii="Consolas" w:eastAsia="Times New Roman" w:hAnsi="Consolas" w:cs="Times New Roman"/>
-          <w:color w:val="F6F6F4"/>
-          <w:kern w:val="0"/>
-          <w:sz w:val="21"/>
-          <w:szCs w:val="21"/>
-          <w:lang w:eastAsia="es-MX"/>
-          <w14:ligatures w14:val="none"/>
-        </w:rPr>
-        <w:t xml:space="preserve">);   </w:t>
-      </w:r>
-      <w:proofErr w:type="gramEnd"/>
-      <w:r>
-        <w:rPr>
-          <w:rFonts w:ascii="Consolas" w:eastAsia="Times New Roman" w:hAnsi="Consolas" w:cs="Times New Roman"/>
-          <w:color w:val="F6F6F4"/>
-          <w:kern w:val="0"/>
-          <w:sz w:val="21"/>
-          <w:szCs w:val="21"/>
-          <w:lang w:eastAsia="es-MX"/>
-          <w14:ligatures w14:val="none"/>
-        </w:rPr>
-        <w:t xml:space="preserve">  </w:t>
+      <w:r>
+        <w:rPr>
+          <w:rFonts w:ascii="Consolas" w:eastAsia="Times New Roman" w:hAnsi="Consolas" w:cs="Times New Roman"/>
+          <w:color w:val="F6F6F4"/>
+          <w:kern w:val="0"/>
+          <w:sz w:val="21"/>
+          <w:szCs w:val="21"/>
+          <w:lang w:eastAsia="es-MX"/>
+          <w14:ligatures w14:val="none"/>
+        </w:rPr>
+        <w:t xml:space="preserve">);     </w:t>
       </w:r>
       <w:r>
         <w:rPr>
@@ -17223,33 +13112,7 @@
           <w:lang w:eastAsia="es-MX"/>
           <w14:ligatures w14:val="none"/>
         </w:rPr>
-        <w:t xml:space="preserve">    </w:t>
-      </w:r>
-      <w:proofErr w:type="spellStart"/>
-      <w:r>
-        <w:rPr>
-          <w:rFonts w:ascii="Consolas" w:eastAsia="Times New Roman" w:hAnsi="Consolas" w:cs="Times New Roman"/>
-          <w:color w:val="F6F6F4"/>
-          <w:kern w:val="0"/>
-          <w:sz w:val="21"/>
-          <w:szCs w:val="21"/>
-          <w:lang w:eastAsia="es-MX"/>
-          <w14:ligatures w14:val="none"/>
-        </w:rPr>
-        <w:t>choice</w:t>
-      </w:r>
-      <w:proofErr w:type="spellEnd"/>
-      <w:r>
-        <w:rPr>
-          <w:rFonts w:ascii="Consolas" w:eastAsia="Times New Roman" w:hAnsi="Consolas" w:cs="Times New Roman"/>
-          <w:color w:val="F6F6F4"/>
-          <w:kern w:val="0"/>
-          <w:sz w:val="21"/>
-          <w:szCs w:val="21"/>
-          <w:lang w:eastAsia="es-MX"/>
-          <w14:ligatures w14:val="none"/>
-        </w:rPr>
-        <w:t xml:space="preserve"> (ratio </w:t>
+        <w:t xml:space="preserve">    choice (ratio </w:t>
       </w:r>
       <w:r>
         <w:rPr>
@@ -17324,36 +13187,8 @@
           <w:lang w:eastAsia="es-MX"/>
           <w14:ligatures w14:val="none"/>
         </w:rPr>
-        <w:t xml:space="preserve">        </w:t>
-      </w:r>
-      <w:proofErr w:type="spellStart"/>
-      <w:proofErr w:type="gramStart"/>
-      <w:r>
-        <w:rPr>
-          <w:rFonts w:ascii="Consolas" w:eastAsia="Times New Roman" w:hAnsi="Consolas" w:cs="Times New Roman"/>
-          <w:color w:val="F6F6F4"/>
-          <w:kern w:val="0"/>
-          <w:sz w:val="21"/>
-          <w:szCs w:val="21"/>
-          <w:lang w:eastAsia="es-MX"/>
-          <w14:ligatures w14:val="none"/>
-        </w:rPr>
-        <w:t>dmail</w:t>
-      </w:r>
-      <w:proofErr w:type="spellEnd"/>
-      <w:r>
-        <w:rPr>
-          <w:rFonts w:ascii="Consolas" w:eastAsia="Times New Roman" w:hAnsi="Consolas" w:cs="Times New Roman"/>
-          <w:color w:val="F6F6F4"/>
-          <w:kern w:val="0"/>
-          <w:sz w:val="21"/>
-          <w:szCs w:val="21"/>
-          <w:lang w:eastAsia="es-MX"/>
-          <w14:ligatures w14:val="none"/>
-        </w:rPr>
-        <w:t>(</w:t>
-      </w:r>
-      <w:proofErr w:type="gramEnd"/>
+        <w:t>        dmail(</w:t>
+      </w:r>
       <w:r>
         <w:rPr>
           <w:rFonts w:ascii="Consolas" w:eastAsia="Times New Roman" w:hAnsi="Consolas" w:cs="Times New Roman"/>
@@ -17429,7 +13264,6 @@
         </w:rPr>
         <w:t xml:space="preserve">    </w:t>
       </w:r>
-      <w:proofErr w:type="spellStart"/>
       <w:r>
         <w:rPr>
           <w:rFonts w:ascii="Consolas" w:eastAsia="Times New Roman" w:hAnsi="Consolas" w:cs="Times New Roman"/>
@@ -17442,7 +13276,126 @@
         </w:rPr>
         <w:t>else</w:t>
       </w:r>
-      <w:proofErr w:type="spellEnd"/>
+      <w:r>
+        <w:rPr>
+          <w:rFonts w:ascii="Consolas" w:eastAsia="Times New Roman" w:hAnsi="Consolas" w:cs="Times New Roman"/>
+          <w:color w:val="F6F6F4"/>
+          <w:kern w:val="0"/>
+          <w:sz w:val="21"/>
+          <w:szCs w:val="21"/>
+          <w:lang w:eastAsia="es-MX"/>
+          <w14:ligatures w14:val="none"/>
+        </w:rPr>
+        <w:t xml:space="preserve"> {              </w:t>
+      </w:r>
+      <w:r>
+        <w:rPr>
+          <w:rFonts w:ascii="Consolas" w:eastAsia="Times New Roman" w:hAnsi="Consolas" w:cs="Times New Roman"/>
+          <w:color w:val="F286C4"/>
+          <w:kern w:val="0"/>
+          <w:sz w:val="21"/>
+          <w:szCs w:val="21"/>
+          <w:lang w:eastAsia="es-MX"/>
+          <w14:ligatures w14:val="none"/>
+        </w:rPr>
+        <w:t>&lt;&gt;</w:t>
+      </w:r>
+      <w:r>
+        <w:rPr>
+          <w:rFonts w:ascii="Consolas" w:eastAsia="Times New Roman" w:hAnsi="Consolas" w:cs="Times New Roman"/>
+          <w:color w:val="F6F6F4"/>
+          <w:kern w:val="0"/>
+          <w:sz w:val="21"/>
+          <w:szCs w:val="21"/>
+          <w:lang w:eastAsia="es-MX"/>
+          <w14:ligatures w14:val="none"/>
+        </w:rPr>
+        <w:t xml:space="preserve"> Error </w:t>
+      </w:r>
+      <w:r>
+        <w:rPr>
+          <w:rFonts w:ascii="Consolas" w:eastAsia="Times New Roman" w:hAnsi="Consolas" w:cs="Times New Roman"/>
+          <w:color w:val="BF9EEE"/>
+          <w:kern w:val="0"/>
+          <w:sz w:val="21"/>
+          <w:szCs w:val="21"/>
+          <w:lang w:eastAsia="es-MX"/>
+          <w14:ligatures w14:val="none"/>
+        </w:rPr>
+        <w:t>3</w:t>
+      </w:r>
+      <w:r>
+        <w:rPr>
+          <w:rFonts w:ascii="Consolas" w:eastAsia="Times New Roman" w:hAnsi="Consolas" w:cs="Times New Roman"/>
+          <w:color w:val="F6F6F4"/>
+          <w:kern w:val="0"/>
+          <w:sz w:val="21"/>
+          <w:szCs w:val="21"/>
+          <w:lang w:eastAsia="es-MX"/>
+          <w14:ligatures w14:val="none"/>
+        </w:rPr>
+        <w:t xml:space="preserve">: Falta cerrar la llave </w:t>
+      </w:r>
+      <w:r>
+        <w:rPr>
+          <w:rFonts w:ascii="Consolas" w:eastAsia="Times New Roman" w:hAnsi="Consolas" w:cs="Times New Roman"/>
+          <w:color w:val="DEE492"/>
+          <w:kern w:val="0"/>
+          <w:sz w:val="21"/>
+          <w:szCs w:val="21"/>
+          <w:lang w:eastAsia="es-MX"/>
+          <w14:ligatures w14:val="none"/>
+        </w:rPr>
+        <w:t>'</w:t>
+      </w:r>
+      <w:r>
+        <w:rPr>
+          <w:rFonts w:ascii="Consolas" w:eastAsia="Times New Roman" w:hAnsi="Consolas" w:cs="Times New Roman"/>
+          <w:color w:val="E7EE98"/>
+          <w:kern w:val="0"/>
+          <w:sz w:val="21"/>
+          <w:szCs w:val="21"/>
+          <w:lang w:eastAsia="es-MX"/>
+          <w14:ligatures w14:val="none"/>
+        </w:rPr>
+        <w:t>}</w:t>
+      </w:r>
+      <w:r>
+        <w:rPr>
+          <w:rFonts w:ascii="Consolas" w:eastAsia="Times New Roman" w:hAnsi="Consolas" w:cs="Times New Roman"/>
+          <w:color w:val="DEE492"/>
+          <w:kern w:val="0"/>
+          <w:sz w:val="21"/>
+          <w:szCs w:val="21"/>
+          <w:lang w:eastAsia="es-MX"/>
+          <w14:ligatures w14:val="none"/>
+        </w:rPr>
+        <w:t>'</w:t>
+      </w:r>
+      <w:r>
+        <w:rPr>
+          <w:rFonts w:ascii="Consolas" w:eastAsia="Times New Roman" w:hAnsi="Consolas" w:cs="Times New Roman"/>
+          <w:color w:val="F6F6F4"/>
+          <w:kern w:val="0"/>
+          <w:sz w:val="21"/>
+          <w:szCs w:val="21"/>
+          <w:lang w:eastAsia="es-MX"/>
+          <w14:ligatures w14:val="none"/>
+        </w:rPr>
+        <w:t xml:space="preserve"> de la rama choice (then) antes </w:t>
+      </w:r>
+      <w:r>
+        <w:rPr>
+          <w:rFonts w:ascii="Consolas" w:eastAsia="Times New Roman" w:hAnsi="Consolas" w:cs="Times New Roman"/>
+          <w:color w:val="F286C4"/>
+          <w:kern w:val="0"/>
+          <w:sz w:val="21"/>
+          <w:szCs w:val="21"/>
+          <w:lang w:eastAsia="es-MX"/>
+          <w14:ligatures w14:val="none"/>
+        </w:rPr>
+        <w:t>del</w:t>
+      </w:r>
       <w:r>
         <w:rPr>
           <w:rFonts w:ascii="Consolas" w:eastAsia="Times New Roman" w:hAnsi="Consolas" w:cs="Times New Roman"/>
@@ -17455,32 +13408,6 @@
         </w:rPr>
         <w:t xml:space="preserve"> </w:t>
       </w:r>
-      <w:proofErr w:type="gramStart"/>
-      <w:r>
-        <w:rPr>
-          <w:rFonts w:ascii="Consolas" w:eastAsia="Times New Roman" w:hAnsi="Consolas" w:cs="Times New Roman"/>
-          <w:color w:val="F6F6F4"/>
-          <w:kern w:val="0"/>
-          <w:sz w:val="21"/>
-          <w:szCs w:val="21"/>
-          <w:lang w:eastAsia="es-MX"/>
-          <w14:ligatures w14:val="none"/>
-        </w:rPr>
-        <w:t>{  </w:t>
-      </w:r>
-      <w:proofErr w:type="gramEnd"/>
-      <w:r>
-        <w:rPr>
-          <w:rFonts w:ascii="Consolas" w:eastAsia="Times New Roman" w:hAnsi="Consolas" w:cs="Times New Roman"/>
-          <w:color w:val="F6F6F4"/>
-          <w:kern w:val="0"/>
-          <w:sz w:val="21"/>
-          <w:szCs w:val="21"/>
-          <w:lang w:eastAsia="es-MX"/>
-          <w14:ligatures w14:val="none"/>
-        </w:rPr>
-        <w:t xml:space="preserve">            </w:t>
-      </w:r>
       <w:r>
         <w:rPr>
           <w:rFonts w:ascii="Consolas" w:eastAsia="Times New Roman" w:hAnsi="Consolas" w:cs="Times New Roman"/>
@@ -17491,182 +13418,8 @@
           <w:lang w:eastAsia="es-MX"/>
           <w14:ligatures w14:val="none"/>
         </w:rPr>
-        <w:t>&lt;&gt;</w:t>
-      </w:r>
-      <w:r>
-        <w:rPr>
-          <w:rFonts w:ascii="Consolas" w:eastAsia="Times New Roman" w:hAnsi="Consolas" w:cs="Times New Roman"/>
-          <w:color w:val="F6F6F4"/>
-          <w:kern w:val="0"/>
-          <w:sz w:val="21"/>
-          <w:szCs w:val="21"/>
-          <w:lang w:eastAsia="es-MX"/>
-          <w14:ligatures w14:val="none"/>
-        </w:rPr>
-        <w:t xml:space="preserve"> Error </w:t>
-      </w:r>
-      <w:r>
-        <w:rPr>
-          <w:rFonts w:ascii="Consolas" w:eastAsia="Times New Roman" w:hAnsi="Consolas" w:cs="Times New Roman"/>
-          <w:color w:val="BF9EEE"/>
-          <w:kern w:val="0"/>
-          <w:sz w:val="21"/>
-          <w:szCs w:val="21"/>
-          <w:lang w:eastAsia="es-MX"/>
-          <w14:ligatures w14:val="none"/>
-        </w:rPr>
-        <w:t>3</w:t>
-      </w:r>
-      <w:r>
-        <w:rPr>
-          <w:rFonts w:ascii="Consolas" w:eastAsia="Times New Roman" w:hAnsi="Consolas" w:cs="Times New Roman"/>
-          <w:color w:val="F6F6F4"/>
-          <w:kern w:val="0"/>
-          <w:sz w:val="21"/>
-          <w:szCs w:val="21"/>
-          <w:lang w:eastAsia="es-MX"/>
-          <w14:ligatures w14:val="none"/>
-        </w:rPr>
-        <w:t xml:space="preserve">: Falta cerrar la llave </w:t>
-      </w:r>
-      <w:r>
-        <w:rPr>
-          <w:rFonts w:ascii="Consolas" w:eastAsia="Times New Roman" w:hAnsi="Consolas" w:cs="Times New Roman"/>
-          <w:color w:val="DEE492"/>
-          <w:kern w:val="0"/>
-          <w:sz w:val="21"/>
-          <w:szCs w:val="21"/>
-          <w:lang w:eastAsia="es-MX"/>
-          <w14:ligatures w14:val="none"/>
-        </w:rPr>
-        <w:t>'</w:t>
-      </w:r>
-      <w:r>
-        <w:rPr>
-          <w:rFonts w:ascii="Consolas" w:eastAsia="Times New Roman" w:hAnsi="Consolas" w:cs="Times New Roman"/>
-          <w:color w:val="E7EE98"/>
-          <w:kern w:val="0"/>
-          <w:sz w:val="21"/>
-          <w:szCs w:val="21"/>
-          <w:lang w:eastAsia="es-MX"/>
-          <w14:ligatures w14:val="none"/>
-        </w:rPr>
-        <w:t>}</w:t>
-      </w:r>
-      <w:r>
-        <w:rPr>
-          <w:rFonts w:ascii="Consolas" w:eastAsia="Times New Roman" w:hAnsi="Consolas" w:cs="Times New Roman"/>
-          <w:color w:val="DEE492"/>
-          <w:kern w:val="0"/>
-          <w:sz w:val="21"/>
-          <w:szCs w:val="21"/>
-          <w:lang w:eastAsia="es-MX"/>
-          <w14:ligatures w14:val="none"/>
-        </w:rPr>
-        <w:t>'</w:t>
-      </w:r>
-      <w:r>
-        <w:rPr>
-          <w:rFonts w:ascii="Consolas" w:eastAsia="Times New Roman" w:hAnsi="Consolas" w:cs="Times New Roman"/>
-          <w:color w:val="F6F6F4"/>
-          <w:kern w:val="0"/>
-          <w:sz w:val="21"/>
-          <w:szCs w:val="21"/>
-          <w:lang w:eastAsia="es-MX"/>
-          <w14:ligatures w14:val="none"/>
-        </w:rPr>
-        <w:t xml:space="preserve"> de la rama </w:t>
-      </w:r>
-      <w:proofErr w:type="spellStart"/>
-      <w:r>
-        <w:rPr>
-          <w:rFonts w:ascii="Consolas" w:eastAsia="Times New Roman" w:hAnsi="Consolas" w:cs="Times New Roman"/>
-          <w:color w:val="F6F6F4"/>
-          <w:kern w:val="0"/>
-          <w:sz w:val="21"/>
-          <w:szCs w:val="21"/>
-          <w:lang w:eastAsia="es-MX"/>
-          <w14:ligatures w14:val="none"/>
-        </w:rPr>
-        <w:t>choice</w:t>
-      </w:r>
-      <w:proofErr w:type="spellEnd"/>
-      <w:r>
-        <w:rPr>
-          <w:rFonts w:ascii="Consolas" w:eastAsia="Times New Roman" w:hAnsi="Consolas" w:cs="Times New Roman"/>
-          <w:color w:val="F6F6F4"/>
-          <w:kern w:val="0"/>
-          <w:sz w:val="21"/>
-          <w:szCs w:val="21"/>
-          <w:lang w:eastAsia="es-MX"/>
-          <w14:ligatures w14:val="none"/>
-        </w:rPr>
-        <w:t xml:space="preserve"> (</w:t>
-      </w:r>
-      <w:proofErr w:type="spellStart"/>
-      <w:r>
-        <w:rPr>
-          <w:rFonts w:ascii="Consolas" w:eastAsia="Times New Roman" w:hAnsi="Consolas" w:cs="Times New Roman"/>
-          <w:color w:val="F6F6F4"/>
-          <w:kern w:val="0"/>
-          <w:sz w:val="21"/>
-          <w:szCs w:val="21"/>
-          <w:lang w:eastAsia="es-MX"/>
-          <w14:ligatures w14:val="none"/>
-        </w:rPr>
-        <w:t>then</w:t>
-      </w:r>
-      <w:proofErr w:type="spellEnd"/>
-      <w:r>
-        <w:rPr>
-          <w:rFonts w:ascii="Consolas" w:eastAsia="Times New Roman" w:hAnsi="Consolas" w:cs="Times New Roman"/>
-          <w:color w:val="F6F6F4"/>
-          <w:kern w:val="0"/>
-          <w:sz w:val="21"/>
-          <w:szCs w:val="21"/>
-          <w:lang w:eastAsia="es-MX"/>
-          <w14:ligatures w14:val="none"/>
-        </w:rPr>
-        <w:t xml:space="preserve">) antes </w:t>
-      </w:r>
-      <w:r>
-        <w:rPr>
-          <w:rFonts w:ascii="Consolas" w:eastAsia="Times New Roman" w:hAnsi="Consolas" w:cs="Times New Roman"/>
-          <w:color w:val="F286C4"/>
-          <w:kern w:val="0"/>
-          <w:sz w:val="21"/>
-          <w:szCs w:val="21"/>
-          <w:lang w:eastAsia="es-MX"/>
-          <w14:ligatures w14:val="none"/>
-        </w:rPr>
-        <w:t>del</w:t>
-      </w:r>
-      <w:r>
-        <w:rPr>
-          <w:rFonts w:ascii="Consolas" w:eastAsia="Times New Roman" w:hAnsi="Consolas" w:cs="Times New Roman"/>
-          <w:color w:val="F6F6F4"/>
-          <w:kern w:val="0"/>
-          <w:sz w:val="21"/>
-          <w:szCs w:val="21"/>
-          <w:lang w:eastAsia="es-MX"/>
-          <w14:ligatures w14:val="none"/>
-        </w:rPr>
-        <w:t xml:space="preserve"> </w:t>
-      </w:r>
-      <w:proofErr w:type="spellStart"/>
-      <w:r>
-        <w:rPr>
-          <w:rFonts w:ascii="Consolas" w:eastAsia="Times New Roman" w:hAnsi="Consolas" w:cs="Times New Roman"/>
-          <w:color w:val="F286C4"/>
-          <w:kern w:val="0"/>
-          <w:sz w:val="21"/>
-          <w:szCs w:val="21"/>
-          <w:lang w:eastAsia="es-MX"/>
-          <w14:ligatures w14:val="none"/>
-        </w:rPr>
         <w:t>else</w:t>
       </w:r>
-      <w:proofErr w:type="spellEnd"/>
     </w:p>
     <w:p>
       <w:pPr>
@@ -17692,36 +13445,8 @@
           <w:lang w:eastAsia="es-MX"/>
           <w14:ligatures w14:val="none"/>
         </w:rPr>
-        <w:t xml:space="preserve">        </w:t>
-      </w:r>
-      <w:proofErr w:type="spellStart"/>
-      <w:proofErr w:type="gramStart"/>
-      <w:r>
-        <w:rPr>
-          <w:rFonts w:ascii="Consolas" w:eastAsia="Times New Roman" w:hAnsi="Consolas" w:cs="Times New Roman"/>
-          <w:color w:val="F6F6F4"/>
-          <w:kern w:val="0"/>
-          <w:sz w:val="21"/>
-          <w:szCs w:val="21"/>
-          <w:lang w:eastAsia="es-MX"/>
-          <w14:ligatures w14:val="none"/>
-        </w:rPr>
-        <w:t>dmail</w:t>
-      </w:r>
-      <w:proofErr w:type="spellEnd"/>
-      <w:r>
-        <w:rPr>
-          <w:rFonts w:ascii="Consolas" w:eastAsia="Times New Roman" w:hAnsi="Consolas" w:cs="Times New Roman"/>
-          <w:color w:val="F6F6F4"/>
-          <w:kern w:val="0"/>
-          <w:sz w:val="21"/>
-          <w:szCs w:val="21"/>
-          <w:lang w:eastAsia="es-MX"/>
-          <w14:ligatures w14:val="none"/>
-        </w:rPr>
-        <w:t>(</w:t>
-      </w:r>
-      <w:proofErr w:type="gramEnd"/>
+        <w:t>        dmail(</w:t>
+      </w:r>
       <w:r>
         <w:rPr>
           <w:rFonts w:ascii="Consolas" w:eastAsia="Times New Roman" w:hAnsi="Consolas" w:cs="Times New Roman"/>
@@ -17840,8 +13565,11 @@
         </w:rPr>
       </w:pPr>
       <w:r>
+        <w:rPr>
+          <w:noProof/>
+        </w:rPr>
         <w:drawing>
-          <wp:anchor distT="0" distB="0" distL="114300" distR="114300" simplePos="0" relativeHeight="251659264" behindDoc="0" locked="0" layoutInCell="1" allowOverlap="1" wp14:anchorId="55CF97F5" wp14:editId="441388ED">
+          <wp:anchor distT="0" distB="0" distL="114300" distR="114300" simplePos="0" relativeHeight="251659264" behindDoc="0" locked="0" layoutInCell="1" allowOverlap="1" wp14:anchorId="55CF97F5" wp14:editId="37D677A6">
             <wp:simplePos x="0" y="0"/>
             <wp:positionH relativeFrom="margin">
               <wp:align>left</wp:align>
@@ -17864,7 +13592,7 @@
                     <pic:cNvPicPr/>
                   </pic:nvPicPr>
                   <pic:blipFill>
-                    <a:blip r:embed="rId21" cstate="print">
+                    <a:blip r:embed="rId20" cstate="print">
                       <a:extLst>
                         <a:ext uri="{28A0092B-C50C-407E-A947-70E740481C1C}">
                           <a14:useLocalDpi xmlns:a14="http://schemas.microsoft.com/office/drawing/2010/main" val="0"/>
@@ -18131,31 +13859,17 @@
           <w14:ligatures w14:val="none"/>
         </w:rPr>
       </w:pPr>
-      <w:proofErr w:type="spellStart"/>
-      <w:r>
-        <w:rPr>
-          <w:rFonts w:ascii="Consolas" w:eastAsia="Times New Roman" w:hAnsi="Consolas" w:cs="Times New Roman"/>
-          <w:color w:val="F6F6F4"/>
-          <w:kern w:val="0"/>
-          <w:sz w:val="21"/>
-          <w:szCs w:val="21"/>
-          <w:lang w:val="en-US" w:eastAsia="es-MX"/>
-          <w14:ligatures w14:val="none"/>
-        </w:rPr>
-        <w:t>labmem</w:t>
-      </w:r>
-      <w:proofErr w:type="spellEnd"/>
-      <w:r>
-        <w:rPr>
-          <w:rFonts w:ascii="Consolas" w:eastAsia="Times New Roman" w:hAnsi="Consolas" w:cs="Times New Roman"/>
-          <w:color w:val="F6F6F4"/>
-          <w:kern w:val="0"/>
-          <w:sz w:val="21"/>
-          <w:szCs w:val="21"/>
-          <w:lang w:val="en-US" w:eastAsia="es-MX"/>
-          <w14:ligatures w14:val="none"/>
-        </w:rPr>
-        <w:t xml:space="preserve"> worldline x </w:t>
+      <w:r>
+        <w:rPr>
+          <w:rFonts w:ascii="Consolas" w:eastAsia="Times New Roman" w:hAnsi="Consolas" w:cs="Times New Roman"/>
+          <w:color w:val="F6F6F4"/>
+          <w:kern w:val="0"/>
+          <w:sz w:val="21"/>
+          <w:szCs w:val="21"/>
+          <w:lang w:val="en-US" w:eastAsia="es-MX"/>
+          <w14:ligatures w14:val="none"/>
+        </w:rPr>
+        <w:t xml:space="preserve">labmem worldline x </w:t>
       </w:r>
       <w:r>
         <w:rPr>
@@ -18271,31 +13985,17 @@
           <w14:ligatures w14:val="none"/>
         </w:rPr>
       </w:pPr>
-      <w:proofErr w:type="spellStart"/>
-      <w:r>
-        <w:rPr>
-          <w:rFonts w:ascii="Consolas" w:eastAsia="Times New Roman" w:hAnsi="Consolas" w:cs="Times New Roman"/>
-          <w:color w:val="F6F6F4"/>
-          <w:kern w:val="0"/>
-          <w:sz w:val="21"/>
-          <w:szCs w:val="21"/>
-          <w:lang w:val="en-US" w:eastAsia="es-MX"/>
-          <w14:ligatures w14:val="none"/>
-        </w:rPr>
-        <w:t>labmem</w:t>
-      </w:r>
-      <w:proofErr w:type="spellEnd"/>
-      <w:r>
-        <w:rPr>
-          <w:rFonts w:ascii="Consolas" w:eastAsia="Times New Roman" w:hAnsi="Consolas" w:cs="Times New Roman"/>
-          <w:color w:val="F6F6F4"/>
-          <w:kern w:val="0"/>
-          <w:sz w:val="21"/>
-          <w:szCs w:val="21"/>
-          <w:lang w:val="en-US" w:eastAsia="es-MX"/>
-          <w14:ligatures w14:val="none"/>
-        </w:rPr>
-        <w:t xml:space="preserve"> divergence ratio </w:t>
+      <w:r>
+        <w:rPr>
+          <w:rFonts w:ascii="Consolas" w:eastAsia="Times New Roman" w:hAnsi="Consolas" w:cs="Times New Roman"/>
+          <w:color w:val="F6F6F4"/>
+          <w:kern w:val="0"/>
+          <w:sz w:val="21"/>
+          <w:szCs w:val="21"/>
+          <w:lang w:val="en-US" w:eastAsia="es-MX"/>
+          <w14:ligatures w14:val="none"/>
+        </w:rPr>
+        <w:t xml:space="preserve">labmem divergence ratio </w:t>
       </w:r>
       <w:r>
         <w:rPr>
@@ -18363,57 +14063,17 @@
           <w14:ligatures w14:val="none"/>
         </w:rPr>
       </w:pPr>
-      <w:proofErr w:type="spellStart"/>
-      <w:r>
-        <w:rPr>
-          <w:rFonts w:ascii="Consolas" w:eastAsia="Times New Roman" w:hAnsi="Consolas" w:cs="Times New Roman"/>
-          <w:color w:val="F6F6F4"/>
-          <w:kern w:val="0"/>
-          <w:sz w:val="21"/>
-          <w:szCs w:val="21"/>
-          <w:lang w:val="en-US" w:eastAsia="es-MX"/>
-          <w14:ligatures w14:val="none"/>
-        </w:rPr>
-        <w:t>labmem</w:t>
-      </w:r>
-      <w:proofErr w:type="spellEnd"/>
-      <w:r>
-        <w:rPr>
-          <w:rFonts w:ascii="Consolas" w:eastAsia="Times New Roman" w:hAnsi="Consolas" w:cs="Times New Roman"/>
-          <w:color w:val="F6F6F4"/>
-          <w:kern w:val="0"/>
-          <w:sz w:val="21"/>
-          <w:szCs w:val="21"/>
-          <w:lang w:val="en-US" w:eastAsia="es-MX"/>
-          <w14:ligatures w14:val="none"/>
-        </w:rPr>
-        <w:t xml:space="preserve"> reading </w:t>
-      </w:r>
-      <w:proofErr w:type="spellStart"/>
-      <w:r>
-        <w:rPr>
-          <w:rFonts w:ascii="Consolas" w:eastAsia="Times New Roman" w:hAnsi="Consolas" w:cs="Times New Roman"/>
-          <w:color w:val="F6F6F4"/>
-          <w:kern w:val="0"/>
-          <w:sz w:val="21"/>
-          <w:szCs w:val="21"/>
-          <w:lang w:val="en-US" w:eastAsia="es-MX"/>
-          <w14:ligatures w14:val="none"/>
-        </w:rPr>
-        <w:t>es_activo</w:t>
-      </w:r>
-      <w:proofErr w:type="spellEnd"/>
-      <w:r>
-        <w:rPr>
-          <w:rFonts w:ascii="Consolas" w:eastAsia="Times New Roman" w:hAnsi="Consolas" w:cs="Times New Roman"/>
-          <w:color w:val="F6F6F4"/>
-          <w:kern w:val="0"/>
-          <w:sz w:val="21"/>
-          <w:szCs w:val="21"/>
-          <w:lang w:val="en-US" w:eastAsia="es-MX"/>
-          <w14:ligatures w14:val="none"/>
-        </w:rPr>
-        <w:t xml:space="preserve"> </w:t>
+      <w:r>
+        <w:rPr>
+          <w:rFonts w:ascii="Consolas" w:eastAsia="Times New Roman" w:hAnsi="Consolas" w:cs="Times New Roman"/>
+          <w:color w:val="F6F6F4"/>
+          <w:kern w:val="0"/>
+          <w:sz w:val="21"/>
+          <w:szCs w:val="21"/>
+          <w:lang w:val="en-US" w:eastAsia="es-MX"/>
+          <w14:ligatures w14:val="none"/>
+        </w:rPr>
+        <w:t xml:space="preserve">labmem reading es_activo </w:t>
       </w:r>
       <w:r>
         <w:rPr>
@@ -18484,86 +14144,18 @@
           <w14:ligatures w14:val="none"/>
         </w:rPr>
       </w:pPr>
-      <w:proofErr w:type="spellStart"/>
-      <w:r>
-        <w:rPr>
-          <w:rFonts w:ascii="Consolas" w:eastAsia="Times New Roman" w:hAnsi="Consolas" w:cs="Times New Roman"/>
-          <w:color w:val="F6F6F4"/>
-          <w:kern w:val="0"/>
-          <w:sz w:val="21"/>
-          <w:szCs w:val="21"/>
-          <w:lang w:val="en-US" w:eastAsia="es-MX"/>
-          <w14:ligatures w14:val="none"/>
-        </w:rPr>
-        <w:t>steiner</w:t>
-      </w:r>
-      <w:proofErr w:type="spellEnd"/>
-      <w:r>
-        <w:rPr>
-          <w:rFonts w:ascii="Consolas" w:eastAsia="Times New Roman" w:hAnsi="Consolas" w:cs="Times New Roman"/>
-          <w:color w:val="F6F6F4"/>
-          <w:kern w:val="0"/>
-          <w:sz w:val="21"/>
-          <w:szCs w:val="21"/>
-          <w:lang w:val="en-US" w:eastAsia="es-MX"/>
-          <w14:ligatures w14:val="none"/>
-        </w:rPr>
-        <w:t xml:space="preserve"> worldline </w:t>
-      </w:r>
-      <w:proofErr w:type="spellStart"/>
-      <w:proofErr w:type="gramStart"/>
-      <w:r>
-        <w:rPr>
-          <w:rFonts w:ascii="Consolas" w:eastAsia="Times New Roman" w:hAnsi="Consolas" w:cs="Times New Roman"/>
-          <w:color w:val="F6F6F4"/>
-          <w:kern w:val="0"/>
-          <w:sz w:val="21"/>
-          <w:szCs w:val="21"/>
-          <w:lang w:val="en-US" w:eastAsia="es-MX"/>
-          <w14:ligatures w14:val="none"/>
-        </w:rPr>
-        <w:t>duplicar</w:t>
-      </w:r>
-      <w:proofErr w:type="spellEnd"/>
-      <w:r>
-        <w:rPr>
-          <w:rFonts w:ascii="Consolas" w:eastAsia="Times New Roman" w:hAnsi="Consolas" w:cs="Times New Roman"/>
-          <w:color w:val="F6F6F4"/>
-          <w:kern w:val="0"/>
-          <w:sz w:val="21"/>
-          <w:szCs w:val="21"/>
-          <w:lang w:val="en-US" w:eastAsia="es-MX"/>
-          <w14:ligatures w14:val="none"/>
-        </w:rPr>
-        <w:t>(</w:t>
-      </w:r>
-      <w:proofErr w:type="gramEnd"/>
-      <w:r>
-        <w:rPr>
-          <w:rFonts w:ascii="Consolas" w:eastAsia="Times New Roman" w:hAnsi="Consolas" w:cs="Times New Roman"/>
-          <w:color w:val="F6F6F4"/>
-          <w:kern w:val="0"/>
-          <w:sz w:val="21"/>
-          <w:szCs w:val="21"/>
-          <w:lang w:val="en-US" w:eastAsia="es-MX"/>
-          <w14:ligatures w14:val="none"/>
-        </w:rPr>
-        <w:t xml:space="preserve">worldline </w:t>
-      </w:r>
-      <w:proofErr w:type="gramStart"/>
-      <w:r>
-        <w:rPr>
-          <w:rFonts w:ascii="Consolas" w:eastAsia="Times New Roman" w:hAnsi="Consolas" w:cs="Times New Roman"/>
-          <w:color w:val="F6F6F4"/>
-          <w:kern w:val="0"/>
-          <w:sz w:val="21"/>
-          <w:szCs w:val="21"/>
-          <w:lang w:val="en-US" w:eastAsia="es-MX"/>
-          <w14:ligatures w14:val="none"/>
-        </w:rPr>
-        <w:t>valor) {</w:t>
-      </w:r>
-      <w:proofErr w:type="gramEnd"/>
+      <w:r>
+        <w:rPr>
+          <w:rFonts w:ascii="Consolas" w:eastAsia="Times New Roman" w:hAnsi="Consolas" w:cs="Times New Roman"/>
+          <w:color w:val="F6F6F4"/>
+          <w:kern w:val="0"/>
+          <w:sz w:val="21"/>
+          <w:szCs w:val="21"/>
+          <w:lang w:val="en-US" w:eastAsia="es-MX"/>
+          <w14:ligatures w14:val="none"/>
+        </w:rPr>
+        <w:t>steiner worldline duplicar(worldline valor) {</w:t>
+      </w:r>
     </w:p>
     <w:p>
       <w:pPr>
@@ -18591,57 +14183,17 @@
         </w:rPr>
         <w:t xml:space="preserve">    </w:t>
       </w:r>
-      <w:proofErr w:type="spellStart"/>
-      <w:r>
-        <w:rPr>
-          <w:rFonts w:ascii="Consolas" w:eastAsia="Times New Roman" w:hAnsi="Consolas" w:cs="Times New Roman"/>
-          <w:color w:val="F6F6F4"/>
-          <w:kern w:val="0"/>
-          <w:sz w:val="21"/>
-          <w:szCs w:val="21"/>
-          <w:lang w:eastAsia="es-MX"/>
-          <w14:ligatures w14:val="none"/>
-        </w:rPr>
-        <w:t>labmem</w:t>
-      </w:r>
-      <w:proofErr w:type="spellEnd"/>
-      <w:r>
-        <w:rPr>
-          <w:rFonts w:ascii="Consolas" w:eastAsia="Times New Roman" w:hAnsi="Consolas" w:cs="Times New Roman"/>
-          <w:color w:val="F6F6F4"/>
-          <w:kern w:val="0"/>
-          <w:sz w:val="21"/>
-          <w:szCs w:val="21"/>
-          <w:lang w:eastAsia="es-MX"/>
-          <w14:ligatures w14:val="none"/>
-        </w:rPr>
-        <w:t xml:space="preserve"> </w:t>
-      </w:r>
-      <w:proofErr w:type="spellStart"/>
-      <w:r>
-        <w:rPr>
-          <w:rFonts w:ascii="Consolas" w:eastAsia="Times New Roman" w:hAnsi="Consolas" w:cs="Times New Roman"/>
-          <w:color w:val="F6F6F4"/>
-          <w:kern w:val="0"/>
-          <w:sz w:val="21"/>
-          <w:szCs w:val="21"/>
-          <w:lang w:eastAsia="es-MX"/>
-          <w14:ligatures w14:val="none"/>
-        </w:rPr>
-        <w:t>worldline</w:t>
-      </w:r>
-      <w:proofErr w:type="spellEnd"/>
-      <w:r>
-        <w:rPr>
-          <w:rFonts w:ascii="Consolas" w:eastAsia="Times New Roman" w:hAnsi="Consolas" w:cs="Times New Roman"/>
-          <w:color w:val="F6F6F4"/>
-          <w:kern w:val="0"/>
-          <w:sz w:val="21"/>
-          <w:szCs w:val="21"/>
-          <w:lang w:eastAsia="es-MX"/>
-          <w14:ligatures w14:val="none"/>
-        </w:rPr>
-        <w:t xml:space="preserve"> resultado = valor </w:t>
+      <w:r>
+        <w:rPr>
+          <w:rFonts w:ascii="Consolas" w:eastAsia="Times New Roman" w:hAnsi="Consolas" w:cs="Times New Roman"/>
+          <w:color w:val="F6F6F4"/>
+          <w:kern w:val="0"/>
+          <w:sz w:val="21"/>
+          <w:szCs w:val="21"/>
+          <w:lang w:eastAsia="es-MX"/>
+          <w14:ligatures w14:val="none"/>
+        </w:rPr>
+        <w:t xml:space="preserve">labmem worldline resultado = valor </w:t>
       </w:r>
       <w:r>
         <w:rPr>
@@ -18718,7 +14270,6 @@
         </w:rPr>
         <w:t xml:space="preserve">    </w:t>
       </w:r>
-      <w:proofErr w:type="spellStart"/>
       <w:r>
         <w:rPr>
           <w:rFonts w:ascii="Consolas" w:eastAsia="Times New Roman" w:hAnsi="Consolas" w:cs="Times New Roman"/>
@@ -18731,7 +14282,6 @@
         </w:rPr>
         <w:t>return</w:t>
       </w:r>
-      <w:proofErr w:type="spellEnd"/>
       <w:r>
         <w:rPr>
           <w:rFonts w:ascii="Consolas" w:eastAsia="Times New Roman" w:hAnsi="Consolas" w:cs="Times New Roman"/>
@@ -18838,36 +14388,8 @@
           <w:lang w:eastAsia="es-MX"/>
           <w14:ligatures w14:val="none"/>
         </w:rPr>
-        <w:t xml:space="preserve">    </w:t>
-      </w:r>
-      <w:proofErr w:type="spellStart"/>
-      <w:proofErr w:type="gramStart"/>
-      <w:r>
-        <w:rPr>
-          <w:rFonts w:ascii="Consolas" w:eastAsia="Times New Roman" w:hAnsi="Consolas" w:cs="Times New Roman"/>
-          <w:color w:val="F6F6F4"/>
-          <w:kern w:val="0"/>
-          <w:sz w:val="21"/>
-          <w:szCs w:val="21"/>
-          <w:lang w:eastAsia="es-MX"/>
-          <w14:ligatures w14:val="none"/>
-        </w:rPr>
-        <w:t>dmail</w:t>
-      </w:r>
-      <w:proofErr w:type="spellEnd"/>
-      <w:r>
-        <w:rPr>
-          <w:rFonts w:ascii="Consolas" w:eastAsia="Times New Roman" w:hAnsi="Consolas" w:cs="Times New Roman"/>
-          <w:color w:val="F6F6F4"/>
-          <w:kern w:val="0"/>
-          <w:sz w:val="21"/>
-          <w:szCs w:val="21"/>
-          <w:lang w:eastAsia="es-MX"/>
-          <w14:ligatures w14:val="none"/>
-        </w:rPr>
-        <w:t>(</w:t>
-      </w:r>
-      <w:proofErr w:type="gramEnd"/>
+        <w:t>    dmail(</w:t>
+      </w:r>
       <w:r>
         <w:rPr>
           <w:rFonts w:ascii="Consolas" w:eastAsia="Times New Roman" w:hAnsi="Consolas" w:cs="Times New Roman"/>
@@ -18995,33 +14517,7 @@
           <w:lang w:eastAsia="es-MX"/>
           <w14:ligatures w14:val="none"/>
         </w:rPr>
-        <w:t xml:space="preserve">    </w:t>
-      </w:r>
-      <w:proofErr w:type="spellStart"/>
-      <w:r>
-        <w:rPr>
-          <w:rFonts w:ascii="Consolas" w:eastAsia="Times New Roman" w:hAnsi="Consolas" w:cs="Times New Roman"/>
-          <w:color w:val="F6F6F4"/>
-          <w:kern w:val="0"/>
-          <w:sz w:val="21"/>
-          <w:szCs w:val="21"/>
-          <w:lang w:eastAsia="es-MX"/>
-          <w14:ligatures w14:val="none"/>
-        </w:rPr>
-        <w:t>choice</w:t>
-      </w:r>
-      <w:proofErr w:type="spellEnd"/>
-      <w:r>
-        <w:rPr>
-          <w:rFonts w:ascii="Consolas" w:eastAsia="Times New Roman" w:hAnsi="Consolas" w:cs="Times New Roman"/>
-          <w:color w:val="F6F6F4"/>
-          <w:kern w:val="0"/>
-          <w:sz w:val="21"/>
-          <w:szCs w:val="21"/>
-          <w:lang w:eastAsia="es-MX"/>
-          <w14:ligatures w14:val="none"/>
-        </w:rPr>
-        <w:t xml:space="preserve"> (x </w:t>
+        <w:t xml:space="preserve">    choice (x </w:t>
       </w:r>
       <w:r>
         <w:rPr>
@@ -19072,36 +14568,8 @@
           <w:lang w:eastAsia="es-MX"/>
           <w14:ligatures w14:val="none"/>
         </w:rPr>
-        <w:t xml:space="preserve">        </w:t>
-      </w:r>
-      <w:proofErr w:type="spellStart"/>
-      <w:proofErr w:type="gramStart"/>
-      <w:r>
-        <w:rPr>
-          <w:rFonts w:ascii="Consolas" w:eastAsia="Times New Roman" w:hAnsi="Consolas" w:cs="Times New Roman"/>
-          <w:color w:val="F6F6F4"/>
-          <w:kern w:val="0"/>
-          <w:sz w:val="21"/>
-          <w:szCs w:val="21"/>
-          <w:lang w:eastAsia="es-MX"/>
-          <w14:ligatures w14:val="none"/>
-        </w:rPr>
-        <w:t>dmail</w:t>
-      </w:r>
-      <w:proofErr w:type="spellEnd"/>
-      <w:r>
-        <w:rPr>
-          <w:rFonts w:ascii="Consolas" w:eastAsia="Times New Roman" w:hAnsi="Consolas" w:cs="Times New Roman"/>
-          <w:color w:val="F6F6F4"/>
-          <w:kern w:val="0"/>
-          <w:sz w:val="21"/>
-          <w:szCs w:val="21"/>
-          <w:lang w:eastAsia="es-MX"/>
-          <w14:ligatures w14:val="none"/>
-        </w:rPr>
-        <w:t>(</w:t>
-      </w:r>
-      <w:proofErr w:type="gramEnd"/>
+        <w:t>        dmail(</w:t>
+      </w:r>
       <w:r>
         <w:rPr>
           <w:rFonts w:ascii="Consolas" w:eastAsia="Times New Roman" w:hAnsi="Consolas" w:cs="Times New Roman"/>
@@ -19124,33 +14592,7 @@
           <w:lang w:eastAsia="es-MX"/>
           <w14:ligatures w14:val="none"/>
         </w:rPr>
-        <w:t xml:space="preserve">Valor duplicado es menor que </w:t>
-      </w:r>
-      <w:proofErr w:type="spellStart"/>
-      <w:r>
-        <w:rPr>
-          <w:rFonts w:ascii="Consolas" w:eastAsia="Times New Roman" w:hAnsi="Consolas" w:cs="Times New Roman"/>
-          <w:color w:val="E7EE98"/>
-          <w:kern w:val="0"/>
-          <w:sz w:val="21"/>
-          <w:szCs w:val="21"/>
-          <w:lang w:eastAsia="es-MX"/>
-          <w14:ligatures w14:val="none"/>
-        </w:rPr>
-        <w:t>y</w:t>
-      </w:r>
-      <w:proofErr w:type="spellEnd"/>
-      <w:r>
-        <w:rPr>
-          <w:rFonts w:ascii="Consolas" w:eastAsia="Times New Roman" w:hAnsi="Consolas" w:cs="Times New Roman"/>
-          <w:color w:val="E7EE98"/>
-          <w:kern w:val="0"/>
-          <w:sz w:val="21"/>
-          <w:szCs w:val="21"/>
-          <w:lang w:eastAsia="es-MX"/>
-          <w14:ligatures w14:val="none"/>
-        </w:rPr>
-        <w:t>.</w:t>
+        <w:t>Valor duplicado es menor que y.</w:t>
       </w:r>
       <w:r>
         <w:rPr>
@@ -19201,36 +14643,8 @@
           <w:lang w:eastAsia="es-MX"/>
           <w14:ligatures w14:val="none"/>
         </w:rPr>
-        <w:t xml:space="preserve">        </w:t>
-      </w:r>
-      <w:proofErr w:type="spellStart"/>
-      <w:proofErr w:type="gramStart"/>
-      <w:r>
-        <w:rPr>
-          <w:rFonts w:ascii="Consolas" w:eastAsia="Times New Roman" w:hAnsi="Consolas" w:cs="Times New Roman"/>
-          <w:color w:val="F6F6F4"/>
-          <w:kern w:val="0"/>
-          <w:sz w:val="21"/>
-          <w:szCs w:val="21"/>
-          <w:lang w:eastAsia="es-MX"/>
-          <w14:ligatures w14:val="none"/>
-        </w:rPr>
-        <w:t>dmail</w:t>
-      </w:r>
-      <w:proofErr w:type="spellEnd"/>
-      <w:r>
-        <w:rPr>
-          <w:rFonts w:ascii="Consolas" w:eastAsia="Times New Roman" w:hAnsi="Consolas" w:cs="Times New Roman"/>
-          <w:color w:val="F6F6F4"/>
-          <w:kern w:val="0"/>
-          <w:sz w:val="21"/>
-          <w:szCs w:val="21"/>
-          <w:lang w:eastAsia="es-MX"/>
-          <w14:ligatures w14:val="none"/>
-        </w:rPr>
-        <w:t>(</w:t>
-      </w:r>
-      <w:proofErr w:type="gramEnd"/>
+        <w:t>        dmail(</w:t>
+      </w:r>
       <w:r>
         <w:rPr>
           <w:rFonts w:ascii="Consolas" w:eastAsia="Times New Roman" w:hAnsi="Consolas" w:cs="Times New Roman"/>
@@ -19330,7 +14744,6 @@
         </w:rPr>
         <w:t xml:space="preserve">    } </w:t>
       </w:r>
-      <w:proofErr w:type="spellStart"/>
       <w:r>
         <w:rPr>
           <w:rFonts w:ascii="Consolas" w:eastAsia="Times New Roman" w:hAnsi="Consolas" w:cs="Times New Roman"/>
@@ -19343,7 +14756,6 @@
         </w:rPr>
         <w:t>else</w:t>
       </w:r>
-      <w:proofErr w:type="spellEnd"/>
       <w:r>
         <w:rPr>
           <w:rFonts w:ascii="Consolas" w:eastAsia="Times New Roman" w:hAnsi="Consolas" w:cs="Times New Roman"/>
@@ -19381,36 +14793,8 @@
           <w:lang w:eastAsia="es-MX"/>
           <w14:ligatures w14:val="none"/>
         </w:rPr>
-        <w:t xml:space="preserve">        </w:t>
-      </w:r>
-      <w:proofErr w:type="spellStart"/>
-      <w:proofErr w:type="gramStart"/>
-      <w:r>
-        <w:rPr>
-          <w:rFonts w:ascii="Consolas" w:eastAsia="Times New Roman" w:hAnsi="Consolas" w:cs="Times New Roman"/>
-          <w:color w:val="F6F6F4"/>
-          <w:kern w:val="0"/>
-          <w:sz w:val="21"/>
-          <w:szCs w:val="21"/>
-          <w:lang w:eastAsia="es-MX"/>
-          <w14:ligatures w14:val="none"/>
-        </w:rPr>
-        <w:t>dmail</w:t>
-      </w:r>
-      <w:proofErr w:type="spellEnd"/>
-      <w:r>
-        <w:rPr>
-          <w:rFonts w:ascii="Consolas" w:eastAsia="Times New Roman" w:hAnsi="Consolas" w:cs="Times New Roman"/>
-          <w:color w:val="F6F6F4"/>
-          <w:kern w:val="0"/>
-          <w:sz w:val="21"/>
-          <w:szCs w:val="21"/>
-          <w:lang w:eastAsia="es-MX"/>
-          <w14:ligatures w14:val="none"/>
-        </w:rPr>
-        <w:t>(</w:t>
-      </w:r>
-      <w:proofErr w:type="gramEnd"/>
+        <w:t>        dmail(</w:t>
+      </w:r>
       <w:r>
         <w:rPr>
           <w:rFonts w:ascii="Consolas" w:eastAsia="Times New Roman" w:hAnsi="Consolas" w:cs="Times New Roman"/>
@@ -19433,33 +14817,7 @@
           <w:lang w:eastAsia="es-MX"/>
           <w14:ligatures w14:val="none"/>
         </w:rPr>
-        <w:t xml:space="preserve">Valor duplicado es mayor o igual que </w:t>
-      </w:r>
-      <w:proofErr w:type="spellStart"/>
-      <w:r>
-        <w:rPr>
-          <w:rFonts w:ascii="Consolas" w:eastAsia="Times New Roman" w:hAnsi="Consolas" w:cs="Times New Roman"/>
-          <w:color w:val="E7EE98"/>
-          <w:kern w:val="0"/>
-          <w:sz w:val="21"/>
-          <w:szCs w:val="21"/>
-          <w:lang w:eastAsia="es-MX"/>
-          <w14:ligatures w14:val="none"/>
-        </w:rPr>
-        <w:t>y</w:t>
-      </w:r>
-      <w:proofErr w:type="spellEnd"/>
-      <w:r>
-        <w:rPr>
-          <w:rFonts w:ascii="Consolas" w:eastAsia="Times New Roman" w:hAnsi="Consolas" w:cs="Times New Roman"/>
-          <w:color w:val="E7EE98"/>
-          <w:kern w:val="0"/>
-          <w:sz w:val="21"/>
-          <w:szCs w:val="21"/>
-          <w:lang w:eastAsia="es-MX"/>
-          <w14:ligatures w14:val="none"/>
-        </w:rPr>
-        <w:t>.</w:t>
+        <w:t>Valor duplicado es mayor o igual que y.</w:t>
       </w:r>
       <w:r>
         <w:rPr>
@@ -19512,34 +14870,18 @@
         </w:rPr>
         <w:t xml:space="preserve">        </w:t>
       </w:r>
-      <w:proofErr w:type="spellStart"/>
-      <w:proofErr w:type="gramStart"/>
-      <w:r>
-        <w:rPr>
-          <w:rFonts w:ascii="Consolas" w:eastAsia="Times New Roman" w:hAnsi="Consolas" w:cs="Times New Roman"/>
-          <w:color w:val="F6F6F4"/>
-          <w:kern w:val="0"/>
-          <w:sz w:val="21"/>
-          <w:szCs w:val="21"/>
-          <w:lang w:val="en-US" w:eastAsia="es-MX"/>
-          <w14:ligatures w14:val="none"/>
-        </w:rPr>
-        <w:t>dmail</w:t>
-      </w:r>
-      <w:proofErr w:type="spellEnd"/>
-      <w:r>
-        <w:rPr>
-          <w:rFonts w:ascii="Consolas" w:eastAsia="Times New Roman" w:hAnsi="Consolas" w:cs="Times New Roman"/>
-          <w:color w:val="F6F6F4"/>
-          <w:kern w:val="0"/>
-          <w:sz w:val="21"/>
-          <w:szCs w:val="21"/>
-          <w:lang w:val="en-US" w:eastAsia="es-MX"/>
-          <w14:ligatures w14:val="none"/>
-        </w:rPr>
-        <w:t>(</w:t>
-      </w:r>
-      <w:proofErr w:type="gramEnd"/>
+      <w:r>
+        <w:rPr>
+          <w:rFonts w:ascii="Consolas" w:eastAsia="Times New Roman" w:hAnsi="Consolas" w:cs="Times New Roman"/>
+          <w:color w:val="F6F6F4"/>
+          <w:kern w:val="0"/>
+          <w:sz w:val="21"/>
+          <w:szCs w:val="21"/>
+          <w:lang w:val="en-US" w:eastAsia="es-MX"/>
+          <w14:ligatures w14:val="none"/>
+        </w:rPr>
+        <w:t>dmail(</w:t>
+      </w:r>
       <w:r>
         <w:rPr>
           <w:rFonts w:ascii="Consolas" w:eastAsia="Times New Roman" w:hAnsi="Consolas" w:cs="Times New Roman"/>
@@ -19705,7 +15047,6 @@
         </w:rPr>
         <w:t xml:space="preserve"> </w:t>
       </w:r>
-      <w:proofErr w:type="gramStart"/>
       <w:r>
         <w:rPr>
           <w:rFonts w:ascii="Consolas" w:eastAsia="Times New Roman" w:hAnsi="Consolas" w:cs="Times New Roman"/>
@@ -19730,7 +15071,6 @@
         </w:rPr>
         <w:t>) {</w:t>
       </w:r>
-      <w:proofErr w:type="gramEnd"/>
     </w:p>
     <w:p>
       <w:pPr>
@@ -19756,36 +15096,8 @@
           <w:lang w:val="en-US" w:eastAsia="es-MX"/>
           <w14:ligatures w14:val="none"/>
         </w:rPr>
-        <w:t xml:space="preserve">        </w:t>
-      </w:r>
-      <w:proofErr w:type="spellStart"/>
-      <w:proofErr w:type="gramStart"/>
-      <w:r>
-        <w:rPr>
-          <w:rFonts w:ascii="Consolas" w:eastAsia="Times New Roman" w:hAnsi="Consolas" w:cs="Times New Roman"/>
-          <w:color w:val="F6F6F4"/>
-          <w:kern w:val="0"/>
-          <w:sz w:val="21"/>
-          <w:szCs w:val="21"/>
-          <w:lang w:val="en-US" w:eastAsia="es-MX"/>
-          <w14:ligatures w14:val="none"/>
-        </w:rPr>
-        <w:t>dmail</w:t>
-      </w:r>
-      <w:proofErr w:type="spellEnd"/>
-      <w:r>
-        <w:rPr>
-          <w:rFonts w:ascii="Consolas" w:eastAsia="Times New Roman" w:hAnsi="Consolas" w:cs="Times New Roman"/>
-          <w:color w:val="F6F6F4"/>
-          <w:kern w:val="0"/>
-          <w:sz w:val="21"/>
-          <w:szCs w:val="21"/>
-          <w:lang w:val="en-US" w:eastAsia="es-MX"/>
-          <w14:ligatures w14:val="none"/>
-        </w:rPr>
-        <w:t>(</w:t>
-      </w:r>
-      <w:proofErr w:type="gramEnd"/>
+        <w:t>        dmail(</w:t>
+      </w:r>
       <w:r>
         <w:rPr>
           <w:rFonts w:ascii="Consolas" w:eastAsia="Times New Roman" w:hAnsi="Consolas" w:cs="Times New Roman"/>
@@ -19798,7 +15110,6 @@
         </w:rPr>
         <w:t>"</w:t>
       </w:r>
-      <w:proofErr w:type="spellStart"/>
       <w:r>
         <w:rPr>
           <w:rFonts w:ascii="Consolas" w:eastAsia="Times New Roman" w:hAnsi="Consolas" w:cs="Times New Roman"/>
@@ -19809,20 +15120,7 @@
           <w:lang w:val="en-US" w:eastAsia="es-MX"/>
           <w14:ligatures w14:val="none"/>
         </w:rPr>
-        <w:t>Decrementando</w:t>
-      </w:r>
-      <w:proofErr w:type="spellEnd"/>
-      <w:r>
-        <w:rPr>
-          <w:rFonts w:ascii="Consolas" w:eastAsia="Times New Roman" w:hAnsi="Consolas" w:cs="Times New Roman"/>
-          <w:color w:val="E7EE98"/>
-          <w:kern w:val="0"/>
-          <w:sz w:val="21"/>
-          <w:szCs w:val="21"/>
-          <w:lang w:val="en-US" w:eastAsia="es-MX"/>
-          <w14:ligatures w14:val="none"/>
-        </w:rPr>
-        <w:t xml:space="preserve"> x: </w:t>
+        <w:t xml:space="preserve">Decrementando x: </w:t>
       </w:r>
       <w:r>
         <w:rPr>
@@ -20043,34 +15341,18 @@
         </w:rPr>
         <w:t xml:space="preserve">        </w:t>
       </w:r>
-      <w:proofErr w:type="spellStart"/>
-      <w:proofErr w:type="gramStart"/>
-      <w:r>
-        <w:rPr>
-          <w:rFonts w:ascii="Consolas" w:eastAsia="Times New Roman" w:hAnsi="Consolas" w:cs="Times New Roman"/>
-          <w:color w:val="F6F6F4"/>
-          <w:kern w:val="0"/>
-          <w:sz w:val="21"/>
-          <w:szCs w:val="21"/>
-          <w:lang w:eastAsia="es-MX"/>
-          <w14:ligatures w14:val="none"/>
-        </w:rPr>
-        <w:t>dmail</w:t>
-      </w:r>
-      <w:proofErr w:type="spellEnd"/>
-      <w:r>
-        <w:rPr>
-          <w:rFonts w:ascii="Consolas" w:eastAsia="Times New Roman" w:hAnsi="Consolas" w:cs="Times New Roman"/>
-          <w:color w:val="F6F6F4"/>
-          <w:kern w:val="0"/>
-          <w:sz w:val="21"/>
-          <w:szCs w:val="21"/>
-          <w:lang w:eastAsia="es-MX"/>
-          <w14:ligatures w14:val="none"/>
-        </w:rPr>
-        <w:t>(</w:t>
-      </w:r>
-      <w:proofErr w:type="gramEnd"/>
+      <w:r>
+        <w:rPr>
+          <w:rFonts w:ascii="Consolas" w:eastAsia="Times New Roman" w:hAnsi="Consolas" w:cs="Times New Roman"/>
+          <w:color w:val="F6F6F4"/>
+          <w:kern w:val="0"/>
+          <w:sz w:val="21"/>
+          <w:szCs w:val="21"/>
+          <w:lang w:eastAsia="es-MX"/>
+          <w14:ligatures w14:val="none"/>
+        </w:rPr>
+        <w:t>dmail(</w:t>
+      </w:r>
       <w:r>
         <w:rPr>
           <w:rFonts w:ascii="Consolas" w:eastAsia="Times New Roman" w:hAnsi="Consolas" w:cs="Times New Roman"/>
@@ -20146,7 +15428,6 @@
         </w:rPr>
         <w:t xml:space="preserve">    } </w:t>
       </w:r>
-      <w:proofErr w:type="spellStart"/>
       <w:r>
         <w:rPr>
           <w:rFonts w:ascii="Consolas" w:eastAsia="Times New Roman" w:hAnsi="Consolas" w:cs="Times New Roman"/>
@@ -20159,31 +15440,17 @@
         </w:rPr>
         <w:t>while</w:t>
       </w:r>
-      <w:proofErr w:type="spellEnd"/>
-      <w:r>
-        <w:rPr>
-          <w:rFonts w:ascii="Consolas" w:eastAsia="Times New Roman" w:hAnsi="Consolas" w:cs="Times New Roman"/>
-          <w:color w:val="F6F6F4"/>
-          <w:kern w:val="0"/>
-          <w:sz w:val="21"/>
-          <w:szCs w:val="21"/>
-          <w:lang w:eastAsia="es-MX"/>
-          <w14:ligatures w14:val="none"/>
-        </w:rPr>
-        <w:t xml:space="preserve"> (</w:t>
-      </w:r>
-      <w:proofErr w:type="gramStart"/>
-      <w:r>
-        <w:rPr>
-          <w:rFonts w:ascii="Consolas" w:eastAsia="Times New Roman" w:hAnsi="Consolas" w:cs="Times New Roman"/>
-          <w:color w:val="F6F6F4"/>
-          <w:kern w:val="0"/>
-          <w:sz w:val="21"/>
-          <w:szCs w:val="21"/>
-          <w:lang w:eastAsia="es-MX"/>
-          <w14:ligatures w14:val="none"/>
-        </w:rPr>
-        <w:t xml:space="preserve">x </w:t>
+      <w:r>
+        <w:rPr>
+          <w:rFonts w:ascii="Consolas" w:eastAsia="Times New Roman" w:hAnsi="Consolas" w:cs="Times New Roman"/>
+          <w:color w:val="F6F6F4"/>
+          <w:kern w:val="0"/>
+          <w:sz w:val="21"/>
+          <w:szCs w:val="21"/>
+          <w:lang w:eastAsia="es-MX"/>
+          <w14:ligatures w14:val="none"/>
+        </w:rPr>
+        <w:t xml:space="preserve"> (x </w:t>
       </w:r>
       <w:r>
         <w:rPr>
@@ -20195,20 +15462,7 @@
           <w:lang w:eastAsia="es-MX"/>
           <w14:ligatures w14:val="none"/>
         </w:rPr>
-        <w:t>!</w:t>
-      </w:r>
-      <w:proofErr w:type="gramEnd"/>
-      <w:r>
-        <w:rPr>
-          <w:rFonts w:ascii="Consolas" w:eastAsia="Times New Roman" w:hAnsi="Consolas" w:cs="Times New Roman"/>
-          <w:color w:val="F286C4"/>
-          <w:kern w:val="0"/>
-          <w:sz w:val="21"/>
-          <w:szCs w:val="21"/>
-          <w:lang w:eastAsia="es-MX"/>
-          <w14:ligatures w14:val="none"/>
-        </w:rPr>
-        <w:t>=</w:t>
+        <w:t>!=</w:t>
       </w:r>
       <w:r>
         <w:rPr>
@@ -20289,8 +15543,11 @@
         </w:rPr>
       </w:pPr>
       <w:r>
+        <w:rPr>
+          <w:noProof/>
+        </w:rPr>
         <w:drawing>
-          <wp:anchor distT="0" distB="0" distL="114300" distR="114300" simplePos="0" relativeHeight="251660288" behindDoc="0" locked="0" layoutInCell="1" allowOverlap="1" wp14:anchorId="22C5E897" wp14:editId="1E74AC74">
+          <wp:anchor distT="0" distB="0" distL="114300" distR="114300" simplePos="0" relativeHeight="251660288" behindDoc="0" locked="0" layoutInCell="1" allowOverlap="1" wp14:anchorId="22C5E897" wp14:editId="61B6AB4C">
             <wp:simplePos x="0" y="0"/>
             <wp:positionH relativeFrom="margin">
               <wp:align>left</wp:align>
@@ -20313,7 +15570,7 @@
                     <pic:cNvPicPr/>
                   </pic:nvPicPr>
                   <pic:blipFill>
-                    <a:blip r:embed="rId22" cstate="print">
+                    <a:blip r:embed="rId21" cstate="print">
                       <a:extLst>
                         <a:ext uri="{28A0092B-C50C-407E-A947-70E740481C1C}">
                           <a14:useLocalDpi xmlns:a14="http://schemas.microsoft.com/office/drawing/2010/main" val="0"/>
@@ -20422,33 +15679,7 @@
           <w:lang w:eastAsia="es-MX"/>
           <w14:ligatures w14:val="none"/>
         </w:rPr>
-        <w:t xml:space="preserve"> El Psy </w:t>
-      </w:r>
-      <w:proofErr w:type="spellStart"/>
-      <w:r>
-        <w:rPr>
-          <w:rFonts w:ascii="Consolas" w:eastAsia="Times New Roman" w:hAnsi="Consolas" w:cs="Times New Roman"/>
-          <w:color w:val="F6F6F4"/>
-          <w:kern w:val="0"/>
-          <w:sz w:val="21"/>
-          <w:szCs w:val="21"/>
-          <w:lang w:eastAsia="es-MX"/>
-          <w14:ligatures w14:val="none"/>
-        </w:rPr>
-        <w:t>Kongroo</w:t>
-      </w:r>
-      <w:proofErr w:type="spellEnd"/>
-      <w:r>
-        <w:rPr>
-          <w:rFonts w:ascii="Consolas" w:eastAsia="Times New Roman" w:hAnsi="Consolas" w:cs="Times New Roman"/>
-          <w:color w:val="F6F6F4"/>
-          <w:kern w:val="0"/>
-          <w:sz w:val="21"/>
-          <w:szCs w:val="21"/>
-          <w:lang w:eastAsia="es-MX"/>
-          <w14:ligatures w14:val="none"/>
-        </w:rPr>
-        <w:t>!</w:t>
+        <w:t xml:space="preserve"> El Psy Kongroo!</w:t>
       </w:r>
     </w:p>
     <w:p>
@@ -20504,7 +15735,6 @@
         </w:rPr>
         <w:t xml:space="preserve"> main </w:t>
       </w:r>
-      <w:proofErr w:type="spellStart"/>
       <w:r>
         <w:rPr>
           <w:rFonts w:ascii="Consolas" w:eastAsia="Times New Roman" w:hAnsi="Consolas" w:cs="Times New Roman"/>
@@ -20539,20 +15769,7 @@
           <w:lang w:val="en-US" w:eastAsia="es-MX"/>
           <w14:ligatures w14:val="none"/>
         </w:rPr>
-        <w:t>r</w:t>
-      </w:r>
-      <w:proofErr w:type="spellEnd"/>
-      <w:r>
-        <w:rPr>
-          <w:rFonts w:ascii="Consolas" w:eastAsia="Times New Roman" w:hAnsi="Consolas" w:cs="Times New Roman"/>
-          <w:color w:val="F6F6F4"/>
-          <w:kern w:val="0"/>
-          <w:sz w:val="21"/>
-          <w:szCs w:val="21"/>
-          <w:lang w:val="en-US" w:eastAsia="es-MX"/>
-          <w14:ligatures w14:val="none"/>
-        </w:rPr>
-        <w:t xml:space="preserve"> </w:t>
+        <w:t xml:space="preserve">r </w:t>
       </w:r>
       <w:r>
         <w:rPr>
@@ -20578,7 +15795,6 @@
         </w:rPr>
         <w:t>+</w:t>
       </w:r>
-      <w:proofErr w:type="gramStart"/>
       <w:r>
         <w:rPr>
           <w:rFonts w:ascii="Consolas" w:eastAsia="Times New Roman" w:hAnsi="Consolas" w:cs="Times New Roman"/>
@@ -20603,7 +15819,6 @@
         </w:rPr>
         <w:t>if</w:t>
       </w:r>
-      <w:proofErr w:type="gramEnd"/>
       <w:r>
         <w:rPr>
           <w:rFonts w:ascii="Consolas" w:eastAsia="Times New Roman" w:hAnsi="Consolas" w:cs="Times New Roman"/>
@@ -20616,7 +15831,6 @@
         </w:rPr>
         <w:t>{</w:t>
       </w:r>
-      <w:proofErr w:type="gramStart"/>
       <w:r>
         <w:rPr>
           <w:rFonts w:ascii="Consolas" w:eastAsia="Times New Roman" w:hAnsi="Consolas" w:cs="Times New Roman"/>
@@ -20641,7 +15855,6 @@
         </w:rPr>
         <w:t>algo</w:t>
       </w:r>
-      <w:proofErr w:type="gramEnd"/>
     </w:p>
     <w:p>
       <w:pPr>
@@ -20772,33 +15985,7 @@
           <w:lang w:val="en-US" w:eastAsia="es-MX"/>
           <w14:ligatures w14:val="none"/>
         </w:rPr>
-        <w:t xml:space="preserve">    </w:t>
-      </w:r>
-      <w:proofErr w:type="spellStart"/>
-      <w:r>
-        <w:rPr>
-          <w:rFonts w:ascii="Consolas" w:eastAsia="Times New Roman" w:hAnsi="Consolas" w:cs="Times New Roman"/>
-          <w:color w:val="F6F6F4"/>
-          <w:kern w:val="0"/>
-          <w:sz w:val="21"/>
-          <w:szCs w:val="21"/>
-          <w:lang w:val="en-US" w:eastAsia="es-MX"/>
-          <w14:ligatures w14:val="none"/>
-        </w:rPr>
-        <w:t>labmem</w:t>
-      </w:r>
-      <w:proofErr w:type="spellEnd"/>
-      <w:r>
-        <w:rPr>
-          <w:rFonts w:ascii="Consolas" w:eastAsia="Times New Roman" w:hAnsi="Consolas" w:cs="Times New Roman"/>
-          <w:color w:val="F6F6F4"/>
-          <w:kern w:val="0"/>
-          <w:sz w:val="21"/>
-          <w:szCs w:val="21"/>
-          <w:lang w:val="en-US" w:eastAsia="es-MX"/>
-          <w14:ligatures w14:val="none"/>
-        </w:rPr>
-        <w:t xml:space="preserve"> worldline x, y, z;</w:t>
+        <w:t>    labmem worldline x, y, z;</w:t>
       </w:r>
     </w:p>
     <w:p>
@@ -20825,33 +16012,7 @@
           <w:lang w:val="en-US" w:eastAsia="es-MX"/>
           <w14:ligatures w14:val="none"/>
         </w:rPr>
-        <w:t xml:space="preserve">    </w:t>
-      </w:r>
-      <w:proofErr w:type="spellStart"/>
-      <w:r>
-        <w:rPr>
-          <w:rFonts w:ascii="Consolas" w:eastAsia="Times New Roman" w:hAnsi="Consolas" w:cs="Times New Roman"/>
-          <w:color w:val="F6F6F4"/>
-          <w:kern w:val="0"/>
-          <w:sz w:val="21"/>
-          <w:szCs w:val="21"/>
-          <w:lang w:val="en-US" w:eastAsia="es-MX"/>
-          <w14:ligatures w14:val="none"/>
-        </w:rPr>
-        <w:t>labmem</w:t>
-      </w:r>
-      <w:proofErr w:type="spellEnd"/>
-      <w:r>
-        <w:rPr>
-          <w:rFonts w:ascii="Consolas" w:eastAsia="Times New Roman" w:hAnsi="Consolas" w:cs="Times New Roman"/>
-          <w:color w:val="F6F6F4"/>
-          <w:kern w:val="0"/>
-          <w:sz w:val="21"/>
-          <w:szCs w:val="21"/>
-          <w:lang w:val="en-US" w:eastAsia="es-MX"/>
-          <w14:ligatures w14:val="none"/>
-        </w:rPr>
-        <w:t xml:space="preserve"> divergence a, b, c;</w:t>
+        <w:t>    labmem divergence a, b, c;</w:t>
       </w:r>
     </w:p>
     <w:p>
@@ -20878,59 +16039,7 @@
           <w:lang w:val="en-US" w:eastAsia="es-MX"/>
           <w14:ligatures w14:val="none"/>
         </w:rPr>
-        <w:t xml:space="preserve">    </w:t>
-      </w:r>
-      <w:proofErr w:type="spellStart"/>
-      <w:r>
-        <w:rPr>
-          <w:rFonts w:ascii="Consolas" w:eastAsia="Times New Roman" w:hAnsi="Consolas" w:cs="Times New Roman"/>
-          <w:color w:val="F6F6F4"/>
-          <w:kern w:val="0"/>
-          <w:sz w:val="21"/>
-          <w:szCs w:val="21"/>
-          <w:lang w:val="en-US" w:eastAsia="es-MX"/>
-          <w14:ligatures w14:val="none"/>
-        </w:rPr>
-        <w:t>labmem</w:t>
-      </w:r>
-      <w:proofErr w:type="spellEnd"/>
-      <w:r>
-        <w:rPr>
-          <w:rFonts w:ascii="Consolas" w:eastAsia="Times New Roman" w:hAnsi="Consolas" w:cs="Times New Roman"/>
-          <w:color w:val="F6F6F4"/>
-          <w:kern w:val="0"/>
-          <w:sz w:val="21"/>
-          <w:szCs w:val="21"/>
-          <w:lang w:val="en-US" w:eastAsia="es-MX"/>
-          <w14:ligatures w14:val="none"/>
-        </w:rPr>
-        <w:t xml:space="preserve"> worldline </w:t>
-      </w:r>
-      <w:proofErr w:type="spellStart"/>
-      <w:r>
-        <w:rPr>
-          <w:rFonts w:ascii="Consolas" w:eastAsia="Times New Roman" w:hAnsi="Consolas" w:cs="Times New Roman"/>
-          <w:color w:val="F6F6F4"/>
-          <w:kern w:val="0"/>
-          <w:sz w:val="21"/>
-          <w:szCs w:val="21"/>
-          <w:lang w:val="en-US" w:eastAsia="es-MX"/>
-          <w14:ligatures w14:val="none"/>
-        </w:rPr>
-        <w:t>suma</w:t>
-      </w:r>
-      <w:proofErr w:type="spellEnd"/>
-      <w:r>
-        <w:rPr>
-          <w:rFonts w:ascii="Consolas" w:eastAsia="Times New Roman" w:hAnsi="Consolas" w:cs="Times New Roman"/>
-          <w:color w:val="F6F6F4"/>
-          <w:kern w:val="0"/>
-          <w:sz w:val="21"/>
-          <w:szCs w:val="21"/>
-          <w:lang w:val="en-US" w:eastAsia="es-MX"/>
-          <w14:ligatures w14:val="none"/>
-        </w:rPr>
-        <w:t xml:space="preserve"> = </w:t>
+        <w:t xml:space="preserve">    labmem worldline suma = </w:t>
       </w:r>
       <w:r>
         <w:rPr>
@@ -20981,33 +16090,7 @@
           <w:lang w:val="en-US" w:eastAsia="es-MX"/>
           <w14:ligatures w14:val="none"/>
         </w:rPr>
-        <w:t xml:space="preserve">    </w:t>
-      </w:r>
-      <w:proofErr w:type="spellStart"/>
-      <w:r>
-        <w:rPr>
-          <w:rFonts w:ascii="Consolas" w:eastAsia="Times New Roman" w:hAnsi="Consolas" w:cs="Times New Roman"/>
-          <w:color w:val="F6F6F4"/>
-          <w:kern w:val="0"/>
-          <w:sz w:val="21"/>
-          <w:szCs w:val="21"/>
-          <w:lang w:val="en-US" w:eastAsia="es-MX"/>
-          <w14:ligatures w14:val="none"/>
-        </w:rPr>
-        <w:t>labmem</w:t>
-      </w:r>
-      <w:proofErr w:type="spellEnd"/>
-      <w:r>
-        <w:rPr>
-          <w:rFonts w:ascii="Consolas" w:eastAsia="Times New Roman" w:hAnsi="Consolas" w:cs="Times New Roman"/>
-          <w:color w:val="F6F6F4"/>
-          <w:kern w:val="0"/>
-          <w:sz w:val="21"/>
-          <w:szCs w:val="21"/>
-          <w:lang w:val="en-US" w:eastAsia="es-MX"/>
-          <w14:ligatures w14:val="none"/>
-        </w:rPr>
-        <w:t xml:space="preserve"> worldline mas;</w:t>
+        <w:t>    labmem worldline mas;</w:t>
       </w:r>
     </w:p>
     <w:p>
@@ -23601,7 +18684,6 @@
         </w:rPr>
         <w:t xml:space="preserve"> </w:t>
       </w:r>
-      <w:proofErr w:type="gramStart"/>
       <w:r>
         <w:rPr>
           <w:rFonts w:ascii="Consolas" w:eastAsia="Times New Roman" w:hAnsi="Consolas" w:cs="Times New Roman"/>
@@ -23626,7 +18708,6 @@
         </w:rPr>
         <w:t>) {</w:t>
       </w:r>
-      <w:proofErr w:type="gramEnd"/>
     </w:p>
     <w:p>
       <w:pPr>
@@ -23895,33 +18976,7 @@
           <w:lang w:val="en-US" w:eastAsia="es-MX"/>
           <w14:ligatures w14:val="none"/>
         </w:rPr>
-        <w:t xml:space="preserve">            </w:t>
-      </w:r>
-      <w:proofErr w:type="spellStart"/>
-      <w:r>
-        <w:rPr>
-          <w:rFonts w:ascii="Consolas" w:eastAsia="Times New Roman" w:hAnsi="Consolas" w:cs="Times New Roman"/>
-          <w:color w:val="F6F6F4"/>
-          <w:kern w:val="0"/>
-          <w:sz w:val="21"/>
-          <w:szCs w:val="21"/>
-          <w:lang w:val="en-US" w:eastAsia="es-MX"/>
-          <w14:ligatures w14:val="none"/>
-        </w:rPr>
-        <w:t>sphone</w:t>
-      </w:r>
-      <w:proofErr w:type="spellEnd"/>
-      <w:r>
-        <w:rPr>
-          <w:rFonts w:ascii="Consolas" w:eastAsia="Times New Roman" w:hAnsi="Consolas" w:cs="Times New Roman"/>
-          <w:color w:val="F6F6F4"/>
-          <w:kern w:val="0"/>
-          <w:sz w:val="21"/>
-          <w:szCs w:val="21"/>
-          <w:lang w:val="en-US" w:eastAsia="es-MX"/>
-          <w14:ligatures w14:val="none"/>
-        </w:rPr>
-        <w:t xml:space="preserve">(x); </w:t>
+        <w:t xml:space="preserve">            sphone(x); </w:t>
       </w:r>
     </w:p>
     <w:p>
@@ -23950,31 +19005,17 @@
         </w:rPr>
         <w:t xml:space="preserve">            </w:t>
       </w:r>
-      <w:proofErr w:type="spellStart"/>
-      <w:r>
-        <w:rPr>
-          <w:rFonts w:ascii="Consolas" w:eastAsia="Times New Roman" w:hAnsi="Consolas" w:cs="Times New Roman"/>
-          <w:color w:val="F6F6F4"/>
-          <w:kern w:val="0"/>
-          <w:sz w:val="21"/>
-          <w:szCs w:val="21"/>
-          <w:lang w:eastAsia="es-MX"/>
-          <w14:ligatures w14:val="none"/>
-        </w:rPr>
-        <w:t>mas</w:t>
-      </w:r>
-      <w:proofErr w:type="spellEnd"/>
-      <w:r>
-        <w:rPr>
-          <w:rFonts w:ascii="Consolas" w:eastAsia="Times New Roman" w:hAnsi="Consolas" w:cs="Times New Roman"/>
-          <w:color w:val="F6F6F4"/>
-          <w:kern w:val="0"/>
-          <w:sz w:val="21"/>
-          <w:szCs w:val="21"/>
-          <w:lang w:eastAsia="es-MX"/>
-          <w14:ligatures w14:val="none"/>
-        </w:rPr>
-        <w:t xml:space="preserve"> = </w:t>
+      <w:r>
+        <w:rPr>
+          <w:rFonts w:ascii="Consolas" w:eastAsia="Times New Roman" w:hAnsi="Consolas" w:cs="Times New Roman"/>
+          <w:color w:val="F6F6F4"/>
+          <w:kern w:val="0"/>
+          <w:sz w:val="21"/>
+          <w:szCs w:val="21"/>
+          <w:lang w:eastAsia="es-MX"/>
+          <w14:ligatures w14:val="none"/>
+        </w:rPr>
+        <w:t xml:space="preserve">mas = </w:t>
       </w:r>
       <w:r>
         <w:rPr>
@@ -24101,33 +19142,7 @@
           <w14:ligatures w14:val="none"/>
         </w:rPr>
         <w:lastRenderedPageBreak/>
-        <w:t xml:space="preserve">    </w:t>
-      </w:r>
-      <w:proofErr w:type="spellStart"/>
-      <w:r>
-        <w:rPr>
-          <w:rFonts w:ascii="Consolas" w:eastAsia="Times New Roman" w:hAnsi="Consolas" w:cs="Times New Roman"/>
-          <w:color w:val="F6F6F4"/>
-          <w:kern w:val="0"/>
-          <w:sz w:val="21"/>
-          <w:szCs w:val="21"/>
-          <w:lang w:eastAsia="es-MX"/>
-          <w14:ligatures w14:val="none"/>
-        </w:rPr>
-        <w:t>until</w:t>
-      </w:r>
-      <w:proofErr w:type="spellEnd"/>
-      <w:r>
-        <w:rPr>
-          <w:rFonts w:ascii="Consolas" w:eastAsia="Times New Roman" w:hAnsi="Consolas" w:cs="Times New Roman"/>
-          <w:color w:val="F6F6F4"/>
-          <w:kern w:val="0"/>
-          <w:sz w:val="21"/>
-          <w:szCs w:val="21"/>
-          <w:lang w:eastAsia="es-MX"/>
-          <w14:ligatures w14:val="none"/>
-        </w:rPr>
-        <w:t xml:space="preserve"> (y </w:t>
+        <w:t xml:space="preserve">    until (y </w:t>
       </w:r>
       <w:r>
         <w:rPr>
@@ -24217,33 +19232,7 @@
           <w:lang w:eastAsia="es-MX"/>
           <w14:ligatures w14:val="none"/>
         </w:rPr>
-        <w:t xml:space="preserve">    </w:t>
-      </w:r>
-      <w:proofErr w:type="spellStart"/>
-      <w:r>
-        <w:rPr>
-          <w:rFonts w:ascii="Consolas" w:eastAsia="Times New Roman" w:hAnsi="Consolas" w:cs="Times New Roman"/>
-          <w:color w:val="F6F6F4"/>
-          <w:kern w:val="0"/>
-          <w:sz w:val="21"/>
-          <w:szCs w:val="21"/>
-          <w:lang w:eastAsia="es-MX"/>
-          <w14:ligatures w14:val="none"/>
-        </w:rPr>
-        <w:t>loop</w:t>
-      </w:r>
-      <w:proofErr w:type="spellEnd"/>
-      <w:r>
-        <w:rPr>
-          <w:rFonts w:ascii="Consolas" w:eastAsia="Times New Roman" w:hAnsi="Consolas" w:cs="Times New Roman"/>
-          <w:color w:val="F6F6F4"/>
-          <w:kern w:val="0"/>
-          <w:sz w:val="21"/>
-          <w:szCs w:val="21"/>
-          <w:lang w:eastAsia="es-MX"/>
-          <w14:ligatures w14:val="none"/>
-        </w:rPr>
-        <w:t xml:space="preserve"> (y </w:t>
+        <w:t xml:space="preserve">    loop (y </w:t>
       </w:r>
       <w:r>
         <w:rPr>
@@ -24318,33 +19307,7 @@
           <w:lang w:eastAsia="es-MX"/>
           <w14:ligatures w14:val="none"/>
         </w:rPr>
-        <w:t xml:space="preserve">        </w:t>
-      </w:r>
-      <w:proofErr w:type="spellStart"/>
-      <w:r>
-        <w:rPr>
-          <w:rFonts w:ascii="Consolas" w:eastAsia="Times New Roman" w:hAnsi="Consolas" w:cs="Times New Roman"/>
-          <w:color w:val="F6F6F4"/>
-          <w:kern w:val="0"/>
-          <w:sz w:val="21"/>
-          <w:szCs w:val="21"/>
-          <w:lang w:eastAsia="es-MX"/>
-          <w14:ligatures w14:val="none"/>
-        </w:rPr>
-        <w:t>sphone</w:t>
-      </w:r>
-      <w:proofErr w:type="spellEnd"/>
-      <w:r>
-        <w:rPr>
-          <w:rFonts w:ascii="Consolas" w:eastAsia="Times New Roman" w:hAnsi="Consolas" w:cs="Times New Roman"/>
-          <w:color w:val="F6F6F4"/>
-          <w:kern w:val="0"/>
-          <w:sz w:val="21"/>
-          <w:szCs w:val="21"/>
-          <w:lang w:eastAsia="es-MX"/>
-          <w14:ligatures w14:val="none"/>
-        </w:rPr>
-        <w:t>(mas);</w:t>
+        <w:t>        sphone(mas);</w:t>
       </w:r>
     </w:p>
     <w:p>
@@ -24371,33 +19334,7 @@
           <w:lang w:eastAsia="es-MX"/>
           <w14:ligatures w14:val="none"/>
         </w:rPr>
-        <w:t xml:space="preserve">        </w:t>
-      </w:r>
-      <w:proofErr w:type="spellStart"/>
-      <w:r>
-        <w:rPr>
-          <w:rFonts w:ascii="Consolas" w:eastAsia="Times New Roman" w:hAnsi="Consolas" w:cs="Times New Roman"/>
-          <w:color w:val="F6F6F4"/>
-          <w:kern w:val="0"/>
-          <w:sz w:val="21"/>
-          <w:szCs w:val="21"/>
-          <w:lang w:eastAsia="es-MX"/>
-          <w14:ligatures w14:val="none"/>
-        </w:rPr>
-        <w:t>dmail</w:t>
-      </w:r>
-      <w:proofErr w:type="spellEnd"/>
-      <w:r>
-        <w:rPr>
-          <w:rFonts w:ascii="Consolas" w:eastAsia="Times New Roman" w:hAnsi="Consolas" w:cs="Times New Roman"/>
-          <w:color w:val="F6F6F4"/>
-          <w:kern w:val="0"/>
-          <w:sz w:val="21"/>
-          <w:szCs w:val="21"/>
-          <w:lang w:eastAsia="es-MX"/>
-          <w14:ligatures w14:val="none"/>
-        </w:rPr>
-        <w:t>(x);</w:t>
+        <w:t>        dmail(x);</w:t>
       </w:r>
     </w:p>
     <w:p>
@@ -24442,8 +19379,11 @@
         </w:rPr>
       </w:pPr>
       <w:r>
+        <w:rPr>
+          <w:noProof/>
+        </w:rPr>
         <w:drawing>
-          <wp:anchor distT="0" distB="0" distL="114300" distR="114300" simplePos="0" relativeHeight="251661312" behindDoc="0" locked="0" layoutInCell="1" allowOverlap="1" wp14:anchorId="7F796BC7" wp14:editId="07FA0A95">
+          <wp:anchor distT="0" distB="0" distL="114300" distR="114300" simplePos="0" relativeHeight="251661312" behindDoc="0" locked="0" layoutInCell="1" allowOverlap="1" wp14:anchorId="7F796BC7" wp14:editId="1680AE98">
             <wp:simplePos x="0" y="0"/>
             <wp:positionH relativeFrom="margin">
               <wp:align>left</wp:align>
@@ -24466,7 +19406,7 @@
                     <pic:cNvPicPr/>
                   </pic:nvPicPr>
                   <pic:blipFill>
-                    <a:blip r:embed="rId23" cstate="print">
+                    <a:blip r:embed="rId22" cstate="print">
                       <a:extLst>
                         <a:ext uri="{28A0092B-C50C-407E-A947-70E740481C1C}">
                           <a14:useLocalDpi xmlns:a14="http://schemas.microsoft.com/office/drawing/2010/main" val="0"/>
@@ -25641,6 +20581,7 @@
   <w:style w:type="character" w:default="1" w:styleId="Fuentedeprrafopredeter">
     <w:name w:val="Default Paragraph Font"/>
     <w:uiPriority w:val="1"/>
+    <w:semiHidden/>
     <w:unhideWhenUsed/>
   </w:style>
   <w:style w:type="table" w:default="1" w:styleId="Tablanormal">
